--- a/Requisitos.docx
+++ b/Requisitos.docx
@@ -128,7 +128,21 @@
         <w:rPr>
           <w:lang w:val="pt-PT"/>
         </w:rPr>
-        <w:t>questões relacionadas com o alojamento das equipas</w:t>
+        <w:t xml:space="preserve">A parte de </w:t>
+      </w:r>
+      <w:proofErr w:type="spellStart"/>
+      <w:r>
+        <w:rPr>
+          <w:lang w:val="pt-PT"/>
+        </w:rPr>
+        <w:t>backoffice</w:t>
+      </w:r>
+      <w:proofErr w:type="spellEnd"/>
+      <w:r>
+        <w:rPr>
+          <w:lang w:val="pt-PT"/>
+        </w:rPr>
+        <w:t>, destina-se a quem gere a plataforma: colocar as equipas, os resultados, os jogos que se vão disputar, etc. Esta parte sim, terá de ter autenticação (login).</w:t>
       </w:r>
     </w:p>
     <w:p>
@@ -147,13 +161,7 @@
         <w:rPr>
           <w:lang w:val="pt-PT"/>
         </w:rPr>
-        <w:t xml:space="preserve">tem de permitir </w:t>
-      </w:r>
-      <w:r>
-        <w:rPr>
-          <w:lang w:val="pt-PT"/>
-        </w:rPr>
-        <w:t>login?</w:t>
+        <w:t>questões relacionadas com o alojamento das equipas</w:t>
       </w:r>
     </w:p>
     <w:p>
@@ -172,35 +180,7 @@
         <w:rPr>
           <w:lang w:val="pt-PT"/>
         </w:rPr>
-        <w:t>criação de cada grupo (</w:t>
-      </w:r>
-      <w:proofErr w:type="spellStart"/>
-      <w:r>
-        <w:rPr>
-          <w:lang w:val="pt-PT"/>
-        </w:rPr>
-        <w:t>Example</w:t>
-      </w:r>
-      <w:proofErr w:type="spellEnd"/>
-      <w:r>
-        <w:rPr>
-          <w:lang w:val="pt-PT"/>
-        </w:rPr>
-        <w:t xml:space="preserve"> </w:t>
-      </w:r>
-      <w:proofErr w:type="gramStart"/>
-      <w:r>
-        <w:rPr>
-          <w:lang w:val="pt-PT"/>
-        </w:rPr>
-        <w:t>A,B</w:t>
-      </w:r>
-      <w:proofErr w:type="gramEnd"/>
-      <w:r>
-        <w:rPr>
-          <w:lang w:val="pt-PT"/>
-        </w:rPr>
-        <w:t>,C) ?</w:t>
+        <w:t>tem de permitir login?</w:t>
       </w:r>
     </w:p>
     <w:p>
@@ -219,21 +199,39 @@
         <w:rPr>
           <w:lang w:val="pt-PT"/>
         </w:rPr>
-        <w:t xml:space="preserve">conseguir usar a app como id para passagem de jogadores, funcionários, </w:t>
+        <w:t>criação de cada grupo (</w:t>
       </w:r>
       <w:proofErr w:type="spellStart"/>
       <w:r>
         <w:rPr>
           <w:lang w:val="pt-PT"/>
         </w:rPr>
-        <w:t>etc</w:t>
+        <w:t>Example</w:t>
       </w:r>
       <w:proofErr w:type="spellEnd"/>
       <w:r>
         <w:rPr>
           <w:lang w:val="pt-PT"/>
         </w:rPr>
-        <w:t>?</w:t>
+        <w:t xml:space="preserve"> A,B,C) ?</w:t>
+      </w:r>
+      <w:r>
+        <w:rPr>
+          <w:lang w:val="pt-PT"/>
+        </w:rPr>
+        <w:t xml:space="preserve"> (</w:t>
+      </w:r>
+      <w:r>
+        <w:rPr>
+          <w:lang w:val="pt-PT"/>
+        </w:rPr>
+        <w:t>Tem apenas de permitir associar uma equipa ao respetivo grupo</w:t>
+      </w:r>
+      <w:r>
+        <w:rPr>
+          <w:lang w:val="pt-PT"/>
+        </w:rPr>
+        <w:t>)</w:t>
       </w:r>
     </w:p>
     <w:p>
@@ -252,7 +250,27 @@
         <w:rPr>
           <w:lang w:val="pt-PT"/>
         </w:rPr>
-        <w:t>permitir a visualização dos estádios, e cada jogo que ocorreu, que ocorre e que ira ocorrer?</w:t>
+        <w:t xml:space="preserve">conseguir usar a app como id para passagem de jogadores, funcionários, </w:t>
+      </w:r>
+      <w:proofErr w:type="spellStart"/>
+      <w:r>
+        <w:rPr>
+          <w:lang w:val="pt-PT"/>
+        </w:rPr>
+        <w:t>etc</w:t>
+      </w:r>
+      <w:proofErr w:type="spellEnd"/>
+      <w:r>
+        <w:rPr>
+          <w:lang w:val="pt-PT"/>
+        </w:rPr>
+        <w:t>?</w:t>
+      </w:r>
+      <w:r>
+        <w:rPr>
+          <w:lang w:val="pt-PT"/>
+        </w:rPr>
+        <w:t xml:space="preserve"> (Opcional)</w:t>
       </w:r>
     </w:p>
     <w:p>
@@ -271,25 +289,7 @@
         <w:rPr>
           <w:lang w:val="pt-PT"/>
         </w:rPr>
-        <w:t xml:space="preserve">visualização de todos os </w:t>
-      </w:r>
-      <w:r>
-        <w:rPr>
-          <w:lang w:val="pt-PT"/>
-        </w:rPr>
-        <w:t>árbitros</w:t>
-      </w:r>
-      <w:r>
-        <w:rPr>
-          <w:lang w:val="pt-PT"/>
-        </w:rPr>
-        <w:t xml:space="preserve"> na competição e cada jogo do mesmo</w:t>
-      </w:r>
-      <w:r>
-        <w:rPr>
-          <w:lang w:val="pt-PT"/>
-        </w:rPr>
-        <w:t>?</w:t>
+        <w:t>permitir a visualização dos estádios, e cada jogo que ocorreu, que ocorre e que ira ocorrer?</w:t>
       </w:r>
     </w:p>
     <w:p>
@@ -308,19 +308,25 @@
         <w:rPr>
           <w:lang w:val="pt-PT"/>
         </w:rPr>
-        <w:t xml:space="preserve">visualização </w:t>
-      </w:r>
-      <w:r>
-        <w:rPr>
-          <w:lang w:val="pt-PT"/>
-        </w:rPr>
-        <w:t xml:space="preserve">e criação </w:t>
-      </w:r>
-      <w:r>
-        <w:rPr>
-          <w:lang w:val="pt-PT"/>
-        </w:rPr>
-        <w:t>de cada equipa?</w:t>
+        <w:t xml:space="preserve">visualização de todos os </w:t>
+      </w:r>
+      <w:r>
+        <w:rPr>
+          <w:lang w:val="pt-PT"/>
+        </w:rPr>
+        <w:t>árbitros</w:t>
+      </w:r>
+      <w:r>
+        <w:rPr>
+          <w:lang w:val="pt-PT"/>
+        </w:rPr>
+        <w:t xml:space="preserve"> na competição e cada jogo do mesmo</w:t>
+      </w:r>
+      <w:r>
+        <w:rPr>
+          <w:lang w:val="pt-PT"/>
+        </w:rPr>
+        <w:t>?</w:t>
       </w:r>
     </w:p>
     <w:p>
@@ -339,7 +345,19 @@
         <w:rPr>
           <w:lang w:val="pt-PT"/>
         </w:rPr>
-        <w:t>Criação de estádios?</w:t>
+        <w:t xml:space="preserve">visualização </w:t>
+      </w:r>
+      <w:r>
+        <w:rPr>
+          <w:lang w:val="pt-PT"/>
+        </w:rPr>
+        <w:t xml:space="preserve">e criação </w:t>
+      </w:r>
+      <w:r>
+        <w:rPr>
+          <w:lang w:val="pt-PT"/>
+        </w:rPr>
+        <w:t>de cada equipa?</w:t>
       </w:r>
     </w:p>
     <w:p>
@@ -358,7 +376,25 @@
         <w:rPr>
           <w:lang w:val="pt-PT"/>
         </w:rPr>
-        <w:t>Visualização dos calendários de jogo?</w:t>
+        <w:t>Criação de estádios?</w:t>
+      </w:r>
+      <w:r>
+        <w:rPr>
+          <w:lang w:val="pt-PT"/>
+        </w:rPr>
+        <w:t xml:space="preserve"> (</w:t>
+      </w:r>
+      <w:r>
+        <w:rPr>
+          <w:lang w:val="pt-PT"/>
+        </w:rPr>
+        <w:t>nome do estádio, localização: Latitude e Longitude, lotação</w:t>
+      </w:r>
+      <w:r>
+        <w:rPr>
+          <w:lang w:val="pt-PT"/>
+        </w:rPr>
+        <w:t>)</w:t>
       </w:r>
     </w:p>
     <w:p>
@@ -377,7 +413,7 @@
         <w:rPr>
           <w:lang w:val="pt-PT"/>
         </w:rPr>
-        <w:t>Gestão e visualização dos campos de treino de cada equipa?</w:t>
+        <w:t>Visualização dos calendários de jogo?</w:t>
       </w:r>
     </w:p>
     <w:p>
@@ -394,83 +430,37 @@
       </w:pPr>
       <w:r>
         <w:rPr>
-          <w:noProof/>
-          <w:lang w:val="pt-PT"/>
-        </w:rPr>
-        <w:drawing>
-          <wp:inline distT="0" distB="0" distL="0" distR="0" wp14:anchorId="0B5B07A3" wp14:editId="176619F8">
-            <wp:extent cx="1912620" cy="2392680"/>
-            <wp:effectExtent l="0" t="0" r="0" b="7620"/>
-            <wp:docPr id="1" name="Picture 1"/>
-            <wp:cNvGraphicFramePr>
-              <a:graphicFrameLocks xmlns:a="http://schemas.openxmlformats.org/drawingml/2006/main" noChangeAspect="1"/>
-            </wp:cNvGraphicFramePr>
-            <a:graphic xmlns:a="http://schemas.openxmlformats.org/drawingml/2006/main">
-              <a:graphicData uri="http://schemas.openxmlformats.org/drawingml/2006/picture">
-                <pic:pic xmlns:pic="http://schemas.openxmlformats.org/drawingml/2006/picture">
-                  <pic:nvPicPr>
-                    <pic:cNvPr id="0" name="Picture 1"/>
-                    <pic:cNvPicPr>
-                      <a:picLocks noChangeAspect="1" noChangeArrowheads="1"/>
-                    </pic:cNvPicPr>
-                  </pic:nvPicPr>
-                  <pic:blipFill>
-                    <a:blip r:embed="rId5">
-                      <a:extLst>
-                        <a:ext uri="{28A0092B-C50C-407E-A947-70E740481C1C}">
-                          <a14:useLocalDpi xmlns:a14="http://schemas.microsoft.com/office/drawing/2010/main" val="0"/>
-                        </a:ext>
-                      </a:extLst>
-                    </a:blip>
-                    <a:srcRect/>
-                    <a:stretch>
-                      <a:fillRect/>
-                    </a:stretch>
-                  </pic:blipFill>
-                  <pic:spPr bwMode="auto">
-                    <a:xfrm>
-                      <a:off x="0" y="0"/>
-                      <a:ext cx="1912620" cy="2392680"/>
-                    </a:xfrm>
-                    <a:prstGeom prst="rect">
-                      <a:avLst/>
-                    </a:prstGeom>
-                    <a:noFill/>
-                    <a:ln>
-                      <a:noFill/>
-                    </a:ln>
-                  </pic:spPr>
-                </pic:pic>
-              </a:graphicData>
-            </a:graphic>
-          </wp:inline>
-        </w:drawing>
-      </w:r>
-      <w:r>
-        <w:rPr>
-          <w:lang w:val="pt-PT"/>
-        </w:rPr>
-        <w:t xml:space="preserve"> e depois termos uma estatística interna para visualizar os votos do publico?</w:t>
+          <w:lang w:val="pt-PT"/>
+        </w:rPr>
+        <w:t>Gestão e visualização dos campos de treino de cada equipa?</w:t>
+      </w:r>
+      <w:r>
+        <w:rPr>
+          <w:lang w:val="pt-PT"/>
+        </w:rPr>
+        <w:t xml:space="preserve"> (</w:t>
+      </w:r>
+      <w:r>
+        <w:rPr>
+          <w:lang w:val="pt-PT"/>
+        </w:rPr>
+        <w:t>Apenas a indicação onde cada equipa vai ficar em estágio</w:t>
+      </w:r>
+      <w:r>
+        <w:rPr>
+          <w:lang w:val="pt-PT"/>
+        </w:rPr>
+        <w:t>)</w:t>
       </w:r>
     </w:p>
     <w:p>
       <w:pPr>
-        <w:pStyle w:val="ListParagraph"/>
-        <w:numPr>
-          <w:ilvl w:val="0"/>
-          <w:numId w:val="1"/>
-        </w:numPr>
+        <w:ind w:left="360"/>
         <w:jc w:val="both"/>
         <w:rPr>
           <w:lang w:val="pt-PT"/>
         </w:rPr>
       </w:pPr>
-      <w:r>
-        <w:rPr>
-          <w:lang w:val="pt-PT"/>
-        </w:rPr>
-        <w:t>Votação do publico sobre o melhor jogador no geral, melhor em cada posição e equipa e treinador inclusive?</w:t>
-      </w:r>
     </w:p>
     <w:sectPr>
       <w:pgSz w:w="12240" w:h="15840"/>
@@ -1206,6 +1196,7 @@
   <w:style w:type="character" w:default="1" w:styleId="DefaultParagraphFont">
     <w:name w:val="Default Paragraph Font"/>
     <w:uiPriority w:val="1"/>
+    <w:semiHidden/>
     <w:unhideWhenUsed/>
   </w:style>
   <w:style w:type="table" w:default="1" w:styleId="TableNormal">

--- a/Requisitos.docx
+++ b/Requisitos.docx
@@ -109,59 +109,7 @@
         <w:rPr>
           <w:lang w:val="pt-PT"/>
         </w:rPr>
-        <w:t>gestão das deslocações das equipas</w:t>
-      </w:r>
-    </w:p>
-    <w:p>
-      <w:pPr>
-        <w:pStyle w:val="ListParagraph"/>
-        <w:numPr>
-          <w:ilvl w:val="0"/>
-          <w:numId w:val="1"/>
-        </w:numPr>
-        <w:jc w:val="both"/>
-        <w:rPr>
-          <w:lang w:val="pt-PT"/>
-        </w:rPr>
-      </w:pPr>
-      <w:r>
-        <w:rPr>
-          <w:lang w:val="pt-PT"/>
-        </w:rPr>
-        <w:t xml:space="preserve">A parte de </w:t>
-      </w:r>
-      <w:proofErr w:type="spellStart"/>
-      <w:r>
-        <w:rPr>
-          <w:lang w:val="pt-PT"/>
-        </w:rPr>
-        <w:t>backoffice</w:t>
-      </w:r>
-      <w:proofErr w:type="spellEnd"/>
-      <w:r>
-        <w:rPr>
-          <w:lang w:val="pt-PT"/>
-        </w:rPr>
-        <w:t>, destina-se a quem gere a plataforma: colocar as equipas, os resultados, os jogos que se vão disputar, etc. Esta parte sim, terá de ter autenticação (login).</w:t>
-      </w:r>
-    </w:p>
-    <w:p>
-      <w:pPr>
-        <w:pStyle w:val="ListParagraph"/>
-        <w:numPr>
-          <w:ilvl w:val="0"/>
-          <w:numId w:val="1"/>
-        </w:numPr>
-        <w:jc w:val="both"/>
-        <w:rPr>
-          <w:lang w:val="pt-PT"/>
-        </w:rPr>
-      </w:pPr>
-      <w:r>
-        <w:rPr>
-          <w:lang w:val="pt-PT"/>
-        </w:rPr>
-        <w:t>questões relacionadas com o alojamento das equipas</w:t>
+        <w:t>A parte de backoffice, destina-se a quem gere a plataforma: colocar as equipas, os resultados, os jogos que se vão disputar, etc. Esta parte sim, terá de ter autenticação (login).</w:t>
       </w:r>
     </w:p>
     <w:p>
@@ -199,21 +147,7 @@
         <w:rPr>
           <w:lang w:val="pt-PT"/>
         </w:rPr>
-        <w:t>criação de cada grupo (</w:t>
-      </w:r>
-      <w:proofErr w:type="spellStart"/>
-      <w:r>
-        <w:rPr>
-          <w:lang w:val="pt-PT"/>
-        </w:rPr>
-        <w:t>Example</w:t>
-      </w:r>
-      <w:proofErr w:type="spellEnd"/>
-      <w:r>
-        <w:rPr>
-          <w:lang w:val="pt-PT"/>
-        </w:rPr>
-        <w:t xml:space="preserve"> A,B,C) ?</w:t>
+        <w:t>criação de cada grupo (Example A,B,C) ?</w:t>
       </w:r>
       <w:r>
         <w:rPr>
@@ -250,21 +184,7 @@
         <w:rPr>
           <w:lang w:val="pt-PT"/>
         </w:rPr>
-        <w:t xml:space="preserve">conseguir usar a app como id para passagem de jogadores, funcionários, </w:t>
-      </w:r>
-      <w:proofErr w:type="spellStart"/>
-      <w:r>
-        <w:rPr>
-          <w:lang w:val="pt-PT"/>
-        </w:rPr>
-        <w:t>etc</w:t>
-      </w:r>
-      <w:proofErr w:type="spellEnd"/>
-      <w:r>
-        <w:rPr>
-          <w:lang w:val="pt-PT"/>
-        </w:rPr>
-        <w:t>?</w:t>
+        <w:t>conseguir usar a app como id para passagem de jogadores, funcionários, etc?</w:t>
       </w:r>
       <w:r>
         <w:rPr>
@@ -289,25 +209,6 @@
         <w:rPr>
           <w:lang w:val="pt-PT"/>
         </w:rPr>
-        <w:t>permitir a visualização dos estádios, e cada jogo que ocorreu, que ocorre e que ira ocorrer?</w:t>
-      </w:r>
-    </w:p>
-    <w:p>
-      <w:pPr>
-        <w:pStyle w:val="ListParagraph"/>
-        <w:numPr>
-          <w:ilvl w:val="0"/>
-          <w:numId w:val="1"/>
-        </w:numPr>
-        <w:jc w:val="both"/>
-        <w:rPr>
-          <w:lang w:val="pt-PT"/>
-        </w:rPr>
-      </w:pPr>
-      <w:r>
-        <w:rPr>
-          <w:lang w:val="pt-PT"/>
-        </w:rPr>
         <w:t xml:space="preserve">visualização de todos os </w:t>
       </w:r>
       <w:r>
@@ -453,6 +354,1796 @@
         <w:t>)</w:t>
       </w:r>
     </w:p>
+    <w:p>
+      <w:pPr>
+        <w:jc w:val="both"/>
+        <w:rPr>
+          <w:lang w:val="pt-PT"/>
+        </w:rPr>
+      </w:pPr>
+    </w:p>
+    <w:p>
+      <w:pPr>
+        <w:jc w:val="both"/>
+        <w:rPr>
+          <w:lang w:val="pt-PT"/>
+        </w:rPr>
+      </w:pPr>
+    </w:p>
+    <w:p>
+      <w:pPr>
+        <w:jc w:val="both"/>
+        <w:rPr>
+          <w:lang w:val="pt-PT"/>
+        </w:rPr>
+      </w:pPr>
+    </w:p>
+    <w:p>
+      <w:pPr>
+        <w:jc w:val="both"/>
+        <w:rPr>
+          <w:lang w:val="pt-PT"/>
+        </w:rPr>
+      </w:pPr>
+    </w:p>
+    <w:p>
+      <w:pPr>
+        <w:jc w:val="both"/>
+        <w:rPr>
+          <w:lang w:val="pt-PT"/>
+        </w:rPr>
+      </w:pPr>
+    </w:p>
+    <w:p>
+      <w:pPr>
+        <w:jc w:val="both"/>
+        <w:rPr>
+          <w:lang w:val="pt-PT"/>
+        </w:rPr>
+      </w:pPr>
+    </w:p>
+    <w:p>
+      <w:pPr>
+        <w:jc w:val="both"/>
+        <w:rPr>
+          <w:lang w:val="pt-PT"/>
+        </w:rPr>
+      </w:pPr>
+    </w:p>
+    <w:p>
+      <w:pPr>
+        <w:jc w:val="both"/>
+        <w:rPr>
+          <w:lang w:val="pt-PT"/>
+        </w:rPr>
+      </w:pPr>
+    </w:p>
+    <w:p>
+      <w:pPr>
+        <w:jc w:val="both"/>
+        <w:rPr>
+          <w:lang w:val="pt-PT"/>
+        </w:rPr>
+      </w:pPr>
+    </w:p>
+    <w:p>
+      <w:pPr>
+        <w:jc w:val="both"/>
+        <w:rPr>
+          <w:lang w:val="pt-PT"/>
+        </w:rPr>
+      </w:pPr>
+    </w:p>
+    <w:p>
+      <w:pPr>
+        <w:jc w:val="both"/>
+        <w:rPr>
+          <w:lang w:val="pt-PT"/>
+        </w:rPr>
+      </w:pPr>
+    </w:p>
+    <w:tbl>
+      <w:tblPr>
+        <w:tblStyle w:val="TableGrid"/>
+        <w:tblW w:w="0" w:type="auto"/>
+        <w:tblInd w:w="360" w:type="dxa"/>
+        <w:tblLook w:val="04A0" w:firstRow="1" w:lastRow="0" w:firstColumn="1" w:lastColumn="0" w:noHBand="0" w:noVBand="1"/>
+      </w:tblPr>
+      <w:tblGrid>
+        <w:gridCol w:w="914"/>
+        <w:gridCol w:w="4048"/>
+        <w:gridCol w:w="1370"/>
+        <w:gridCol w:w="1345"/>
+        <w:gridCol w:w="1313"/>
+      </w:tblGrid>
+      <w:tr>
+        <w:tc>
+          <w:tcPr>
+            <w:tcW w:w="0" w:type="auto"/>
+            <w:vAlign w:val="center"/>
+          </w:tcPr>
+          <w:p>
+            <w:pPr>
+              <w:jc w:val="center"/>
+              <w:rPr>
+                <w:lang w:val="pt-PT"/>
+              </w:rPr>
+            </w:pPr>
+            <w:r>
+              <w:rPr>
+                <w:lang w:val="pt-PT"/>
+              </w:rPr>
+              <w:lastRenderedPageBreak/>
+              <w:t>#</w:t>
+            </w:r>
+          </w:p>
+        </w:tc>
+        <w:tc>
+          <w:tcPr>
+            <w:tcW w:w="0" w:type="auto"/>
+            <w:vAlign w:val="center"/>
+          </w:tcPr>
+          <w:p>
+            <w:pPr>
+              <w:jc w:val="center"/>
+              <w:rPr>
+                <w:lang w:val="pt-PT"/>
+              </w:rPr>
+            </w:pPr>
+            <w:r>
+              <w:rPr>
+                <w:lang w:val="pt-PT"/>
+              </w:rPr>
+              <w:t>Descrição</w:t>
+            </w:r>
+          </w:p>
+        </w:tc>
+        <w:tc>
+          <w:tcPr>
+            <w:tcW w:w="0" w:type="auto"/>
+            <w:vAlign w:val="center"/>
+          </w:tcPr>
+          <w:p>
+            <w:pPr>
+              <w:jc w:val="center"/>
+              <w:rPr>
+                <w:lang w:val="pt-PT"/>
+              </w:rPr>
+            </w:pPr>
+            <w:r>
+              <w:rPr>
+                <w:lang w:val="pt-PT"/>
+              </w:rPr>
+              <w:t>Prioridade</w:t>
+            </w:r>
+          </w:p>
+        </w:tc>
+        <w:tc>
+          <w:tcPr>
+            <w:tcW w:w="0" w:type="auto"/>
+            <w:vAlign w:val="center"/>
+          </w:tcPr>
+          <w:p>
+            <w:pPr>
+              <w:jc w:val="center"/>
+              <w:rPr>
+                <w:lang w:val="pt-PT"/>
+              </w:rPr>
+            </w:pPr>
+            <w:r>
+              <w:rPr>
+                <w:lang w:val="pt-PT"/>
+              </w:rPr>
+              <w:t>Frontoffice</w:t>
+            </w:r>
+          </w:p>
+        </w:tc>
+        <w:tc>
+          <w:tcPr>
+            <w:tcW w:w="0" w:type="auto"/>
+            <w:vAlign w:val="center"/>
+          </w:tcPr>
+          <w:p>
+            <w:pPr>
+              <w:jc w:val="center"/>
+              <w:rPr>
+                <w:lang w:val="pt-PT"/>
+              </w:rPr>
+            </w:pPr>
+            <w:r>
+              <w:rPr>
+                <w:lang w:val="pt-PT"/>
+              </w:rPr>
+              <w:t>Backoffice</w:t>
+            </w:r>
+          </w:p>
+        </w:tc>
+      </w:tr>
+      <w:tr>
+        <w:tc>
+          <w:tcPr>
+            <w:tcW w:w="0" w:type="auto"/>
+            <w:vAlign w:val="center"/>
+          </w:tcPr>
+          <w:p>
+            <w:pPr>
+              <w:jc w:val="center"/>
+              <w:rPr>
+                <w:lang w:val="pt-PT"/>
+              </w:rPr>
+            </w:pPr>
+            <w:r>
+              <w:rPr>
+                <w:lang w:val="pt-PT"/>
+              </w:rPr>
+              <w:t>RF01</w:t>
+            </w:r>
+          </w:p>
+        </w:tc>
+        <w:tc>
+          <w:tcPr>
+            <w:tcW w:w="0" w:type="auto"/>
+            <w:vAlign w:val="center"/>
+          </w:tcPr>
+          <w:p>
+            <w:pPr>
+              <w:jc w:val="both"/>
+              <w:rPr>
+                <w:lang w:val="pt-PT"/>
+              </w:rPr>
+            </w:pPr>
+            <w:r>
+              <w:rPr>
+                <w:lang w:val="pt-PT"/>
+              </w:rPr>
+              <w:t xml:space="preserve">Permitir </w:t>
+            </w:r>
+            <w:r>
+              <w:rPr>
+                <w:lang w:val="pt-PT"/>
+              </w:rPr>
+              <w:t>a definição do calendário dos jogos</w:t>
+            </w:r>
+          </w:p>
+        </w:tc>
+        <w:tc>
+          <w:tcPr>
+            <w:tcW w:w="0" w:type="auto"/>
+            <w:vAlign w:val="center"/>
+          </w:tcPr>
+          <w:p>
+            <w:pPr>
+              <w:jc w:val="center"/>
+              <w:rPr>
+                <w:lang w:val="pt-PT"/>
+              </w:rPr>
+            </w:pPr>
+            <w:r>
+              <w:rPr>
+                <w:lang w:val="pt-PT"/>
+              </w:rPr>
+              <w:t>Critico</w:t>
+            </w:r>
+          </w:p>
+        </w:tc>
+        <w:tc>
+          <w:tcPr>
+            <w:tcW w:w="0" w:type="auto"/>
+            <w:vAlign w:val="center"/>
+          </w:tcPr>
+          <w:p>
+            <w:pPr>
+              <w:jc w:val="center"/>
+              <w:rPr>
+                <w:lang w:val="pt-PT"/>
+              </w:rPr>
+            </w:pPr>
+          </w:p>
+        </w:tc>
+        <w:tc>
+          <w:tcPr>
+            <w:tcW w:w="0" w:type="auto"/>
+            <w:vAlign w:val="center"/>
+          </w:tcPr>
+          <w:p>
+            <w:pPr>
+              <w:jc w:val="center"/>
+              <w:rPr>
+                <w:lang w:val="pt-PT"/>
+              </w:rPr>
+            </w:pPr>
+            <w:r>
+              <w:rPr>
+                <w:lang w:val="pt-PT"/>
+              </w:rPr>
+              <w:t>X</w:t>
+            </w:r>
+          </w:p>
+        </w:tc>
+      </w:tr>
+      <w:tr>
+        <w:tc>
+          <w:tcPr>
+            <w:tcW w:w="0" w:type="auto"/>
+            <w:vAlign w:val="center"/>
+          </w:tcPr>
+          <w:p>
+            <w:pPr>
+              <w:jc w:val="center"/>
+              <w:rPr>
+                <w:lang w:val="pt-PT"/>
+              </w:rPr>
+            </w:pPr>
+            <w:r>
+              <w:rPr>
+                <w:lang w:val="pt-PT"/>
+              </w:rPr>
+              <w:t>RF02</w:t>
+            </w:r>
+          </w:p>
+        </w:tc>
+        <w:tc>
+          <w:tcPr>
+            <w:tcW w:w="0" w:type="auto"/>
+            <w:vAlign w:val="center"/>
+          </w:tcPr>
+          <w:p>
+            <w:pPr>
+              <w:jc w:val="both"/>
+              <w:rPr>
+                <w:lang w:val="pt-PT"/>
+              </w:rPr>
+            </w:pPr>
+            <w:r>
+              <w:rPr>
+                <w:lang w:val="pt-PT"/>
+              </w:rPr>
+              <w:t>A</w:t>
+            </w:r>
+            <w:r>
+              <w:rPr>
+                <w:lang w:val="pt-PT"/>
+              </w:rPr>
+              <w:t>tribuição de equipas de arbitragem a jogos</w:t>
+            </w:r>
+          </w:p>
+        </w:tc>
+        <w:tc>
+          <w:tcPr>
+            <w:tcW w:w="0" w:type="auto"/>
+            <w:vAlign w:val="center"/>
+          </w:tcPr>
+          <w:p>
+            <w:pPr>
+              <w:jc w:val="center"/>
+              <w:rPr>
+                <w:lang w:val="pt-PT"/>
+              </w:rPr>
+            </w:pPr>
+            <w:r>
+              <w:rPr>
+                <w:lang w:val="pt-PT"/>
+              </w:rPr>
+              <w:t>Critico</w:t>
+            </w:r>
+          </w:p>
+        </w:tc>
+        <w:tc>
+          <w:tcPr>
+            <w:tcW w:w="0" w:type="auto"/>
+            <w:vAlign w:val="center"/>
+          </w:tcPr>
+          <w:p>
+            <w:pPr>
+              <w:jc w:val="center"/>
+              <w:rPr>
+                <w:lang w:val="pt-PT"/>
+              </w:rPr>
+            </w:pPr>
+          </w:p>
+        </w:tc>
+        <w:tc>
+          <w:tcPr>
+            <w:tcW w:w="0" w:type="auto"/>
+            <w:vAlign w:val="center"/>
+          </w:tcPr>
+          <w:p>
+            <w:pPr>
+              <w:jc w:val="center"/>
+              <w:rPr>
+                <w:lang w:val="pt-PT"/>
+              </w:rPr>
+            </w:pPr>
+            <w:r>
+              <w:rPr>
+                <w:lang w:val="pt-PT"/>
+              </w:rPr>
+              <w:t>X</w:t>
+            </w:r>
+          </w:p>
+        </w:tc>
+      </w:tr>
+      <w:tr>
+        <w:tc>
+          <w:tcPr>
+            <w:tcW w:w="0" w:type="auto"/>
+            <w:vAlign w:val="center"/>
+          </w:tcPr>
+          <w:p>
+            <w:pPr>
+              <w:jc w:val="center"/>
+              <w:rPr>
+                <w:lang w:val="pt-PT"/>
+              </w:rPr>
+            </w:pPr>
+            <w:r>
+              <w:rPr>
+                <w:lang w:val="pt-PT"/>
+              </w:rPr>
+              <w:t>RF03</w:t>
+            </w:r>
+          </w:p>
+        </w:tc>
+        <w:tc>
+          <w:tcPr>
+            <w:tcW w:w="0" w:type="auto"/>
+            <w:vAlign w:val="center"/>
+          </w:tcPr>
+          <w:p>
+            <w:pPr>
+              <w:jc w:val="both"/>
+              <w:rPr>
+                <w:lang w:val="pt-PT"/>
+              </w:rPr>
+            </w:pPr>
+            <w:r>
+              <w:rPr>
+                <w:lang w:val="pt-PT"/>
+              </w:rPr>
+              <w:t>G</w:t>
+            </w:r>
+            <w:r>
+              <w:rPr>
+                <w:lang w:val="pt-PT"/>
+              </w:rPr>
+              <w:t>estão da venda de bilhetes</w:t>
+            </w:r>
+          </w:p>
+        </w:tc>
+        <w:tc>
+          <w:tcPr>
+            <w:tcW w:w="0" w:type="auto"/>
+            <w:vAlign w:val="center"/>
+          </w:tcPr>
+          <w:p>
+            <w:pPr>
+              <w:jc w:val="center"/>
+              <w:rPr>
+                <w:lang w:val="pt-PT"/>
+              </w:rPr>
+            </w:pPr>
+            <w:r>
+              <w:rPr>
+                <w:lang w:val="pt-PT"/>
+              </w:rPr>
+              <w:t>Importante</w:t>
+            </w:r>
+          </w:p>
+        </w:tc>
+        <w:tc>
+          <w:tcPr>
+            <w:tcW w:w="0" w:type="auto"/>
+            <w:vAlign w:val="center"/>
+          </w:tcPr>
+          <w:p>
+            <w:pPr>
+              <w:jc w:val="center"/>
+              <w:rPr>
+                <w:lang w:val="pt-PT"/>
+              </w:rPr>
+            </w:pPr>
+          </w:p>
+        </w:tc>
+        <w:tc>
+          <w:tcPr>
+            <w:tcW w:w="0" w:type="auto"/>
+            <w:vAlign w:val="center"/>
+          </w:tcPr>
+          <w:p>
+            <w:pPr>
+              <w:jc w:val="center"/>
+              <w:rPr>
+                <w:lang w:val="pt-PT"/>
+              </w:rPr>
+            </w:pPr>
+            <w:r>
+              <w:rPr>
+                <w:lang w:val="pt-PT"/>
+              </w:rPr>
+              <w:t>X</w:t>
+            </w:r>
+          </w:p>
+        </w:tc>
+      </w:tr>
+      <w:tr>
+        <w:tc>
+          <w:tcPr>
+            <w:tcW w:w="0" w:type="auto"/>
+            <w:vAlign w:val="center"/>
+          </w:tcPr>
+          <w:p>
+            <w:pPr>
+              <w:jc w:val="center"/>
+              <w:rPr>
+                <w:lang w:val="pt-PT"/>
+              </w:rPr>
+            </w:pPr>
+            <w:r>
+              <w:rPr>
+                <w:lang w:val="pt-PT"/>
+              </w:rPr>
+              <w:t>RF0</w:t>
+            </w:r>
+            <w:r>
+              <w:rPr>
+                <w:lang w:val="pt-PT"/>
+              </w:rPr>
+              <w:t>4</w:t>
+            </w:r>
+          </w:p>
+        </w:tc>
+        <w:tc>
+          <w:tcPr>
+            <w:tcW w:w="0" w:type="auto"/>
+            <w:vAlign w:val="center"/>
+          </w:tcPr>
+          <w:p>
+            <w:pPr>
+              <w:jc w:val="both"/>
+              <w:rPr>
+                <w:lang w:val="pt-PT"/>
+              </w:rPr>
+            </w:pPr>
+            <w:r>
+              <w:rPr>
+                <w:lang w:val="pt-PT"/>
+              </w:rPr>
+              <w:t>T</w:t>
+            </w:r>
+            <w:r>
+              <w:rPr>
+                <w:lang w:val="pt-PT"/>
+              </w:rPr>
+              <w:t>em de permitir login</w:t>
+            </w:r>
+          </w:p>
+        </w:tc>
+        <w:tc>
+          <w:tcPr>
+            <w:tcW w:w="0" w:type="auto"/>
+            <w:vAlign w:val="center"/>
+          </w:tcPr>
+          <w:p>
+            <w:pPr>
+              <w:jc w:val="center"/>
+              <w:rPr>
+                <w:lang w:val="pt-PT"/>
+              </w:rPr>
+            </w:pPr>
+            <w:r>
+              <w:rPr>
+                <w:lang w:val="pt-PT"/>
+              </w:rPr>
+              <w:t>Critico</w:t>
+            </w:r>
+          </w:p>
+        </w:tc>
+        <w:tc>
+          <w:tcPr>
+            <w:tcW w:w="0" w:type="auto"/>
+            <w:vAlign w:val="center"/>
+          </w:tcPr>
+          <w:p>
+            <w:pPr>
+              <w:jc w:val="center"/>
+              <w:rPr>
+                <w:lang w:val="pt-PT"/>
+              </w:rPr>
+            </w:pPr>
+          </w:p>
+        </w:tc>
+        <w:tc>
+          <w:tcPr>
+            <w:tcW w:w="0" w:type="auto"/>
+            <w:vAlign w:val="center"/>
+          </w:tcPr>
+          <w:p>
+            <w:pPr>
+              <w:jc w:val="center"/>
+              <w:rPr>
+                <w:lang w:val="pt-PT"/>
+              </w:rPr>
+            </w:pPr>
+            <w:r>
+              <w:rPr>
+                <w:lang w:val="pt-PT"/>
+              </w:rPr>
+              <w:t>X</w:t>
+            </w:r>
+          </w:p>
+        </w:tc>
+      </w:tr>
+      <w:tr>
+        <w:tc>
+          <w:tcPr>
+            <w:tcW w:w="0" w:type="auto"/>
+            <w:vAlign w:val="center"/>
+          </w:tcPr>
+          <w:p>
+            <w:pPr>
+              <w:jc w:val="center"/>
+              <w:rPr>
+                <w:lang w:val="pt-PT"/>
+              </w:rPr>
+            </w:pPr>
+            <w:r>
+              <w:rPr>
+                <w:lang w:val="pt-PT"/>
+              </w:rPr>
+              <w:t>RF0</w:t>
+            </w:r>
+            <w:r>
+              <w:rPr>
+                <w:lang w:val="pt-PT"/>
+              </w:rPr>
+              <w:t>5</w:t>
+            </w:r>
+          </w:p>
+        </w:tc>
+        <w:tc>
+          <w:tcPr>
+            <w:tcW w:w="0" w:type="auto"/>
+            <w:vAlign w:val="center"/>
+          </w:tcPr>
+          <w:p>
+            <w:pPr>
+              <w:jc w:val="both"/>
+              <w:rPr>
+                <w:lang w:val="pt-PT"/>
+              </w:rPr>
+            </w:pPr>
+            <w:r>
+              <w:rPr>
+                <w:lang w:val="pt-PT"/>
+              </w:rPr>
+              <w:t>C</w:t>
+            </w:r>
+            <w:r>
+              <w:rPr>
+                <w:lang w:val="pt-PT"/>
+              </w:rPr>
+              <w:t>riação de cada grupo</w:t>
+            </w:r>
+          </w:p>
+        </w:tc>
+        <w:tc>
+          <w:tcPr>
+            <w:tcW w:w="0" w:type="auto"/>
+            <w:vAlign w:val="center"/>
+          </w:tcPr>
+          <w:p>
+            <w:pPr>
+              <w:jc w:val="center"/>
+              <w:rPr>
+                <w:lang w:val="pt-PT"/>
+              </w:rPr>
+            </w:pPr>
+            <w:r>
+              <w:rPr>
+                <w:lang w:val="pt-PT"/>
+              </w:rPr>
+              <w:t>Importante</w:t>
+            </w:r>
+          </w:p>
+        </w:tc>
+        <w:tc>
+          <w:tcPr>
+            <w:tcW w:w="0" w:type="auto"/>
+            <w:vAlign w:val="center"/>
+          </w:tcPr>
+          <w:p>
+            <w:pPr>
+              <w:jc w:val="center"/>
+              <w:rPr>
+                <w:lang w:val="pt-PT"/>
+              </w:rPr>
+            </w:pPr>
+          </w:p>
+        </w:tc>
+        <w:tc>
+          <w:tcPr>
+            <w:tcW w:w="0" w:type="auto"/>
+            <w:vAlign w:val="center"/>
+          </w:tcPr>
+          <w:p>
+            <w:pPr>
+              <w:jc w:val="center"/>
+              <w:rPr>
+                <w:lang w:val="pt-PT"/>
+              </w:rPr>
+            </w:pPr>
+            <w:r>
+              <w:rPr>
+                <w:lang w:val="pt-PT"/>
+              </w:rPr>
+              <w:t>X</w:t>
+            </w:r>
+          </w:p>
+        </w:tc>
+      </w:tr>
+      <w:tr>
+        <w:tc>
+          <w:tcPr>
+            <w:tcW w:w="0" w:type="auto"/>
+            <w:vAlign w:val="center"/>
+          </w:tcPr>
+          <w:p>
+            <w:pPr>
+              <w:jc w:val="center"/>
+              <w:rPr>
+                <w:lang w:val="pt-PT"/>
+              </w:rPr>
+            </w:pPr>
+            <w:r>
+              <w:rPr>
+                <w:lang w:val="pt-PT"/>
+              </w:rPr>
+              <w:t>RF0</w:t>
+            </w:r>
+            <w:r>
+              <w:rPr>
+                <w:lang w:val="pt-PT"/>
+              </w:rPr>
+              <w:t>6</w:t>
+            </w:r>
+          </w:p>
+        </w:tc>
+        <w:tc>
+          <w:tcPr>
+            <w:tcW w:w="0" w:type="auto"/>
+            <w:vAlign w:val="center"/>
+          </w:tcPr>
+          <w:p>
+            <w:pPr>
+              <w:jc w:val="both"/>
+              <w:rPr>
+                <w:lang w:val="pt-PT"/>
+              </w:rPr>
+            </w:pPr>
+            <w:r>
+              <w:rPr>
+                <w:lang w:val="pt-PT"/>
+              </w:rPr>
+              <w:t>C</w:t>
+            </w:r>
+            <w:r>
+              <w:rPr>
+                <w:lang w:val="pt-PT"/>
+              </w:rPr>
+              <w:t>onseguir usar a app como id para passagem de jogadores, funcionários</w:t>
+            </w:r>
+          </w:p>
+        </w:tc>
+        <w:tc>
+          <w:tcPr>
+            <w:tcW w:w="0" w:type="auto"/>
+            <w:vAlign w:val="center"/>
+          </w:tcPr>
+          <w:p>
+            <w:pPr>
+              <w:jc w:val="center"/>
+              <w:rPr>
+                <w:lang w:val="pt-PT"/>
+              </w:rPr>
+            </w:pPr>
+            <w:r>
+              <w:rPr>
+                <w:lang w:val="pt-PT"/>
+              </w:rPr>
+              <w:t>Desejável</w:t>
+            </w:r>
+          </w:p>
+        </w:tc>
+        <w:tc>
+          <w:tcPr>
+            <w:tcW w:w="0" w:type="auto"/>
+            <w:vAlign w:val="center"/>
+          </w:tcPr>
+          <w:p>
+            <w:pPr>
+              <w:jc w:val="center"/>
+              <w:rPr>
+                <w:lang w:val="pt-PT"/>
+              </w:rPr>
+            </w:pPr>
+          </w:p>
+        </w:tc>
+        <w:tc>
+          <w:tcPr>
+            <w:tcW w:w="0" w:type="auto"/>
+            <w:vAlign w:val="center"/>
+          </w:tcPr>
+          <w:p>
+            <w:pPr>
+              <w:jc w:val="center"/>
+              <w:rPr>
+                <w:lang w:val="pt-PT"/>
+              </w:rPr>
+            </w:pPr>
+            <w:r>
+              <w:rPr>
+                <w:lang w:val="pt-PT"/>
+              </w:rPr>
+              <w:t>X</w:t>
+            </w:r>
+          </w:p>
+        </w:tc>
+      </w:tr>
+      <w:tr>
+        <w:tc>
+          <w:tcPr>
+            <w:tcW w:w="0" w:type="auto"/>
+            <w:vAlign w:val="center"/>
+          </w:tcPr>
+          <w:p>
+            <w:pPr>
+              <w:jc w:val="center"/>
+              <w:rPr>
+                <w:lang w:val="pt-PT"/>
+              </w:rPr>
+            </w:pPr>
+            <w:r>
+              <w:rPr>
+                <w:lang w:val="pt-PT"/>
+              </w:rPr>
+              <w:t>RF0</w:t>
+            </w:r>
+            <w:r>
+              <w:rPr>
+                <w:lang w:val="pt-PT"/>
+              </w:rPr>
+              <w:t>7</w:t>
+            </w:r>
+          </w:p>
+        </w:tc>
+        <w:tc>
+          <w:tcPr>
+            <w:tcW w:w="0" w:type="auto"/>
+            <w:vAlign w:val="center"/>
+          </w:tcPr>
+          <w:p>
+            <w:pPr>
+              <w:jc w:val="both"/>
+              <w:rPr>
+                <w:lang w:val="pt-PT"/>
+              </w:rPr>
+            </w:pPr>
+            <w:r>
+              <w:rPr>
+                <w:lang w:val="pt-PT"/>
+              </w:rPr>
+              <w:t>V</w:t>
+            </w:r>
+            <w:r>
+              <w:rPr>
+                <w:lang w:val="pt-PT"/>
+              </w:rPr>
+              <w:t>isualização de todos os árbitros na competição e cada jogo do mesmo</w:t>
+            </w:r>
+          </w:p>
+        </w:tc>
+        <w:tc>
+          <w:tcPr>
+            <w:tcW w:w="0" w:type="auto"/>
+            <w:vAlign w:val="center"/>
+          </w:tcPr>
+          <w:p>
+            <w:pPr>
+              <w:jc w:val="center"/>
+              <w:rPr>
+                <w:lang w:val="pt-PT"/>
+              </w:rPr>
+            </w:pPr>
+            <w:r>
+              <w:rPr>
+                <w:lang w:val="pt-PT"/>
+              </w:rPr>
+              <w:t>Desejável</w:t>
+            </w:r>
+          </w:p>
+        </w:tc>
+        <w:tc>
+          <w:tcPr>
+            <w:tcW w:w="0" w:type="auto"/>
+            <w:vAlign w:val="center"/>
+          </w:tcPr>
+          <w:p>
+            <w:pPr>
+              <w:jc w:val="center"/>
+              <w:rPr>
+                <w:lang w:val="pt-PT"/>
+              </w:rPr>
+            </w:pPr>
+            <w:r>
+              <w:rPr>
+                <w:lang w:val="pt-PT"/>
+              </w:rPr>
+              <w:t>X</w:t>
+            </w:r>
+          </w:p>
+        </w:tc>
+        <w:tc>
+          <w:tcPr>
+            <w:tcW w:w="0" w:type="auto"/>
+            <w:vAlign w:val="center"/>
+          </w:tcPr>
+          <w:p>
+            <w:pPr>
+              <w:jc w:val="center"/>
+              <w:rPr>
+                <w:lang w:val="pt-PT"/>
+              </w:rPr>
+            </w:pPr>
+          </w:p>
+        </w:tc>
+      </w:tr>
+      <w:tr>
+        <w:tc>
+          <w:tcPr>
+            <w:tcW w:w="0" w:type="auto"/>
+            <w:vAlign w:val="center"/>
+          </w:tcPr>
+          <w:p>
+            <w:pPr>
+              <w:jc w:val="center"/>
+              <w:rPr>
+                <w:lang w:val="pt-PT"/>
+              </w:rPr>
+            </w:pPr>
+            <w:r>
+              <w:rPr>
+                <w:lang w:val="pt-PT"/>
+              </w:rPr>
+              <w:t>RF0</w:t>
+            </w:r>
+            <w:r>
+              <w:rPr>
+                <w:lang w:val="pt-PT"/>
+              </w:rPr>
+              <w:t>8</w:t>
+            </w:r>
+          </w:p>
+        </w:tc>
+        <w:tc>
+          <w:tcPr>
+            <w:tcW w:w="0" w:type="auto"/>
+            <w:vAlign w:val="center"/>
+          </w:tcPr>
+          <w:p>
+            <w:pPr>
+              <w:jc w:val="both"/>
+              <w:rPr>
+                <w:lang w:val="pt-PT"/>
+              </w:rPr>
+            </w:pPr>
+            <w:r>
+              <w:rPr>
+                <w:lang w:val="pt-PT"/>
+              </w:rPr>
+              <w:t>V</w:t>
+            </w:r>
+            <w:r>
+              <w:rPr>
+                <w:lang w:val="pt-PT"/>
+              </w:rPr>
+              <w:t>isualização de cada equipa</w:t>
+            </w:r>
+          </w:p>
+        </w:tc>
+        <w:tc>
+          <w:tcPr>
+            <w:tcW w:w="0" w:type="auto"/>
+            <w:vAlign w:val="center"/>
+          </w:tcPr>
+          <w:p>
+            <w:pPr>
+              <w:jc w:val="center"/>
+              <w:rPr>
+                <w:lang w:val="pt-PT"/>
+              </w:rPr>
+            </w:pPr>
+            <w:r>
+              <w:rPr>
+                <w:lang w:val="pt-PT"/>
+              </w:rPr>
+              <w:t>Importante</w:t>
+            </w:r>
+          </w:p>
+        </w:tc>
+        <w:tc>
+          <w:tcPr>
+            <w:tcW w:w="0" w:type="auto"/>
+            <w:vAlign w:val="center"/>
+          </w:tcPr>
+          <w:p>
+            <w:pPr>
+              <w:jc w:val="center"/>
+              <w:rPr>
+                <w:lang w:val="pt-PT"/>
+              </w:rPr>
+            </w:pPr>
+            <w:r>
+              <w:rPr>
+                <w:lang w:val="pt-PT"/>
+              </w:rPr>
+              <w:t>X</w:t>
+            </w:r>
+          </w:p>
+        </w:tc>
+        <w:tc>
+          <w:tcPr>
+            <w:tcW w:w="0" w:type="auto"/>
+            <w:vAlign w:val="center"/>
+          </w:tcPr>
+          <w:p>
+            <w:pPr>
+              <w:jc w:val="center"/>
+              <w:rPr>
+                <w:lang w:val="pt-PT"/>
+              </w:rPr>
+            </w:pPr>
+          </w:p>
+        </w:tc>
+      </w:tr>
+      <w:tr>
+        <w:tc>
+          <w:tcPr>
+            <w:tcW w:w="0" w:type="auto"/>
+            <w:vAlign w:val="center"/>
+          </w:tcPr>
+          <w:p>
+            <w:pPr>
+              <w:jc w:val="center"/>
+              <w:rPr>
+                <w:lang w:val="pt-PT"/>
+              </w:rPr>
+            </w:pPr>
+            <w:r>
+              <w:rPr>
+                <w:lang w:val="pt-PT"/>
+              </w:rPr>
+              <w:t>RF0</w:t>
+            </w:r>
+            <w:r>
+              <w:rPr>
+                <w:lang w:val="pt-PT"/>
+              </w:rPr>
+              <w:t>9</w:t>
+            </w:r>
+          </w:p>
+        </w:tc>
+        <w:tc>
+          <w:tcPr>
+            <w:tcW w:w="0" w:type="auto"/>
+            <w:vAlign w:val="center"/>
+          </w:tcPr>
+          <w:p>
+            <w:pPr>
+              <w:jc w:val="both"/>
+              <w:rPr>
+                <w:lang w:val="pt-PT"/>
+              </w:rPr>
+            </w:pPr>
+            <w:r>
+              <w:rPr>
+                <w:lang w:val="pt-PT"/>
+              </w:rPr>
+              <w:t>C</w:t>
+            </w:r>
+            <w:r>
+              <w:rPr>
+                <w:lang w:val="pt-PT"/>
+              </w:rPr>
+              <w:t>riação de cada equipa</w:t>
+            </w:r>
+          </w:p>
+        </w:tc>
+        <w:tc>
+          <w:tcPr>
+            <w:tcW w:w="0" w:type="auto"/>
+            <w:vAlign w:val="center"/>
+          </w:tcPr>
+          <w:p>
+            <w:pPr>
+              <w:jc w:val="center"/>
+              <w:rPr>
+                <w:lang w:val="pt-PT"/>
+              </w:rPr>
+            </w:pPr>
+            <w:r>
+              <w:rPr>
+                <w:lang w:val="pt-PT"/>
+              </w:rPr>
+              <w:t>Importante</w:t>
+            </w:r>
+          </w:p>
+        </w:tc>
+        <w:tc>
+          <w:tcPr>
+            <w:tcW w:w="0" w:type="auto"/>
+            <w:vAlign w:val="center"/>
+          </w:tcPr>
+          <w:p>
+            <w:pPr>
+              <w:jc w:val="center"/>
+              <w:rPr>
+                <w:lang w:val="pt-PT"/>
+              </w:rPr>
+            </w:pPr>
+          </w:p>
+        </w:tc>
+        <w:tc>
+          <w:tcPr>
+            <w:tcW w:w="0" w:type="auto"/>
+            <w:vAlign w:val="center"/>
+          </w:tcPr>
+          <w:p>
+            <w:pPr>
+              <w:jc w:val="center"/>
+              <w:rPr>
+                <w:lang w:val="pt-PT"/>
+              </w:rPr>
+            </w:pPr>
+            <w:r>
+              <w:rPr>
+                <w:lang w:val="pt-PT"/>
+              </w:rPr>
+              <w:t>X</w:t>
+            </w:r>
+          </w:p>
+        </w:tc>
+      </w:tr>
+      <w:tr>
+        <w:tc>
+          <w:tcPr>
+            <w:tcW w:w="0" w:type="auto"/>
+            <w:vAlign w:val="center"/>
+          </w:tcPr>
+          <w:p>
+            <w:pPr>
+              <w:jc w:val="center"/>
+              <w:rPr>
+                <w:lang w:val="pt-PT"/>
+              </w:rPr>
+            </w:pPr>
+            <w:r>
+              <w:rPr>
+                <w:lang w:val="pt-PT"/>
+              </w:rPr>
+              <w:t>RF</w:t>
+            </w:r>
+            <w:r>
+              <w:rPr>
+                <w:lang w:val="pt-PT"/>
+              </w:rPr>
+              <w:t>10</w:t>
+            </w:r>
+          </w:p>
+        </w:tc>
+        <w:tc>
+          <w:tcPr>
+            <w:tcW w:w="0" w:type="auto"/>
+            <w:vAlign w:val="center"/>
+          </w:tcPr>
+          <w:p>
+            <w:pPr>
+              <w:jc w:val="both"/>
+              <w:rPr>
+                <w:lang w:val="pt-PT"/>
+              </w:rPr>
+            </w:pPr>
+            <w:r>
+              <w:rPr>
+                <w:lang w:val="pt-PT"/>
+              </w:rPr>
+              <w:t>Criação de estádios (nome do estádio, localização: Latitude e Longitude, lotação)</w:t>
+            </w:r>
+          </w:p>
+        </w:tc>
+        <w:tc>
+          <w:tcPr>
+            <w:tcW w:w="0" w:type="auto"/>
+            <w:vAlign w:val="center"/>
+          </w:tcPr>
+          <w:p>
+            <w:pPr>
+              <w:jc w:val="center"/>
+              <w:rPr>
+                <w:lang w:val="pt-PT"/>
+              </w:rPr>
+            </w:pPr>
+            <w:r>
+              <w:rPr>
+                <w:lang w:val="pt-PT"/>
+              </w:rPr>
+              <w:t>Critico</w:t>
+            </w:r>
+          </w:p>
+        </w:tc>
+        <w:tc>
+          <w:tcPr>
+            <w:tcW w:w="0" w:type="auto"/>
+            <w:vAlign w:val="center"/>
+          </w:tcPr>
+          <w:p>
+            <w:pPr>
+              <w:jc w:val="center"/>
+              <w:rPr>
+                <w:lang w:val="pt-PT"/>
+              </w:rPr>
+            </w:pPr>
+          </w:p>
+        </w:tc>
+        <w:tc>
+          <w:tcPr>
+            <w:tcW w:w="0" w:type="auto"/>
+            <w:vAlign w:val="center"/>
+          </w:tcPr>
+          <w:p>
+            <w:pPr>
+              <w:jc w:val="center"/>
+              <w:rPr>
+                <w:lang w:val="pt-PT"/>
+              </w:rPr>
+            </w:pPr>
+            <w:r>
+              <w:rPr>
+                <w:lang w:val="pt-PT"/>
+              </w:rPr>
+              <w:t>X</w:t>
+            </w:r>
+          </w:p>
+        </w:tc>
+      </w:tr>
+      <w:tr>
+        <w:tc>
+          <w:tcPr>
+            <w:tcW w:w="0" w:type="auto"/>
+            <w:vAlign w:val="center"/>
+          </w:tcPr>
+          <w:p>
+            <w:pPr>
+              <w:jc w:val="center"/>
+              <w:rPr>
+                <w:lang w:val="pt-PT"/>
+              </w:rPr>
+            </w:pPr>
+            <w:r>
+              <w:rPr>
+                <w:lang w:val="pt-PT"/>
+              </w:rPr>
+              <w:t>RF</w:t>
+            </w:r>
+            <w:r>
+              <w:rPr>
+                <w:lang w:val="pt-PT"/>
+              </w:rPr>
+              <w:t>1</w:t>
+            </w:r>
+            <w:r>
+              <w:rPr>
+                <w:lang w:val="pt-PT"/>
+              </w:rPr>
+              <w:t>1</w:t>
+            </w:r>
+          </w:p>
+        </w:tc>
+        <w:tc>
+          <w:tcPr>
+            <w:tcW w:w="0" w:type="auto"/>
+            <w:vAlign w:val="center"/>
+          </w:tcPr>
+          <w:p>
+            <w:pPr>
+              <w:jc w:val="both"/>
+              <w:rPr>
+                <w:lang w:val="pt-PT"/>
+              </w:rPr>
+            </w:pPr>
+            <w:r>
+              <w:rPr>
+                <w:lang w:val="pt-PT"/>
+              </w:rPr>
+              <w:t>Visualização dos calendários de jogo</w:t>
+            </w:r>
+          </w:p>
+        </w:tc>
+        <w:tc>
+          <w:tcPr>
+            <w:tcW w:w="0" w:type="auto"/>
+            <w:vAlign w:val="center"/>
+          </w:tcPr>
+          <w:p>
+            <w:pPr>
+              <w:jc w:val="center"/>
+              <w:rPr>
+                <w:lang w:val="pt-PT"/>
+              </w:rPr>
+            </w:pPr>
+            <w:r>
+              <w:rPr>
+                <w:lang w:val="pt-PT"/>
+              </w:rPr>
+              <w:t>Critico</w:t>
+            </w:r>
+          </w:p>
+        </w:tc>
+        <w:tc>
+          <w:tcPr>
+            <w:tcW w:w="0" w:type="auto"/>
+            <w:vAlign w:val="center"/>
+          </w:tcPr>
+          <w:p>
+            <w:pPr>
+              <w:jc w:val="center"/>
+              <w:rPr>
+                <w:lang w:val="pt-PT"/>
+              </w:rPr>
+            </w:pPr>
+            <w:r>
+              <w:rPr>
+                <w:lang w:val="pt-PT"/>
+              </w:rPr>
+              <w:t>X</w:t>
+            </w:r>
+          </w:p>
+        </w:tc>
+        <w:tc>
+          <w:tcPr>
+            <w:tcW w:w="0" w:type="auto"/>
+            <w:vAlign w:val="center"/>
+          </w:tcPr>
+          <w:p>
+            <w:pPr>
+              <w:jc w:val="center"/>
+              <w:rPr>
+                <w:lang w:val="pt-PT"/>
+              </w:rPr>
+            </w:pPr>
+          </w:p>
+        </w:tc>
+      </w:tr>
+      <w:tr>
+        <w:tc>
+          <w:tcPr>
+            <w:tcW w:w="0" w:type="auto"/>
+            <w:vAlign w:val="center"/>
+          </w:tcPr>
+          <w:p>
+            <w:pPr>
+              <w:jc w:val="center"/>
+              <w:rPr>
+                <w:lang w:val="pt-PT"/>
+              </w:rPr>
+            </w:pPr>
+            <w:r>
+              <w:rPr>
+                <w:lang w:val="pt-PT"/>
+              </w:rPr>
+              <w:t>RF</w:t>
+            </w:r>
+            <w:r>
+              <w:rPr>
+                <w:lang w:val="pt-PT"/>
+              </w:rPr>
+              <w:t>1</w:t>
+            </w:r>
+            <w:r>
+              <w:rPr>
+                <w:lang w:val="pt-PT"/>
+              </w:rPr>
+              <w:t>2</w:t>
+            </w:r>
+          </w:p>
+        </w:tc>
+        <w:tc>
+          <w:tcPr>
+            <w:tcW w:w="0" w:type="auto"/>
+            <w:vAlign w:val="center"/>
+          </w:tcPr>
+          <w:p>
+            <w:pPr>
+              <w:jc w:val="both"/>
+              <w:rPr>
+                <w:lang w:val="pt-PT"/>
+              </w:rPr>
+            </w:pPr>
+            <w:r>
+              <w:rPr>
+                <w:lang w:val="pt-PT"/>
+              </w:rPr>
+              <w:t>Gestão e visualização dos campos de treino de cada equipa (Apenas a indicação onde cada equipa vai ficar em estágio)</w:t>
+            </w:r>
+          </w:p>
+        </w:tc>
+        <w:tc>
+          <w:tcPr>
+            <w:tcW w:w="0" w:type="auto"/>
+            <w:vAlign w:val="center"/>
+          </w:tcPr>
+          <w:p>
+            <w:pPr>
+              <w:jc w:val="center"/>
+              <w:rPr>
+                <w:lang w:val="pt-PT"/>
+              </w:rPr>
+            </w:pPr>
+            <w:r>
+              <w:rPr>
+                <w:lang w:val="pt-PT"/>
+              </w:rPr>
+              <w:t>Desejável</w:t>
+            </w:r>
+          </w:p>
+        </w:tc>
+        <w:tc>
+          <w:tcPr>
+            <w:tcW w:w="0" w:type="auto"/>
+            <w:vAlign w:val="center"/>
+          </w:tcPr>
+          <w:p>
+            <w:pPr>
+              <w:jc w:val="center"/>
+              <w:rPr>
+                <w:lang w:val="pt-PT"/>
+              </w:rPr>
+            </w:pPr>
+          </w:p>
+        </w:tc>
+        <w:tc>
+          <w:tcPr>
+            <w:tcW w:w="0" w:type="auto"/>
+            <w:vAlign w:val="center"/>
+          </w:tcPr>
+          <w:p>
+            <w:pPr>
+              <w:jc w:val="center"/>
+              <w:rPr>
+                <w:lang w:val="pt-PT"/>
+              </w:rPr>
+            </w:pPr>
+            <w:r>
+              <w:rPr>
+                <w:lang w:val="pt-PT"/>
+              </w:rPr>
+              <w:t>X</w:t>
+            </w:r>
+          </w:p>
+        </w:tc>
+      </w:tr>
+      <w:tr>
+        <w:tc>
+          <w:tcPr>
+            <w:tcW w:w="0" w:type="auto"/>
+            <w:vAlign w:val="center"/>
+          </w:tcPr>
+          <w:p>
+            <w:pPr>
+              <w:jc w:val="center"/>
+              <w:rPr>
+                <w:lang w:val="pt-PT"/>
+              </w:rPr>
+            </w:pPr>
+            <w:r>
+              <w:rPr>
+                <w:lang w:val="pt-PT"/>
+              </w:rPr>
+              <w:t>RF13</w:t>
+            </w:r>
+          </w:p>
+        </w:tc>
+        <w:tc>
+          <w:tcPr>
+            <w:tcW w:w="0" w:type="auto"/>
+            <w:vAlign w:val="center"/>
+          </w:tcPr>
+          <w:p>
+            <w:pPr>
+              <w:jc w:val="both"/>
+              <w:rPr>
+                <w:lang w:val="pt-PT"/>
+              </w:rPr>
+            </w:pPr>
+            <w:r>
+              <w:rPr>
+                <w:lang w:val="pt-PT"/>
+              </w:rPr>
+              <w:t>Deslocação de cada equipa</w:t>
+            </w:r>
+          </w:p>
+        </w:tc>
+        <w:tc>
+          <w:tcPr>
+            <w:tcW w:w="0" w:type="auto"/>
+            <w:vAlign w:val="center"/>
+          </w:tcPr>
+          <w:p>
+            <w:pPr>
+              <w:jc w:val="center"/>
+              <w:rPr>
+                <w:lang w:val="pt-PT"/>
+              </w:rPr>
+            </w:pPr>
+            <w:r>
+              <w:rPr>
+                <w:lang w:val="pt-PT"/>
+              </w:rPr>
+              <w:t>Importante</w:t>
+            </w:r>
+          </w:p>
+        </w:tc>
+        <w:tc>
+          <w:tcPr>
+            <w:tcW w:w="0" w:type="auto"/>
+            <w:vAlign w:val="center"/>
+          </w:tcPr>
+          <w:p>
+            <w:pPr>
+              <w:jc w:val="center"/>
+              <w:rPr>
+                <w:lang w:val="pt-PT"/>
+              </w:rPr>
+            </w:pPr>
+          </w:p>
+        </w:tc>
+        <w:tc>
+          <w:tcPr>
+            <w:tcW w:w="0" w:type="auto"/>
+            <w:vAlign w:val="center"/>
+          </w:tcPr>
+          <w:p>
+            <w:pPr>
+              <w:jc w:val="center"/>
+              <w:rPr>
+                <w:lang w:val="pt-PT"/>
+              </w:rPr>
+            </w:pPr>
+            <w:r>
+              <w:rPr>
+                <w:lang w:val="pt-PT"/>
+              </w:rPr>
+              <w:t>X</w:t>
+            </w:r>
+          </w:p>
+        </w:tc>
+      </w:tr>
+      <w:tr>
+        <w:tc>
+          <w:tcPr>
+            <w:tcW w:w="0" w:type="auto"/>
+            <w:vAlign w:val="center"/>
+          </w:tcPr>
+          <w:p>
+            <w:pPr>
+              <w:jc w:val="center"/>
+              <w:rPr>
+                <w:lang w:val="pt-PT"/>
+              </w:rPr>
+            </w:pPr>
+            <w:r>
+              <w:rPr>
+                <w:lang w:val="pt-PT"/>
+              </w:rPr>
+              <w:t>RNF0</w:t>
+            </w:r>
+            <w:r>
+              <w:rPr>
+                <w:lang w:val="pt-PT"/>
+              </w:rPr>
+              <w:t>1</w:t>
+            </w:r>
+          </w:p>
+        </w:tc>
+        <w:tc>
+          <w:tcPr>
+            <w:tcW w:w="0" w:type="auto"/>
+            <w:vAlign w:val="center"/>
+          </w:tcPr>
+          <w:p>
+            <w:pPr>
+              <w:jc w:val="both"/>
+              <w:rPr>
+                <w:lang w:val="pt-PT"/>
+              </w:rPr>
+            </w:pPr>
+            <w:r>
+              <w:rPr>
+                <w:lang w:val="pt-PT"/>
+              </w:rPr>
+              <w:t xml:space="preserve">A página deve carregar em </w:t>
+            </w:r>
+            <w:r>
+              <w:rPr>
+                <w:lang w:val="pt-PT"/>
+              </w:rPr>
+              <w:t>2</w:t>
+            </w:r>
+            <w:r>
+              <w:rPr>
+                <w:lang w:val="pt-PT"/>
+              </w:rPr>
+              <w:t xml:space="preserve"> segundo</w:t>
+            </w:r>
+          </w:p>
+        </w:tc>
+        <w:tc>
+          <w:tcPr>
+            <w:tcW w:w="0" w:type="auto"/>
+            <w:vAlign w:val="center"/>
+          </w:tcPr>
+          <w:p>
+            <w:pPr>
+              <w:jc w:val="center"/>
+              <w:rPr>
+                <w:lang w:val="pt-PT"/>
+              </w:rPr>
+            </w:pPr>
+            <w:r>
+              <w:rPr>
+                <w:lang w:val="pt-PT"/>
+              </w:rPr>
+              <w:t>Desejável</w:t>
+            </w:r>
+          </w:p>
+        </w:tc>
+        <w:tc>
+          <w:tcPr>
+            <w:tcW w:w="0" w:type="auto"/>
+            <w:vAlign w:val="center"/>
+          </w:tcPr>
+          <w:p>
+            <w:pPr>
+              <w:jc w:val="center"/>
+              <w:rPr>
+                <w:lang w:val="pt-PT"/>
+              </w:rPr>
+            </w:pPr>
+            <w:r>
+              <w:rPr>
+                <w:lang w:val="pt-PT"/>
+              </w:rPr>
+              <w:t>X</w:t>
+            </w:r>
+          </w:p>
+        </w:tc>
+        <w:tc>
+          <w:tcPr>
+            <w:tcW w:w="0" w:type="auto"/>
+            <w:vAlign w:val="center"/>
+          </w:tcPr>
+          <w:p>
+            <w:pPr>
+              <w:jc w:val="center"/>
+              <w:rPr>
+                <w:lang w:val="pt-PT"/>
+              </w:rPr>
+            </w:pPr>
+          </w:p>
+        </w:tc>
+      </w:tr>
+      <w:tr>
+        <w:tc>
+          <w:tcPr>
+            <w:tcW w:w="0" w:type="auto"/>
+            <w:vAlign w:val="center"/>
+          </w:tcPr>
+          <w:p>
+            <w:pPr>
+              <w:jc w:val="center"/>
+              <w:rPr>
+                <w:lang w:val="pt-PT"/>
+              </w:rPr>
+            </w:pPr>
+            <w:r>
+              <w:rPr>
+                <w:lang w:val="pt-PT"/>
+              </w:rPr>
+              <w:t>RNF0</w:t>
+            </w:r>
+            <w:r>
+              <w:rPr>
+                <w:lang w:val="pt-PT"/>
+              </w:rPr>
+              <w:t>2</w:t>
+            </w:r>
+          </w:p>
+        </w:tc>
+        <w:tc>
+          <w:tcPr>
+            <w:tcW w:w="0" w:type="auto"/>
+            <w:vAlign w:val="center"/>
+          </w:tcPr>
+          <w:p>
+            <w:pPr>
+              <w:jc w:val="both"/>
+              <w:rPr>
+                <w:lang w:val="pt-PT"/>
+              </w:rPr>
+            </w:pPr>
+            <w:r>
+              <w:rPr>
+                <w:lang w:val="pt-PT"/>
+              </w:rPr>
+              <w:t>O login deve ser seguro (SHA1 exe)</w:t>
+            </w:r>
+          </w:p>
+        </w:tc>
+        <w:tc>
+          <w:tcPr>
+            <w:tcW w:w="0" w:type="auto"/>
+            <w:vAlign w:val="center"/>
+          </w:tcPr>
+          <w:p>
+            <w:pPr>
+              <w:jc w:val="center"/>
+              <w:rPr>
+                <w:lang w:val="pt-PT"/>
+              </w:rPr>
+            </w:pPr>
+            <w:r>
+              <w:rPr>
+                <w:lang w:val="pt-PT"/>
+              </w:rPr>
+              <w:t>Critico</w:t>
+            </w:r>
+          </w:p>
+        </w:tc>
+        <w:tc>
+          <w:tcPr>
+            <w:tcW w:w="0" w:type="auto"/>
+            <w:vAlign w:val="center"/>
+          </w:tcPr>
+          <w:p>
+            <w:pPr>
+              <w:jc w:val="center"/>
+              <w:rPr>
+                <w:lang w:val="pt-PT"/>
+              </w:rPr>
+            </w:pPr>
+          </w:p>
+        </w:tc>
+        <w:tc>
+          <w:tcPr>
+            <w:tcW w:w="0" w:type="auto"/>
+            <w:vAlign w:val="center"/>
+          </w:tcPr>
+          <w:p>
+            <w:pPr>
+              <w:jc w:val="center"/>
+              <w:rPr>
+                <w:lang w:val="pt-PT"/>
+              </w:rPr>
+            </w:pPr>
+            <w:r>
+              <w:rPr>
+                <w:lang w:val="pt-PT"/>
+              </w:rPr>
+              <w:t>X</w:t>
+            </w:r>
+          </w:p>
+        </w:tc>
+      </w:tr>
+    </w:tbl>
     <w:p>
       <w:pPr>
         <w:ind w:left="360"/>
@@ -1510,6 +3201,25 @@
       <w:spacing w:val="5"/>
     </w:rPr>
   </w:style>
+  <w:style w:type="table" w:styleId="TableGrid">
+    <w:name w:val="Table Grid"/>
+    <w:basedOn w:val="TableNormal"/>
+    <w:uiPriority w:val="39"/>
+    <w:rsid w:val="00DE6EB1"/>
+    <w:pPr>
+      <w:spacing w:after="0" w:line="240" w:lineRule="auto"/>
+    </w:pPr>
+    <w:tblPr>
+      <w:tblBorders>
+        <w:top w:val="single" w:sz="4" w:space="0" w:color="auto"/>
+        <w:left w:val="single" w:sz="4" w:space="0" w:color="auto"/>
+        <w:bottom w:val="single" w:sz="4" w:space="0" w:color="auto"/>
+        <w:right w:val="single" w:sz="4" w:space="0" w:color="auto"/>
+        <w:insideH w:val="single" w:sz="4" w:space="0" w:color="auto"/>
+        <w:insideV w:val="single" w:sz="4" w:space="0" w:color="auto"/>
+      </w:tblBorders>
+    </w:tblPr>
+  </w:style>
 </w:styles>
 </file>
 

--- a/Requisitos.docx
+++ b/Requisitos.docx
@@ -109,7 +109,21 @@
         <w:rPr>
           <w:lang w:val="pt-PT"/>
         </w:rPr>
-        <w:t>A parte de backoffice, destina-se a quem gere a plataforma: colocar as equipas, os resultados, os jogos que se vão disputar, etc. Esta parte sim, terá de ter autenticação (login).</w:t>
+        <w:t xml:space="preserve">A parte de </w:t>
+      </w:r>
+      <w:proofErr w:type="spellStart"/>
+      <w:r>
+        <w:rPr>
+          <w:lang w:val="pt-PT"/>
+        </w:rPr>
+        <w:t>backoffice</w:t>
+      </w:r>
+      <w:proofErr w:type="spellEnd"/>
+      <w:r>
+        <w:rPr>
+          <w:lang w:val="pt-PT"/>
+        </w:rPr>
+        <w:t>, destina-se a quem gere a plataforma: colocar as equipas, os resultados, os jogos que se vão disputar, etc. Esta parte sim, terá de ter autenticação (login).</w:t>
       </w:r>
     </w:p>
     <w:p>
@@ -147,7 +161,35 @@
         <w:rPr>
           <w:lang w:val="pt-PT"/>
         </w:rPr>
-        <w:t>criação de cada grupo (Example A,B,C) ?</w:t>
+        <w:t>criação de cada grupo (</w:t>
+      </w:r>
+      <w:proofErr w:type="spellStart"/>
+      <w:r>
+        <w:rPr>
+          <w:lang w:val="pt-PT"/>
+        </w:rPr>
+        <w:t>Example</w:t>
+      </w:r>
+      <w:proofErr w:type="spellEnd"/>
+      <w:r>
+        <w:rPr>
+          <w:lang w:val="pt-PT"/>
+        </w:rPr>
+        <w:t xml:space="preserve"> </w:t>
+      </w:r>
+      <w:proofErr w:type="gramStart"/>
+      <w:r>
+        <w:rPr>
+          <w:lang w:val="pt-PT"/>
+        </w:rPr>
+        <w:t>A,B</w:t>
+      </w:r>
+      <w:proofErr w:type="gramEnd"/>
+      <w:r>
+        <w:rPr>
+          <w:lang w:val="pt-PT"/>
+        </w:rPr>
+        <w:t>,C) ?</w:t>
       </w:r>
       <w:r>
         <w:rPr>
@@ -184,7 +226,21 @@
         <w:rPr>
           <w:lang w:val="pt-PT"/>
         </w:rPr>
-        <w:t>conseguir usar a app como id para passagem de jogadores, funcionários, etc?</w:t>
+        <w:t xml:space="preserve">conseguir usar a app como id para passagem de jogadores, funcionários, </w:t>
+      </w:r>
+      <w:proofErr w:type="spellStart"/>
+      <w:r>
+        <w:rPr>
+          <w:lang w:val="pt-PT"/>
+        </w:rPr>
+        <w:t>etc</w:t>
+      </w:r>
+      <w:proofErr w:type="spellEnd"/>
+      <w:r>
+        <w:rPr>
+          <w:lang w:val="pt-PT"/>
+        </w:rPr>
+        <w:t>?</w:t>
       </w:r>
       <w:r>
         <w:rPr>
@@ -530,32 +586,36 @@
                 <w:lang w:val="pt-PT"/>
               </w:rPr>
             </w:pPr>
+            <w:proofErr w:type="spellStart"/>
             <w:r>
               <w:rPr>
                 <w:lang w:val="pt-PT"/>
               </w:rPr>
               <w:t>Frontoffice</w:t>
             </w:r>
-          </w:p>
-        </w:tc>
-        <w:tc>
-          <w:tcPr>
-            <w:tcW w:w="0" w:type="auto"/>
-            <w:vAlign w:val="center"/>
-          </w:tcPr>
-          <w:p>
-            <w:pPr>
-              <w:jc w:val="center"/>
-              <w:rPr>
-                <w:lang w:val="pt-PT"/>
-              </w:rPr>
-            </w:pPr>
+            <w:proofErr w:type="spellEnd"/>
+          </w:p>
+        </w:tc>
+        <w:tc>
+          <w:tcPr>
+            <w:tcW w:w="0" w:type="auto"/>
+            <w:vAlign w:val="center"/>
+          </w:tcPr>
+          <w:p>
+            <w:pPr>
+              <w:jc w:val="center"/>
+              <w:rPr>
+                <w:lang w:val="pt-PT"/>
+              </w:rPr>
+            </w:pPr>
+            <w:proofErr w:type="spellStart"/>
             <w:r>
               <w:rPr>
                 <w:lang w:val="pt-PT"/>
               </w:rPr>
               <w:t>Backoffice</w:t>
             </w:r>
+            <w:proofErr w:type="spellEnd"/>
           </w:p>
         </w:tc>
       </w:tr>
@@ -596,13 +656,7 @@
               <w:rPr>
                 <w:lang w:val="pt-PT"/>
               </w:rPr>
-              <w:t xml:space="preserve">Permitir </w:t>
-            </w:r>
-            <w:r>
-              <w:rPr>
-                <w:lang w:val="pt-PT"/>
-              </w:rPr>
-              <w:t>a definição do calendário dos jogos</w:t>
+              <w:t>Permitir a definição do calendário dos jogos</w:t>
             </w:r>
           </w:p>
         </w:tc>
@@ -698,13 +752,7 @@
               <w:rPr>
                 <w:lang w:val="pt-PT"/>
               </w:rPr>
-              <w:t>A</w:t>
-            </w:r>
-            <w:r>
-              <w:rPr>
-                <w:lang w:val="pt-PT"/>
-              </w:rPr>
-              <w:t>tribuição de equipas de arbitragem a jogos</w:t>
+              <w:t>Atribuição de equipas de arbitragem a jogos</w:t>
             </w:r>
           </w:p>
         </w:tc>
@@ -800,13 +848,7 @@
               <w:rPr>
                 <w:lang w:val="pt-PT"/>
               </w:rPr>
-              <w:t>G</w:t>
-            </w:r>
-            <w:r>
-              <w:rPr>
-                <w:lang w:val="pt-PT"/>
-              </w:rPr>
-              <w:t>estão da venda de bilhetes</w:t>
+              <w:t>Gestão da venda de bilhetes</w:t>
             </w:r>
           </w:p>
         </w:tc>
@@ -882,13 +924,7 @@
               <w:rPr>
                 <w:lang w:val="pt-PT"/>
               </w:rPr>
-              <w:t>RF0</w:t>
-            </w:r>
-            <w:r>
-              <w:rPr>
-                <w:lang w:val="pt-PT"/>
-              </w:rPr>
-              <w:t>4</w:t>
+              <w:t>RF04</w:t>
             </w:r>
           </w:p>
         </w:tc>
@@ -908,13 +944,7 @@
               <w:rPr>
                 <w:lang w:val="pt-PT"/>
               </w:rPr>
-              <w:t>T</w:t>
-            </w:r>
-            <w:r>
-              <w:rPr>
-                <w:lang w:val="pt-PT"/>
-              </w:rPr>
-              <w:t>em de permitir login</w:t>
+              <w:t>Tem de permitir login</w:t>
             </w:r>
           </w:p>
         </w:tc>
@@ -990,13 +1020,7 @@
               <w:rPr>
                 <w:lang w:val="pt-PT"/>
               </w:rPr>
-              <w:t>RF0</w:t>
-            </w:r>
-            <w:r>
-              <w:rPr>
-                <w:lang w:val="pt-PT"/>
-              </w:rPr>
-              <w:t>5</w:t>
+              <w:t>RF05</w:t>
             </w:r>
           </w:p>
         </w:tc>
@@ -1016,13 +1040,7 @@
               <w:rPr>
                 <w:lang w:val="pt-PT"/>
               </w:rPr>
-              <w:t>C</w:t>
-            </w:r>
-            <w:r>
-              <w:rPr>
-                <w:lang w:val="pt-PT"/>
-              </w:rPr>
-              <w:t>riação de cada grupo</w:t>
+              <w:t>Criação de cada grupo</w:t>
             </w:r>
           </w:p>
         </w:tc>
@@ -1098,13 +1116,7 @@
               <w:rPr>
                 <w:lang w:val="pt-PT"/>
               </w:rPr>
-              <w:t>RF0</w:t>
-            </w:r>
-            <w:r>
-              <w:rPr>
-                <w:lang w:val="pt-PT"/>
-              </w:rPr>
-              <w:t>6</w:t>
+              <w:t>RF06</w:t>
             </w:r>
           </w:p>
         </w:tc>
@@ -1124,13 +1136,7 @@
               <w:rPr>
                 <w:lang w:val="pt-PT"/>
               </w:rPr>
-              <w:t>C</w:t>
-            </w:r>
-            <w:r>
-              <w:rPr>
-                <w:lang w:val="pt-PT"/>
-              </w:rPr>
-              <w:t>onseguir usar a app como id para passagem de jogadores, funcionários</w:t>
+              <w:t>Conseguir usar a app como id para passagem de jogadores, funcionários</w:t>
             </w:r>
           </w:p>
         </w:tc>
@@ -1206,13 +1212,7 @@
               <w:rPr>
                 <w:lang w:val="pt-PT"/>
               </w:rPr>
-              <w:t>RF0</w:t>
-            </w:r>
-            <w:r>
-              <w:rPr>
-                <w:lang w:val="pt-PT"/>
-              </w:rPr>
-              <w:t>7</w:t>
+              <w:t>RF07</w:t>
             </w:r>
           </w:p>
         </w:tc>
@@ -1232,13 +1232,7 @@
               <w:rPr>
                 <w:lang w:val="pt-PT"/>
               </w:rPr>
-              <w:t>V</w:t>
-            </w:r>
-            <w:r>
-              <w:rPr>
-                <w:lang w:val="pt-PT"/>
-              </w:rPr>
-              <w:t>isualização de todos os árbitros na competição e cada jogo do mesmo</w:t>
+              <w:t>Visualização de todos os árbitros na competição e cada jogo do mesmo</w:t>
             </w:r>
           </w:p>
         </w:tc>
@@ -1314,13 +1308,7 @@
               <w:rPr>
                 <w:lang w:val="pt-PT"/>
               </w:rPr>
-              <w:t>RF0</w:t>
-            </w:r>
-            <w:r>
-              <w:rPr>
-                <w:lang w:val="pt-PT"/>
-              </w:rPr>
-              <w:t>8</w:t>
+              <w:t>RF08</w:t>
             </w:r>
           </w:p>
         </w:tc>
@@ -1340,13 +1328,7 @@
               <w:rPr>
                 <w:lang w:val="pt-PT"/>
               </w:rPr>
-              <w:t>V</w:t>
-            </w:r>
-            <w:r>
-              <w:rPr>
-                <w:lang w:val="pt-PT"/>
-              </w:rPr>
-              <w:t>isualização de cada equipa</w:t>
+              <w:t>Visualização de cada equipa</w:t>
             </w:r>
           </w:p>
         </w:tc>
@@ -1632,13 +1614,7 @@
               <w:rPr>
                 <w:lang w:val="pt-PT"/>
               </w:rPr>
-              <w:t>RF</w:t>
-            </w:r>
-            <w:r>
-              <w:rPr>
-                <w:lang w:val="pt-PT"/>
-              </w:rPr>
-              <w:t>1</w:t>
+              <w:t>RF1</w:t>
             </w:r>
             <w:r>
               <w:rPr>
@@ -1740,13 +1716,7 @@
               <w:rPr>
                 <w:lang w:val="pt-PT"/>
               </w:rPr>
-              <w:t>RF</w:t>
-            </w:r>
-            <w:r>
-              <w:rPr>
-                <w:lang w:val="pt-PT"/>
-              </w:rPr>
-              <w:t>1</w:t>
+              <w:t>RF1</w:t>
             </w:r>
             <w:r>
               <w:rPr>
@@ -1772,7 +1742,7 @@
               <w:rPr>
                 <w:lang w:val="pt-PT"/>
               </w:rPr>
-              <w:t>Gestão e visualização dos campos de treino de cada equipa (Apenas a indicação onde cada equipa vai ficar em estágio)</w:t>
+              <w:t>Gestão dos campos de treino de cada equipa</w:t>
             </w:r>
           </w:p>
         </w:tc>
@@ -1944,13 +1914,13 @@
               <w:rPr>
                 <w:lang w:val="pt-PT"/>
               </w:rPr>
-              <w:t>RNF0</w:t>
-            </w:r>
-            <w:r>
-              <w:rPr>
-                <w:lang w:val="pt-PT"/>
-              </w:rPr>
-              <w:t>1</w:t>
+              <w:t>RF1</w:t>
+            </w:r>
+            <w:r>
+              <w:rPr>
+                <w:lang w:val="pt-PT"/>
+              </w:rPr>
+              <w:t>4</w:t>
             </w:r>
           </w:p>
         </w:tc>
@@ -1970,19 +1940,13 @@
               <w:rPr>
                 <w:lang w:val="pt-PT"/>
               </w:rPr>
-              <w:t xml:space="preserve">A página deve carregar em </w:t>
-            </w:r>
-            <w:r>
-              <w:rPr>
-                <w:lang w:val="pt-PT"/>
-              </w:rPr>
-              <w:t>2</w:t>
-            </w:r>
-            <w:r>
-              <w:rPr>
-                <w:lang w:val="pt-PT"/>
-              </w:rPr>
-              <w:t xml:space="preserve"> segundo</w:t>
+              <w:t>V</w:t>
+            </w:r>
+            <w:r>
+              <w:rPr>
+                <w:lang w:val="pt-PT"/>
+              </w:rPr>
+              <w:t>isualização dos campos de treino de cada equipa (Apenas a indicação onde cada equipa vai ficar em estágio)</w:t>
             </w:r>
           </w:p>
         </w:tc>
@@ -2058,13 +2022,103 @@
               <w:rPr>
                 <w:lang w:val="pt-PT"/>
               </w:rPr>
-              <w:t>RNF0</w:t>
-            </w:r>
-            <w:r>
-              <w:rPr>
-                <w:lang w:val="pt-PT"/>
-              </w:rPr>
-              <w:t>2</w:t>
+              <w:t>RNF01</w:t>
+            </w:r>
+          </w:p>
+        </w:tc>
+        <w:tc>
+          <w:tcPr>
+            <w:tcW w:w="0" w:type="auto"/>
+            <w:vAlign w:val="center"/>
+          </w:tcPr>
+          <w:p>
+            <w:pPr>
+              <w:jc w:val="both"/>
+              <w:rPr>
+                <w:lang w:val="pt-PT"/>
+              </w:rPr>
+            </w:pPr>
+            <w:r>
+              <w:rPr>
+                <w:lang w:val="pt-PT"/>
+              </w:rPr>
+              <w:t>A página deve carregar em 2 segundo</w:t>
+            </w:r>
+          </w:p>
+        </w:tc>
+        <w:tc>
+          <w:tcPr>
+            <w:tcW w:w="0" w:type="auto"/>
+            <w:vAlign w:val="center"/>
+          </w:tcPr>
+          <w:p>
+            <w:pPr>
+              <w:jc w:val="center"/>
+              <w:rPr>
+                <w:lang w:val="pt-PT"/>
+              </w:rPr>
+            </w:pPr>
+            <w:r>
+              <w:rPr>
+                <w:lang w:val="pt-PT"/>
+              </w:rPr>
+              <w:t>Desejável</w:t>
+            </w:r>
+          </w:p>
+        </w:tc>
+        <w:tc>
+          <w:tcPr>
+            <w:tcW w:w="0" w:type="auto"/>
+            <w:vAlign w:val="center"/>
+          </w:tcPr>
+          <w:p>
+            <w:pPr>
+              <w:jc w:val="center"/>
+              <w:rPr>
+                <w:lang w:val="pt-PT"/>
+              </w:rPr>
+            </w:pPr>
+            <w:r>
+              <w:rPr>
+                <w:lang w:val="pt-PT"/>
+              </w:rPr>
+              <w:t>X</w:t>
+            </w:r>
+          </w:p>
+        </w:tc>
+        <w:tc>
+          <w:tcPr>
+            <w:tcW w:w="0" w:type="auto"/>
+            <w:vAlign w:val="center"/>
+          </w:tcPr>
+          <w:p>
+            <w:pPr>
+              <w:jc w:val="center"/>
+              <w:rPr>
+                <w:lang w:val="pt-PT"/>
+              </w:rPr>
+            </w:pPr>
+          </w:p>
+        </w:tc>
+      </w:tr>
+      <w:tr>
+        <w:tc>
+          <w:tcPr>
+            <w:tcW w:w="0" w:type="auto"/>
+            <w:vAlign w:val="center"/>
+          </w:tcPr>
+          <w:p>
+            <w:pPr>
+              <w:jc w:val="center"/>
+              <w:rPr>
+                <w:lang w:val="pt-PT"/>
+              </w:rPr>
+            </w:pPr>
+            <w:r>
+              <w:rPr>
+                <w:lang w:val="pt-PT"/>
+              </w:rPr>
+              <w:t>RNF02</w:t>
             </w:r>
           </w:p>
         </w:tc>

--- a/Requisitos.docx
+++ b/Requisitos.docx
@@ -1,6 +1,6 @@
 
 <file path=word/document.xml><?xml version="1.0" encoding="utf-8"?>
-<w:document xmlns:wpc="http://schemas.microsoft.com/office/word/2010/wordprocessingCanvas" xmlns:cx="http://schemas.microsoft.com/office/drawing/2014/chartex" xmlns:cx1="http://schemas.microsoft.com/office/drawing/2015/9/8/chartex" xmlns:cx2="http://schemas.microsoft.com/office/drawing/2015/10/21/chartex" xmlns:cx3="http://schemas.microsoft.com/office/drawing/2016/5/9/chartex" xmlns:cx4="http://schemas.microsoft.com/office/drawing/2016/5/10/chartex" xmlns:cx5="http://schemas.microsoft.com/office/drawing/2016/5/11/chartex" xmlns:cx6="http://schemas.microsoft.com/office/drawing/2016/5/12/chartex" xmlns:cx7="http://schemas.microsoft.com/office/drawing/2016/5/13/chartex" xmlns:cx8="http://schemas.microsoft.com/office/drawing/2016/5/14/chartex" xmlns:mc="http://schemas.openxmlformats.org/markup-compatibility/2006" xmlns:aink="http://schemas.microsoft.com/office/drawing/2016/ink" xmlns:am3d="http://schemas.microsoft.com/office/drawing/2017/model3d" xmlns:o="urn:schemas-microsoft-com:office:office" xmlns:oel="http://schemas.microsoft.com/office/2019/extlst" xmlns:r="http://schemas.openxmlformats.org/officeDocument/2006/relationships" xmlns:m="http://schemas.openxmlformats.org/officeDocument/2006/math" xmlns:v="urn:schemas-microsoft-com:vml" xmlns:wp14="http://schemas.microsoft.com/office/word/2010/wordprocessingDrawing" xmlns:wp="http://schemas.openxmlformats.org/drawingml/2006/wordprocessingDrawing" xmlns:w10="urn:schemas-microsoft-com:office:word" xmlns:w="http://schemas.openxmlformats.org/wordprocessingml/2006/main" xmlns:w14="http://schemas.microsoft.com/office/word/2010/wordml" xmlns:w15="http://schemas.microsoft.com/office/word/2012/wordml" xmlns:w16cex="http://schemas.microsoft.com/office/word/2018/wordml/cex" xmlns:w16cid="http://schemas.microsoft.com/office/word/2016/wordml/cid" xmlns:w16="http://schemas.microsoft.com/office/word/2018/wordml" xmlns:w16sdtdh="http://schemas.microsoft.com/office/word/2020/wordml/sdtdatahash" xmlns:w16se="http://schemas.microsoft.com/office/word/2015/wordml/symex" xmlns:wpg="http://schemas.microsoft.com/office/word/2010/wordprocessingGroup" xmlns:wpi="http://schemas.microsoft.com/office/word/2010/wordprocessingInk" xmlns:wne="http://schemas.microsoft.com/office/word/2006/wordml" xmlns:wps="http://schemas.microsoft.com/office/word/2010/wordprocessingShape" mc:Ignorable="w14 w15 w16se w16cid w16 w16cex w16sdtdh wp14">
+<w:document xmlns:wpc="http://schemas.microsoft.com/office/word/2010/wordprocessingCanvas" xmlns:cx="http://schemas.microsoft.com/office/drawing/2014/chartex" xmlns:cx1="http://schemas.microsoft.com/office/drawing/2015/9/8/chartex" xmlns:cx2="http://schemas.microsoft.com/office/drawing/2015/10/21/chartex" xmlns:cx3="http://schemas.microsoft.com/office/drawing/2016/5/9/chartex" xmlns:cx4="http://schemas.microsoft.com/office/drawing/2016/5/10/chartex" xmlns:cx5="http://schemas.microsoft.com/office/drawing/2016/5/11/chartex" xmlns:cx6="http://schemas.microsoft.com/office/drawing/2016/5/12/chartex" xmlns:cx7="http://schemas.microsoft.com/office/drawing/2016/5/13/chartex" xmlns:cx8="http://schemas.microsoft.com/office/drawing/2016/5/14/chartex" xmlns:mc="http://schemas.openxmlformats.org/markup-compatibility/2006" xmlns:aink="http://schemas.microsoft.com/office/drawing/2016/ink" xmlns:am3d="http://schemas.microsoft.com/office/drawing/2017/model3d" xmlns:o="urn:schemas-microsoft-com:office:office" xmlns:oel="http://schemas.microsoft.com/office/2019/extlst" xmlns:r="http://schemas.openxmlformats.org/officeDocument/2006/relationships" xmlns:m="http://schemas.openxmlformats.org/officeDocument/2006/math" xmlns:v="urn:schemas-microsoft-com:vml" xmlns:wp14="http://schemas.microsoft.com/office/word/2010/wordprocessingDrawing" xmlns:wp="http://schemas.openxmlformats.org/drawingml/2006/wordprocessingDrawing" xmlns:w10="urn:schemas-microsoft-com:office:word" xmlns:w="http://schemas.openxmlformats.org/wordprocessingml/2006/main" xmlns:w14="http://schemas.microsoft.com/office/word/2010/wordml" xmlns:w15="http://schemas.microsoft.com/office/word/2012/wordml" xmlns:w16cex="http://schemas.microsoft.com/office/word/2018/wordml/cex" xmlns:w16cid="http://schemas.microsoft.com/office/word/2016/wordml/cid" xmlns:w16="http://schemas.microsoft.com/office/word/2018/wordml" xmlns:w16du="http://schemas.microsoft.com/office/word/2023/wordml/word16du" xmlns:w16sdtdh="http://schemas.microsoft.com/office/word/2020/wordml/sdtdatahash" xmlns:w16sdtfl="http://schemas.microsoft.com/office/word/2024/wordml/sdtformatlock" xmlns:w16se="http://schemas.microsoft.com/office/word/2015/wordml/symex" xmlns:wpg="http://schemas.microsoft.com/office/word/2010/wordprocessingGroup" xmlns:wpi="http://schemas.microsoft.com/office/word/2010/wordprocessingInk" xmlns:wne="http://schemas.microsoft.com/office/word/2006/wordml" xmlns:wps="http://schemas.microsoft.com/office/word/2010/wordprocessingShape" mc:Ignorable="w14 w15 w16se w16cid w16 w16cex w16sdtdh w16sdtfl w16du wp14">
   <w:body>
     <w:p>
       <w:pPr>
@@ -9,7 +9,6 @@
           <w:rFonts w:asciiTheme="majorHAnsi" w:hAnsiTheme="majorHAnsi"/>
           <w:sz w:val="36"/>
           <w:szCs w:val="36"/>
-          <w:lang w:val="pt-PT"/>
         </w:rPr>
       </w:pPr>
       <w:r>
@@ -17,7 +16,6 @@
           <w:rFonts w:asciiTheme="majorHAnsi" w:hAnsiTheme="majorHAnsi"/>
           <w:sz w:val="36"/>
           <w:szCs w:val="36"/>
-          <w:lang w:val="pt-PT"/>
         </w:rPr>
         <w:t>Projeto ES</w:t>
       </w:r>
@@ -25,482 +23,265 @@
     <w:p>
       <w:pPr>
         <w:jc w:val="both"/>
-        <w:rPr>
-          <w:lang w:val="pt-PT"/>
-        </w:rPr>
-      </w:pPr>
-      <w:r>
-        <w:rPr>
-          <w:lang w:val="pt-PT"/>
-        </w:rPr>
+      </w:pPr>
+      <w:r>
         <w:t>Requisitos:</w:t>
       </w:r>
     </w:p>
     <w:p>
       <w:pPr>
-        <w:pStyle w:val="ListParagraph"/>
+        <w:pStyle w:val="PargrafodaLista"/>
         <w:numPr>
           <w:ilvl w:val="0"/>
           <w:numId w:val="1"/>
         </w:numPr>
         <w:jc w:val="both"/>
-        <w:rPr>
-          <w:lang w:val="pt-PT"/>
-        </w:rPr>
-      </w:pPr>
-      <w:r>
-        <w:rPr>
-          <w:lang w:val="pt-PT"/>
-        </w:rPr>
+      </w:pPr>
+      <w:r>
         <w:t>a definição do calendário dos jogos</w:t>
       </w:r>
     </w:p>
     <w:p>
       <w:pPr>
-        <w:pStyle w:val="ListParagraph"/>
+        <w:pStyle w:val="PargrafodaLista"/>
         <w:numPr>
           <w:ilvl w:val="0"/>
           <w:numId w:val="1"/>
         </w:numPr>
         <w:jc w:val="both"/>
-        <w:rPr>
-          <w:lang w:val="pt-PT"/>
-        </w:rPr>
-      </w:pPr>
-      <w:r>
-        <w:rPr>
-          <w:lang w:val="pt-PT"/>
-        </w:rPr>
+      </w:pPr>
+      <w:r>
         <w:t>atribuição de equipas de arbitragem a jogos</w:t>
       </w:r>
     </w:p>
     <w:p>
       <w:pPr>
-        <w:pStyle w:val="ListParagraph"/>
+        <w:pStyle w:val="PargrafodaLista"/>
         <w:numPr>
           <w:ilvl w:val="0"/>
           <w:numId w:val="1"/>
         </w:numPr>
         <w:jc w:val="both"/>
-        <w:rPr>
-          <w:lang w:val="pt-PT"/>
-        </w:rPr>
-      </w:pPr>
-      <w:r>
-        <w:rPr>
-          <w:lang w:val="pt-PT"/>
-        </w:rPr>
+      </w:pPr>
+      <w:r>
         <w:t>gestão da venda de bilhetes</w:t>
       </w:r>
     </w:p>
     <w:p>
       <w:pPr>
-        <w:pStyle w:val="ListParagraph"/>
+        <w:pStyle w:val="PargrafodaLista"/>
         <w:numPr>
           <w:ilvl w:val="0"/>
           <w:numId w:val="1"/>
         </w:numPr>
         <w:jc w:val="both"/>
-        <w:rPr>
-          <w:lang w:val="pt-PT"/>
-        </w:rPr>
-      </w:pPr>
-      <w:r>
-        <w:rPr>
-          <w:lang w:val="pt-PT"/>
-        </w:rPr>
-        <w:t xml:space="preserve">A parte de </w:t>
-      </w:r>
-      <w:proofErr w:type="spellStart"/>
-      <w:r>
-        <w:rPr>
-          <w:lang w:val="pt-PT"/>
-        </w:rPr>
-        <w:t>backoffice</w:t>
-      </w:r>
-      <w:proofErr w:type="spellEnd"/>
-      <w:r>
-        <w:rPr>
-          <w:lang w:val="pt-PT"/>
-        </w:rPr>
-        <w:t>, destina-se a quem gere a plataforma: colocar as equipas, os resultados, os jogos que se vão disputar, etc. Esta parte sim, terá de ter autenticação (login).</w:t>
-      </w:r>
-    </w:p>
-    <w:p>
-      <w:pPr>
-        <w:pStyle w:val="ListParagraph"/>
+      </w:pPr>
+      <w:r>
+        <w:t>A parte de backoffice, destina-se a quem gere a plataforma: colocar as equipas, os resultados, os jogos que se vão disputar, etc. Esta parte sim, terá de ter autenticação (login).</w:t>
+      </w:r>
+    </w:p>
+    <w:p>
+      <w:pPr>
+        <w:pStyle w:val="PargrafodaLista"/>
         <w:numPr>
           <w:ilvl w:val="0"/>
           <w:numId w:val="1"/>
         </w:numPr>
         <w:jc w:val="both"/>
-        <w:rPr>
-          <w:lang w:val="pt-PT"/>
-        </w:rPr>
-      </w:pPr>
-      <w:r>
-        <w:rPr>
-          <w:lang w:val="pt-PT"/>
-        </w:rPr>
+      </w:pPr>
+      <w:r>
         <w:t>tem de permitir login?</w:t>
       </w:r>
     </w:p>
     <w:p>
       <w:pPr>
-        <w:pStyle w:val="ListParagraph"/>
+        <w:pStyle w:val="PargrafodaLista"/>
         <w:numPr>
           <w:ilvl w:val="0"/>
           <w:numId w:val="1"/>
         </w:numPr>
         <w:jc w:val="both"/>
-        <w:rPr>
-          <w:lang w:val="pt-PT"/>
-        </w:rPr>
-      </w:pPr>
-      <w:r>
-        <w:rPr>
-          <w:lang w:val="pt-PT"/>
-        </w:rPr>
-        <w:t>criação de cada grupo (</w:t>
-      </w:r>
-      <w:proofErr w:type="spellStart"/>
-      <w:r>
-        <w:rPr>
-          <w:lang w:val="pt-PT"/>
-        </w:rPr>
-        <w:t>Example</w:t>
-      </w:r>
-      <w:proofErr w:type="spellEnd"/>
-      <w:r>
-        <w:rPr>
-          <w:lang w:val="pt-PT"/>
-        </w:rPr>
-        <w:t xml:space="preserve"> </w:t>
+      </w:pPr>
+      <w:r>
+        <w:t xml:space="preserve">criação de cada grupo (Example </w:t>
       </w:r>
       <w:proofErr w:type="gramStart"/>
       <w:r>
-        <w:rPr>
-          <w:lang w:val="pt-PT"/>
-        </w:rPr>
         <w:t>A,B</w:t>
       </w:r>
       <w:proofErr w:type="gramEnd"/>
       <w:r>
-        <w:rPr>
-          <w:lang w:val="pt-PT"/>
-        </w:rPr>
-        <w:t>,C) ?</w:t>
-      </w:r>
-      <w:r>
-        <w:rPr>
-          <w:lang w:val="pt-PT"/>
-        </w:rPr>
-        <w:t xml:space="preserve"> (</w:t>
-      </w:r>
-      <w:r>
-        <w:rPr>
-          <w:lang w:val="pt-PT"/>
-        </w:rPr>
-        <w:t>Tem apenas de permitir associar uma equipa ao respetivo grupo</w:t>
-      </w:r>
-      <w:r>
-        <w:rPr>
-          <w:lang w:val="pt-PT"/>
-        </w:rPr>
-        <w:t>)</w:t>
-      </w:r>
-    </w:p>
-    <w:p>
-      <w:pPr>
-        <w:pStyle w:val="ListParagraph"/>
+        <w:t>,C</w:t>
+      </w:r>
+      <w:proofErr w:type="gramStart"/>
+      <w:r>
+        <w:t>) ?</w:t>
+      </w:r>
+      <w:proofErr w:type="gramEnd"/>
+      <w:r>
+        <w:t xml:space="preserve"> (Tem apenas de permitir associar uma equipa ao respetivo grupo)</w:t>
+      </w:r>
+    </w:p>
+    <w:p>
+      <w:pPr>
+        <w:pStyle w:val="PargrafodaLista"/>
         <w:numPr>
           <w:ilvl w:val="0"/>
           <w:numId w:val="1"/>
         </w:numPr>
         <w:jc w:val="both"/>
-        <w:rPr>
-          <w:lang w:val="pt-PT"/>
-        </w:rPr>
-      </w:pPr>
-      <w:r>
-        <w:rPr>
-          <w:lang w:val="pt-PT"/>
-        </w:rPr>
-        <w:t xml:space="preserve">conseguir usar a app como id para passagem de jogadores, funcionários, </w:t>
-      </w:r>
-      <w:proofErr w:type="spellStart"/>
-      <w:r>
-        <w:rPr>
-          <w:lang w:val="pt-PT"/>
-        </w:rPr>
-        <w:t>etc</w:t>
-      </w:r>
-      <w:proofErr w:type="spellEnd"/>
-      <w:r>
-        <w:rPr>
-          <w:lang w:val="pt-PT"/>
-        </w:rPr>
-        <w:t>?</w:t>
-      </w:r>
-      <w:r>
-        <w:rPr>
-          <w:lang w:val="pt-PT"/>
-        </w:rPr>
+      </w:pPr>
+      <w:r>
+        <w:t>conseguir usar a app como id para passagem de jogadores, funcionários, etc?</w:t>
+      </w:r>
+      <w:r>
         <w:t xml:space="preserve"> (Opcional)</w:t>
       </w:r>
     </w:p>
     <w:p>
       <w:pPr>
-        <w:pStyle w:val="ListParagraph"/>
+        <w:pStyle w:val="PargrafodaLista"/>
         <w:numPr>
           <w:ilvl w:val="0"/>
           <w:numId w:val="1"/>
         </w:numPr>
         <w:jc w:val="both"/>
-        <w:rPr>
-          <w:lang w:val="pt-PT"/>
-        </w:rPr>
-      </w:pPr>
-      <w:r>
-        <w:rPr>
-          <w:lang w:val="pt-PT"/>
-        </w:rPr>
+      </w:pPr>
+      <w:r>
         <w:t xml:space="preserve">visualização de todos os </w:t>
       </w:r>
       <w:r>
-        <w:rPr>
-          <w:lang w:val="pt-PT"/>
-        </w:rPr>
         <w:t>árbitros</w:t>
       </w:r>
       <w:r>
-        <w:rPr>
-          <w:lang w:val="pt-PT"/>
-        </w:rPr>
         <w:t xml:space="preserve"> na competição e cada jogo do mesmo</w:t>
       </w:r>
       <w:r>
-        <w:rPr>
-          <w:lang w:val="pt-PT"/>
-        </w:rPr>
         <w:t>?</w:t>
       </w:r>
     </w:p>
     <w:p>
       <w:pPr>
-        <w:pStyle w:val="ListParagraph"/>
+        <w:pStyle w:val="PargrafodaLista"/>
         <w:numPr>
           <w:ilvl w:val="0"/>
           <w:numId w:val="1"/>
         </w:numPr>
         <w:jc w:val="both"/>
-        <w:rPr>
-          <w:lang w:val="pt-PT"/>
-        </w:rPr>
-      </w:pPr>
-      <w:r>
-        <w:rPr>
-          <w:lang w:val="pt-PT"/>
-        </w:rPr>
+      </w:pPr>
+      <w:r>
         <w:t xml:space="preserve">visualização </w:t>
       </w:r>
       <w:r>
-        <w:rPr>
-          <w:lang w:val="pt-PT"/>
-        </w:rPr>
         <w:t xml:space="preserve">e criação </w:t>
       </w:r>
       <w:r>
-        <w:rPr>
-          <w:lang w:val="pt-PT"/>
-        </w:rPr>
         <w:t>de cada equipa?</w:t>
       </w:r>
     </w:p>
     <w:p>
       <w:pPr>
-        <w:pStyle w:val="ListParagraph"/>
+        <w:pStyle w:val="PargrafodaLista"/>
         <w:numPr>
           <w:ilvl w:val="0"/>
           <w:numId w:val="1"/>
         </w:numPr>
         <w:jc w:val="both"/>
-        <w:rPr>
-          <w:lang w:val="pt-PT"/>
-        </w:rPr>
-      </w:pPr>
-      <w:r>
-        <w:rPr>
-          <w:lang w:val="pt-PT"/>
-        </w:rPr>
+      </w:pPr>
+      <w:r>
         <w:t>Criação de estádios?</w:t>
       </w:r>
       <w:r>
-        <w:rPr>
-          <w:lang w:val="pt-PT"/>
-        </w:rPr>
-        <w:t xml:space="preserve"> (</w:t>
-      </w:r>
-      <w:r>
-        <w:rPr>
-          <w:lang w:val="pt-PT"/>
-        </w:rPr>
-        <w:t>nome do estádio, localização: Latitude e Longitude, lotação</w:t>
-      </w:r>
-      <w:r>
-        <w:rPr>
-          <w:lang w:val="pt-PT"/>
-        </w:rPr>
-        <w:t>)</w:t>
-      </w:r>
-    </w:p>
-    <w:p>
-      <w:pPr>
-        <w:pStyle w:val="ListParagraph"/>
+        <w:t xml:space="preserve"> (nome do estádio, localização: Latitude e Longitude, lotação)</w:t>
+      </w:r>
+    </w:p>
+    <w:p>
+      <w:pPr>
+        <w:pStyle w:val="PargrafodaLista"/>
         <w:numPr>
           <w:ilvl w:val="0"/>
           <w:numId w:val="1"/>
         </w:numPr>
         <w:jc w:val="both"/>
-        <w:rPr>
-          <w:lang w:val="pt-PT"/>
-        </w:rPr>
-      </w:pPr>
-      <w:r>
-        <w:rPr>
-          <w:lang w:val="pt-PT"/>
-        </w:rPr>
+      </w:pPr>
+      <w:r>
         <w:t>Visualização dos calendários de jogo?</w:t>
       </w:r>
     </w:p>
     <w:p>
       <w:pPr>
-        <w:pStyle w:val="ListParagraph"/>
+        <w:pStyle w:val="PargrafodaLista"/>
         <w:numPr>
           <w:ilvl w:val="0"/>
           <w:numId w:val="1"/>
         </w:numPr>
         <w:jc w:val="both"/>
-        <w:rPr>
-          <w:lang w:val="pt-PT"/>
-        </w:rPr>
-      </w:pPr>
-      <w:r>
-        <w:rPr>
-          <w:lang w:val="pt-PT"/>
-        </w:rPr>
+      </w:pPr>
+      <w:r>
         <w:t>Gestão e visualização dos campos de treino de cada equipa?</w:t>
       </w:r>
       <w:r>
-        <w:rPr>
-          <w:lang w:val="pt-PT"/>
-        </w:rPr>
-        <w:t xml:space="preserve"> (</w:t>
-      </w:r>
-      <w:r>
-        <w:rPr>
-          <w:lang w:val="pt-PT"/>
-        </w:rPr>
-        <w:t>Apenas a indicação onde cada equipa vai ficar em estágio</w:t>
-      </w:r>
-      <w:r>
-        <w:rPr>
-          <w:lang w:val="pt-PT"/>
-        </w:rPr>
-        <w:t>)</w:t>
+        <w:t xml:space="preserve"> (Apenas a indicação onde cada equipa vai ficar em estágio)</w:t>
       </w:r>
     </w:p>
     <w:p>
       <w:pPr>
         <w:jc w:val="both"/>
-        <w:rPr>
-          <w:lang w:val="pt-PT"/>
-        </w:rPr>
       </w:pPr>
     </w:p>
     <w:p>
       <w:pPr>
         <w:jc w:val="both"/>
-        <w:rPr>
-          <w:lang w:val="pt-PT"/>
-        </w:rPr>
       </w:pPr>
     </w:p>
     <w:p>
       <w:pPr>
         <w:jc w:val="both"/>
-        <w:rPr>
-          <w:lang w:val="pt-PT"/>
-        </w:rPr>
       </w:pPr>
     </w:p>
     <w:p>
       <w:pPr>
         <w:jc w:val="both"/>
-        <w:rPr>
-          <w:lang w:val="pt-PT"/>
-        </w:rPr>
       </w:pPr>
     </w:p>
     <w:p>
       <w:pPr>
         <w:jc w:val="both"/>
-        <w:rPr>
-          <w:lang w:val="pt-PT"/>
-        </w:rPr>
       </w:pPr>
     </w:p>
     <w:p>
       <w:pPr>
         <w:jc w:val="both"/>
-        <w:rPr>
-          <w:lang w:val="pt-PT"/>
-        </w:rPr>
       </w:pPr>
     </w:p>
     <w:p>
       <w:pPr>
         <w:jc w:val="both"/>
-        <w:rPr>
-          <w:lang w:val="pt-PT"/>
-        </w:rPr>
       </w:pPr>
     </w:p>
     <w:p>
       <w:pPr>
         <w:jc w:val="both"/>
-        <w:rPr>
-          <w:lang w:val="pt-PT"/>
-        </w:rPr>
       </w:pPr>
     </w:p>
     <w:p>
       <w:pPr>
         <w:jc w:val="both"/>
-        <w:rPr>
-          <w:lang w:val="pt-PT"/>
-        </w:rPr>
       </w:pPr>
     </w:p>
     <w:p>
       <w:pPr>
         <w:jc w:val="both"/>
-        <w:rPr>
-          <w:lang w:val="pt-PT"/>
-        </w:rPr>
       </w:pPr>
     </w:p>
     <w:p>
       <w:pPr>
         <w:jc w:val="both"/>
-        <w:rPr>
-          <w:lang w:val="pt-PT"/>
-        </w:rPr>
       </w:pPr>
     </w:p>
     <w:tbl>
       <w:tblPr>
-        <w:tblStyle w:val="TableGrid"/>
+        <w:tblStyle w:val="TabelacomGrelha"/>
         <w:tblW w:w="0" w:type="auto"/>
         <w:tblInd w:w="360" w:type="dxa"/>
         <w:tblLook w:val="04A0" w:firstRow="1" w:lastRow="0" w:firstColumn="1" w:lastColumn="0" w:noHBand="0" w:noVBand="1"/>
@@ -521,14 +302,8 @@
           <w:p>
             <w:pPr>
               <w:jc w:val="center"/>
-              <w:rPr>
-                <w:lang w:val="pt-PT"/>
-              </w:rPr>
-            </w:pPr>
-            <w:r>
-              <w:rPr>
-                <w:lang w:val="pt-PT"/>
-              </w:rPr>
+            </w:pPr>
+            <w:r>
               <w:lastRenderedPageBreak/>
               <w:t>#</w:t>
             </w:r>
@@ -542,14 +317,8 @@
           <w:p>
             <w:pPr>
               <w:jc w:val="center"/>
-              <w:rPr>
-                <w:lang w:val="pt-PT"/>
-              </w:rPr>
-            </w:pPr>
-            <w:r>
-              <w:rPr>
-                <w:lang w:val="pt-PT"/>
-              </w:rPr>
+            </w:pPr>
+            <w:r>
               <w:t>Descrição</w:t>
             </w:r>
           </w:p>
@@ -562,14 +331,8 @@
           <w:p>
             <w:pPr>
               <w:jc w:val="center"/>
-              <w:rPr>
-                <w:lang w:val="pt-PT"/>
-              </w:rPr>
-            </w:pPr>
-            <w:r>
-              <w:rPr>
-                <w:lang w:val="pt-PT"/>
-              </w:rPr>
+            </w:pPr>
+            <w:r>
               <w:t>Prioridade</w:t>
             </w:r>
           </w:p>
@@ -582,40 +345,24 @@
           <w:p>
             <w:pPr>
               <w:jc w:val="center"/>
-              <w:rPr>
-                <w:lang w:val="pt-PT"/>
-              </w:rPr>
-            </w:pPr>
-            <w:proofErr w:type="spellStart"/>
-            <w:r>
-              <w:rPr>
-                <w:lang w:val="pt-PT"/>
-              </w:rPr>
+            </w:pPr>
+            <w:r>
               <w:t>Frontoffice</w:t>
             </w:r>
-            <w:proofErr w:type="spellEnd"/>
-          </w:p>
-        </w:tc>
-        <w:tc>
-          <w:tcPr>
-            <w:tcW w:w="0" w:type="auto"/>
-            <w:vAlign w:val="center"/>
-          </w:tcPr>
-          <w:p>
-            <w:pPr>
-              <w:jc w:val="center"/>
-              <w:rPr>
-                <w:lang w:val="pt-PT"/>
-              </w:rPr>
-            </w:pPr>
-            <w:proofErr w:type="spellStart"/>
-            <w:r>
-              <w:rPr>
-                <w:lang w:val="pt-PT"/>
-              </w:rPr>
+          </w:p>
+        </w:tc>
+        <w:tc>
+          <w:tcPr>
+            <w:tcW w:w="0" w:type="auto"/>
+            <w:vAlign w:val="center"/>
+          </w:tcPr>
+          <w:p>
+            <w:pPr>
+              <w:jc w:val="center"/>
+            </w:pPr>
+            <w:r>
               <w:t>Backoffice</w:t>
             </w:r>
-            <w:proofErr w:type="spellEnd"/>
           </w:p>
         </w:tc>
       </w:tr>
@@ -628,14 +375,8 @@
           <w:p>
             <w:pPr>
               <w:jc w:val="center"/>
-              <w:rPr>
-                <w:lang w:val="pt-PT"/>
-              </w:rPr>
-            </w:pPr>
-            <w:r>
-              <w:rPr>
-                <w:lang w:val="pt-PT"/>
-              </w:rPr>
+            </w:pPr>
+            <w:r>
               <w:t>RF01</w:t>
             </w:r>
           </w:p>
@@ -648,14 +389,8 @@
           <w:p>
             <w:pPr>
               <w:jc w:val="both"/>
-              <w:rPr>
-                <w:lang w:val="pt-PT"/>
-              </w:rPr>
-            </w:pPr>
-            <w:r>
-              <w:rPr>
-                <w:lang w:val="pt-PT"/>
-              </w:rPr>
+            </w:pPr>
+            <w:r>
               <w:t>Permitir a definição do calendário dos jogos</w:t>
             </w:r>
           </w:p>
@@ -668,14 +403,8 @@
           <w:p>
             <w:pPr>
               <w:jc w:val="center"/>
-              <w:rPr>
-                <w:lang w:val="pt-PT"/>
-              </w:rPr>
-            </w:pPr>
-            <w:r>
-              <w:rPr>
-                <w:lang w:val="pt-PT"/>
-              </w:rPr>
+            </w:pPr>
+            <w:r>
               <w:t>Critico</w:t>
             </w:r>
           </w:p>
@@ -688,28 +417,19 @@
           <w:p>
             <w:pPr>
               <w:jc w:val="center"/>
-              <w:rPr>
-                <w:lang w:val="pt-PT"/>
-              </w:rPr>
-            </w:pPr>
-          </w:p>
-        </w:tc>
-        <w:tc>
-          <w:tcPr>
-            <w:tcW w:w="0" w:type="auto"/>
-            <w:vAlign w:val="center"/>
-          </w:tcPr>
-          <w:p>
-            <w:pPr>
-              <w:jc w:val="center"/>
-              <w:rPr>
-                <w:lang w:val="pt-PT"/>
-              </w:rPr>
-            </w:pPr>
-            <w:r>
-              <w:rPr>
-                <w:lang w:val="pt-PT"/>
-              </w:rPr>
+            </w:pPr>
+          </w:p>
+        </w:tc>
+        <w:tc>
+          <w:tcPr>
+            <w:tcW w:w="0" w:type="auto"/>
+            <w:vAlign w:val="center"/>
+          </w:tcPr>
+          <w:p>
+            <w:pPr>
+              <w:jc w:val="center"/>
+            </w:pPr>
+            <w:r>
               <w:t>X</w:t>
             </w:r>
           </w:p>
@@ -724,14 +444,8 @@
           <w:p>
             <w:pPr>
               <w:jc w:val="center"/>
-              <w:rPr>
-                <w:lang w:val="pt-PT"/>
-              </w:rPr>
-            </w:pPr>
-            <w:r>
-              <w:rPr>
-                <w:lang w:val="pt-PT"/>
-              </w:rPr>
+            </w:pPr>
+            <w:r>
               <w:t>RF02</w:t>
             </w:r>
           </w:p>
@@ -744,14 +458,8 @@
           <w:p>
             <w:pPr>
               <w:jc w:val="both"/>
-              <w:rPr>
-                <w:lang w:val="pt-PT"/>
-              </w:rPr>
-            </w:pPr>
-            <w:r>
-              <w:rPr>
-                <w:lang w:val="pt-PT"/>
-              </w:rPr>
+            </w:pPr>
+            <w:r>
               <w:t>Atribuição de equipas de arbitragem a jogos</w:t>
             </w:r>
           </w:p>
@@ -764,14 +472,8 @@
           <w:p>
             <w:pPr>
               <w:jc w:val="center"/>
-              <w:rPr>
-                <w:lang w:val="pt-PT"/>
-              </w:rPr>
-            </w:pPr>
-            <w:r>
-              <w:rPr>
-                <w:lang w:val="pt-PT"/>
-              </w:rPr>
+            </w:pPr>
+            <w:r>
               <w:t>Critico</w:t>
             </w:r>
           </w:p>
@@ -784,28 +486,19 @@
           <w:p>
             <w:pPr>
               <w:jc w:val="center"/>
-              <w:rPr>
-                <w:lang w:val="pt-PT"/>
-              </w:rPr>
-            </w:pPr>
-          </w:p>
-        </w:tc>
-        <w:tc>
-          <w:tcPr>
-            <w:tcW w:w="0" w:type="auto"/>
-            <w:vAlign w:val="center"/>
-          </w:tcPr>
-          <w:p>
-            <w:pPr>
-              <w:jc w:val="center"/>
-              <w:rPr>
-                <w:lang w:val="pt-PT"/>
-              </w:rPr>
-            </w:pPr>
-            <w:r>
-              <w:rPr>
-                <w:lang w:val="pt-PT"/>
-              </w:rPr>
+            </w:pPr>
+          </w:p>
+        </w:tc>
+        <w:tc>
+          <w:tcPr>
+            <w:tcW w:w="0" w:type="auto"/>
+            <w:vAlign w:val="center"/>
+          </w:tcPr>
+          <w:p>
+            <w:pPr>
+              <w:jc w:val="center"/>
+            </w:pPr>
+            <w:r>
               <w:t>X</w:t>
             </w:r>
           </w:p>
@@ -820,14 +513,8 @@
           <w:p>
             <w:pPr>
               <w:jc w:val="center"/>
-              <w:rPr>
-                <w:lang w:val="pt-PT"/>
-              </w:rPr>
-            </w:pPr>
-            <w:r>
-              <w:rPr>
-                <w:lang w:val="pt-PT"/>
-              </w:rPr>
+            </w:pPr>
+            <w:r>
               <w:t>RF03</w:t>
             </w:r>
           </w:p>
@@ -840,14 +527,8 @@
           <w:p>
             <w:pPr>
               <w:jc w:val="both"/>
-              <w:rPr>
-                <w:lang w:val="pt-PT"/>
-              </w:rPr>
-            </w:pPr>
-            <w:r>
-              <w:rPr>
-                <w:lang w:val="pt-PT"/>
-              </w:rPr>
+            </w:pPr>
+            <w:r>
               <w:t>Gestão da venda de bilhetes</w:t>
             </w:r>
           </w:p>
@@ -860,14 +541,8 @@
           <w:p>
             <w:pPr>
               <w:jc w:val="center"/>
-              <w:rPr>
-                <w:lang w:val="pt-PT"/>
-              </w:rPr>
-            </w:pPr>
-            <w:r>
-              <w:rPr>
-                <w:lang w:val="pt-PT"/>
-              </w:rPr>
+            </w:pPr>
+            <w:r>
               <w:t>Importante</w:t>
             </w:r>
           </w:p>
@@ -880,28 +555,19 @@
           <w:p>
             <w:pPr>
               <w:jc w:val="center"/>
-              <w:rPr>
-                <w:lang w:val="pt-PT"/>
-              </w:rPr>
-            </w:pPr>
-          </w:p>
-        </w:tc>
-        <w:tc>
-          <w:tcPr>
-            <w:tcW w:w="0" w:type="auto"/>
-            <w:vAlign w:val="center"/>
-          </w:tcPr>
-          <w:p>
-            <w:pPr>
-              <w:jc w:val="center"/>
-              <w:rPr>
-                <w:lang w:val="pt-PT"/>
-              </w:rPr>
-            </w:pPr>
-            <w:r>
-              <w:rPr>
-                <w:lang w:val="pt-PT"/>
-              </w:rPr>
+            </w:pPr>
+          </w:p>
+        </w:tc>
+        <w:tc>
+          <w:tcPr>
+            <w:tcW w:w="0" w:type="auto"/>
+            <w:vAlign w:val="center"/>
+          </w:tcPr>
+          <w:p>
+            <w:pPr>
+              <w:jc w:val="center"/>
+            </w:pPr>
+            <w:r>
               <w:t>X</w:t>
             </w:r>
           </w:p>
@@ -916,14 +582,8 @@
           <w:p>
             <w:pPr>
               <w:jc w:val="center"/>
-              <w:rPr>
-                <w:lang w:val="pt-PT"/>
-              </w:rPr>
-            </w:pPr>
-            <w:r>
-              <w:rPr>
-                <w:lang w:val="pt-PT"/>
-              </w:rPr>
+            </w:pPr>
+            <w:r>
               <w:t>RF04</w:t>
             </w:r>
           </w:p>
@@ -936,14 +596,8 @@
           <w:p>
             <w:pPr>
               <w:jc w:val="both"/>
-              <w:rPr>
-                <w:lang w:val="pt-PT"/>
-              </w:rPr>
-            </w:pPr>
-            <w:r>
-              <w:rPr>
-                <w:lang w:val="pt-PT"/>
-              </w:rPr>
+            </w:pPr>
+            <w:r>
               <w:t>Tem de permitir login</w:t>
             </w:r>
           </w:p>
@@ -956,14 +610,8 @@
           <w:p>
             <w:pPr>
               <w:jc w:val="center"/>
-              <w:rPr>
-                <w:lang w:val="pt-PT"/>
-              </w:rPr>
-            </w:pPr>
-            <w:r>
-              <w:rPr>
-                <w:lang w:val="pt-PT"/>
-              </w:rPr>
+            </w:pPr>
+            <w:r>
               <w:t>Critico</w:t>
             </w:r>
           </w:p>
@@ -976,28 +624,19 @@
           <w:p>
             <w:pPr>
               <w:jc w:val="center"/>
-              <w:rPr>
-                <w:lang w:val="pt-PT"/>
-              </w:rPr>
-            </w:pPr>
-          </w:p>
-        </w:tc>
-        <w:tc>
-          <w:tcPr>
-            <w:tcW w:w="0" w:type="auto"/>
-            <w:vAlign w:val="center"/>
-          </w:tcPr>
-          <w:p>
-            <w:pPr>
-              <w:jc w:val="center"/>
-              <w:rPr>
-                <w:lang w:val="pt-PT"/>
-              </w:rPr>
-            </w:pPr>
-            <w:r>
-              <w:rPr>
-                <w:lang w:val="pt-PT"/>
-              </w:rPr>
+            </w:pPr>
+          </w:p>
+        </w:tc>
+        <w:tc>
+          <w:tcPr>
+            <w:tcW w:w="0" w:type="auto"/>
+            <w:vAlign w:val="center"/>
+          </w:tcPr>
+          <w:p>
+            <w:pPr>
+              <w:jc w:val="center"/>
+            </w:pPr>
+            <w:r>
               <w:t>X</w:t>
             </w:r>
           </w:p>
@@ -1012,14 +651,8 @@
           <w:p>
             <w:pPr>
               <w:jc w:val="center"/>
-              <w:rPr>
-                <w:lang w:val="pt-PT"/>
-              </w:rPr>
-            </w:pPr>
-            <w:r>
-              <w:rPr>
-                <w:lang w:val="pt-PT"/>
-              </w:rPr>
+            </w:pPr>
+            <w:r>
               <w:t>RF05</w:t>
             </w:r>
           </w:p>
@@ -1032,14 +665,8 @@
           <w:p>
             <w:pPr>
               <w:jc w:val="both"/>
-              <w:rPr>
-                <w:lang w:val="pt-PT"/>
-              </w:rPr>
-            </w:pPr>
-            <w:r>
-              <w:rPr>
-                <w:lang w:val="pt-PT"/>
-              </w:rPr>
+            </w:pPr>
+            <w:r>
               <w:t>Criação de cada grupo</w:t>
             </w:r>
           </w:p>
@@ -1052,14 +679,8 @@
           <w:p>
             <w:pPr>
               <w:jc w:val="center"/>
-              <w:rPr>
-                <w:lang w:val="pt-PT"/>
-              </w:rPr>
-            </w:pPr>
-            <w:r>
-              <w:rPr>
-                <w:lang w:val="pt-PT"/>
-              </w:rPr>
+            </w:pPr>
+            <w:r>
               <w:t>Importante</w:t>
             </w:r>
           </w:p>
@@ -1072,28 +693,19 @@
           <w:p>
             <w:pPr>
               <w:jc w:val="center"/>
-              <w:rPr>
-                <w:lang w:val="pt-PT"/>
-              </w:rPr>
-            </w:pPr>
-          </w:p>
-        </w:tc>
-        <w:tc>
-          <w:tcPr>
-            <w:tcW w:w="0" w:type="auto"/>
-            <w:vAlign w:val="center"/>
-          </w:tcPr>
-          <w:p>
-            <w:pPr>
-              <w:jc w:val="center"/>
-              <w:rPr>
-                <w:lang w:val="pt-PT"/>
-              </w:rPr>
-            </w:pPr>
-            <w:r>
-              <w:rPr>
-                <w:lang w:val="pt-PT"/>
-              </w:rPr>
+            </w:pPr>
+          </w:p>
+        </w:tc>
+        <w:tc>
+          <w:tcPr>
+            <w:tcW w:w="0" w:type="auto"/>
+            <w:vAlign w:val="center"/>
+          </w:tcPr>
+          <w:p>
+            <w:pPr>
+              <w:jc w:val="center"/>
+            </w:pPr>
+            <w:r>
               <w:t>X</w:t>
             </w:r>
           </w:p>
@@ -1108,14 +720,8 @@
           <w:p>
             <w:pPr>
               <w:jc w:val="center"/>
-              <w:rPr>
-                <w:lang w:val="pt-PT"/>
-              </w:rPr>
-            </w:pPr>
-            <w:r>
-              <w:rPr>
-                <w:lang w:val="pt-PT"/>
-              </w:rPr>
+            </w:pPr>
+            <w:r>
               <w:t>RF06</w:t>
             </w:r>
           </w:p>
@@ -1128,14 +734,8 @@
           <w:p>
             <w:pPr>
               <w:jc w:val="both"/>
-              <w:rPr>
-                <w:lang w:val="pt-PT"/>
-              </w:rPr>
-            </w:pPr>
-            <w:r>
-              <w:rPr>
-                <w:lang w:val="pt-PT"/>
-              </w:rPr>
+            </w:pPr>
+            <w:r>
               <w:t>Conseguir usar a app como id para passagem de jogadores, funcionários</w:t>
             </w:r>
           </w:p>
@@ -1148,14 +748,8 @@
           <w:p>
             <w:pPr>
               <w:jc w:val="center"/>
-              <w:rPr>
-                <w:lang w:val="pt-PT"/>
-              </w:rPr>
-            </w:pPr>
-            <w:r>
-              <w:rPr>
-                <w:lang w:val="pt-PT"/>
-              </w:rPr>
+            </w:pPr>
+            <w:r>
               <w:t>Desejável</w:t>
             </w:r>
           </w:p>
@@ -1168,28 +762,19 @@
           <w:p>
             <w:pPr>
               <w:jc w:val="center"/>
-              <w:rPr>
-                <w:lang w:val="pt-PT"/>
-              </w:rPr>
-            </w:pPr>
-          </w:p>
-        </w:tc>
-        <w:tc>
-          <w:tcPr>
-            <w:tcW w:w="0" w:type="auto"/>
-            <w:vAlign w:val="center"/>
-          </w:tcPr>
-          <w:p>
-            <w:pPr>
-              <w:jc w:val="center"/>
-              <w:rPr>
-                <w:lang w:val="pt-PT"/>
-              </w:rPr>
-            </w:pPr>
-            <w:r>
-              <w:rPr>
-                <w:lang w:val="pt-PT"/>
-              </w:rPr>
+            </w:pPr>
+          </w:p>
+        </w:tc>
+        <w:tc>
+          <w:tcPr>
+            <w:tcW w:w="0" w:type="auto"/>
+            <w:vAlign w:val="center"/>
+          </w:tcPr>
+          <w:p>
+            <w:pPr>
+              <w:jc w:val="center"/>
+            </w:pPr>
+            <w:r>
               <w:t>X</w:t>
             </w:r>
           </w:p>
@@ -1204,14 +789,8 @@
           <w:p>
             <w:pPr>
               <w:jc w:val="center"/>
-              <w:rPr>
-                <w:lang w:val="pt-PT"/>
-              </w:rPr>
-            </w:pPr>
-            <w:r>
-              <w:rPr>
-                <w:lang w:val="pt-PT"/>
-              </w:rPr>
+            </w:pPr>
+            <w:r>
               <w:t>RF07</w:t>
             </w:r>
           </w:p>
@@ -1224,14 +803,8 @@
           <w:p>
             <w:pPr>
               <w:jc w:val="both"/>
-              <w:rPr>
-                <w:lang w:val="pt-PT"/>
-              </w:rPr>
-            </w:pPr>
-            <w:r>
-              <w:rPr>
-                <w:lang w:val="pt-PT"/>
-              </w:rPr>
+            </w:pPr>
+            <w:r>
               <w:t>Visualização de todos os árbitros na competição e cada jogo do mesmo</w:t>
             </w:r>
           </w:p>
@@ -1244,14 +817,8 @@
           <w:p>
             <w:pPr>
               <w:jc w:val="center"/>
-              <w:rPr>
-                <w:lang w:val="pt-PT"/>
-              </w:rPr>
-            </w:pPr>
-            <w:r>
-              <w:rPr>
-                <w:lang w:val="pt-PT"/>
-              </w:rPr>
+            </w:pPr>
+            <w:r>
               <w:t>Desejável</w:t>
             </w:r>
           </w:p>
@@ -1264,14 +831,8 @@
           <w:p>
             <w:pPr>
               <w:jc w:val="center"/>
-              <w:rPr>
-                <w:lang w:val="pt-PT"/>
-              </w:rPr>
-            </w:pPr>
-            <w:r>
-              <w:rPr>
-                <w:lang w:val="pt-PT"/>
-              </w:rPr>
+            </w:pPr>
+            <w:r>
               <w:t>X</w:t>
             </w:r>
           </w:p>
@@ -1284,9 +845,6 @@
           <w:p>
             <w:pPr>
               <w:jc w:val="center"/>
-              <w:rPr>
-                <w:lang w:val="pt-PT"/>
-              </w:rPr>
             </w:pPr>
           </w:p>
         </w:tc>
@@ -1300,14 +858,8 @@
           <w:p>
             <w:pPr>
               <w:jc w:val="center"/>
-              <w:rPr>
-                <w:lang w:val="pt-PT"/>
-              </w:rPr>
-            </w:pPr>
-            <w:r>
-              <w:rPr>
-                <w:lang w:val="pt-PT"/>
-              </w:rPr>
+            </w:pPr>
+            <w:r>
               <w:t>RF08</w:t>
             </w:r>
           </w:p>
@@ -1320,14 +872,8 @@
           <w:p>
             <w:pPr>
               <w:jc w:val="both"/>
-              <w:rPr>
-                <w:lang w:val="pt-PT"/>
-              </w:rPr>
-            </w:pPr>
-            <w:r>
-              <w:rPr>
-                <w:lang w:val="pt-PT"/>
-              </w:rPr>
+            </w:pPr>
+            <w:r>
               <w:t>Visualização de cada equipa</w:t>
             </w:r>
           </w:p>
@@ -1340,14 +886,8 @@
           <w:p>
             <w:pPr>
               <w:jc w:val="center"/>
-              <w:rPr>
-                <w:lang w:val="pt-PT"/>
-              </w:rPr>
-            </w:pPr>
-            <w:r>
-              <w:rPr>
-                <w:lang w:val="pt-PT"/>
-              </w:rPr>
+            </w:pPr>
+            <w:r>
               <w:t>Importante</w:t>
             </w:r>
           </w:p>
@@ -1360,14 +900,8 @@
           <w:p>
             <w:pPr>
               <w:jc w:val="center"/>
-              <w:rPr>
-                <w:lang w:val="pt-PT"/>
-              </w:rPr>
-            </w:pPr>
-            <w:r>
-              <w:rPr>
-                <w:lang w:val="pt-PT"/>
-              </w:rPr>
+            </w:pPr>
+            <w:r>
               <w:t>X</w:t>
             </w:r>
           </w:p>
@@ -1380,9 +914,6 @@
           <w:p>
             <w:pPr>
               <w:jc w:val="center"/>
-              <w:rPr>
-                <w:lang w:val="pt-PT"/>
-              </w:rPr>
             </w:pPr>
           </w:p>
         </w:tc>
@@ -1396,21 +927,9 @@
           <w:p>
             <w:pPr>
               <w:jc w:val="center"/>
-              <w:rPr>
-                <w:lang w:val="pt-PT"/>
-              </w:rPr>
-            </w:pPr>
-            <w:r>
-              <w:rPr>
-                <w:lang w:val="pt-PT"/>
-              </w:rPr>
-              <w:t>RF0</w:t>
-            </w:r>
-            <w:r>
-              <w:rPr>
-                <w:lang w:val="pt-PT"/>
-              </w:rPr>
-              <w:t>9</w:t>
+            </w:pPr>
+            <w:r>
+              <w:t>RF09</w:t>
             </w:r>
           </w:p>
         </w:tc>
@@ -1422,40 +941,22 @@
           <w:p>
             <w:pPr>
               <w:jc w:val="both"/>
-              <w:rPr>
-                <w:lang w:val="pt-PT"/>
-              </w:rPr>
-            </w:pPr>
-            <w:r>
-              <w:rPr>
-                <w:lang w:val="pt-PT"/>
-              </w:rPr>
-              <w:t>C</w:t>
-            </w:r>
-            <w:r>
-              <w:rPr>
-                <w:lang w:val="pt-PT"/>
-              </w:rPr>
-              <w:t>riação de cada equipa</w:t>
-            </w:r>
-          </w:p>
-        </w:tc>
-        <w:tc>
-          <w:tcPr>
-            <w:tcW w:w="0" w:type="auto"/>
-            <w:vAlign w:val="center"/>
-          </w:tcPr>
-          <w:p>
-            <w:pPr>
-              <w:jc w:val="center"/>
-              <w:rPr>
-                <w:lang w:val="pt-PT"/>
-              </w:rPr>
-            </w:pPr>
-            <w:r>
-              <w:rPr>
-                <w:lang w:val="pt-PT"/>
-              </w:rPr>
+            </w:pPr>
+            <w:r>
+              <w:t>Criação de cada equipa</w:t>
+            </w:r>
+          </w:p>
+        </w:tc>
+        <w:tc>
+          <w:tcPr>
+            <w:tcW w:w="0" w:type="auto"/>
+            <w:vAlign w:val="center"/>
+          </w:tcPr>
+          <w:p>
+            <w:pPr>
+              <w:jc w:val="center"/>
+            </w:pPr>
+            <w:r>
               <w:t>Importante</w:t>
             </w:r>
           </w:p>
@@ -1468,28 +969,19 @@
           <w:p>
             <w:pPr>
               <w:jc w:val="center"/>
-              <w:rPr>
-                <w:lang w:val="pt-PT"/>
-              </w:rPr>
-            </w:pPr>
-          </w:p>
-        </w:tc>
-        <w:tc>
-          <w:tcPr>
-            <w:tcW w:w="0" w:type="auto"/>
-            <w:vAlign w:val="center"/>
-          </w:tcPr>
-          <w:p>
-            <w:pPr>
-              <w:jc w:val="center"/>
-              <w:rPr>
-                <w:lang w:val="pt-PT"/>
-              </w:rPr>
-            </w:pPr>
-            <w:r>
-              <w:rPr>
-                <w:lang w:val="pt-PT"/>
-              </w:rPr>
+            </w:pPr>
+          </w:p>
+        </w:tc>
+        <w:tc>
+          <w:tcPr>
+            <w:tcW w:w="0" w:type="auto"/>
+            <w:vAlign w:val="center"/>
+          </w:tcPr>
+          <w:p>
+            <w:pPr>
+              <w:jc w:val="center"/>
+            </w:pPr>
+            <w:r>
               <w:t>X</w:t>
             </w:r>
           </w:p>
@@ -1504,21 +996,9 @@
           <w:p>
             <w:pPr>
               <w:jc w:val="center"/>
-              <w:rPr>
-                <w:lang w:val="pt-PT"/>
-              </w:rPr>
-            </w:pPr>
-            <w:r>
-              <w:rPr>
-                <w:lang w:val="pt-PT"/>
-              </w:rPr>
-              <w:t>RF</w:t>
-            </w:r>
-            <w:r>
-              <w:rPr>
-                <w:lang w:val="pt-PT"/>
-              </w:rPr>
-              <w:t>10</w:t>
+            </w:pPr>
+            <w:r>
+              <w:t>RF10</w:t>
             </w:r>
           </w:p>
         </w:tc>
@@ -1530,14 +1010,8 @@
           <w:p>
             <w:pPr>
               <w:jc w:val="both"/>
-              <w:rPr>
-                <w:lang w:val="pt-PT"/>
-              </w:rPr>
-            </w:pPr>
-            <w:r>
-              <w:rPr>
-                <w:lang w:val="pt-PT"/>
-              </w:rPr>
+            </w:pPr>
+            <w:r>
               <w:t>Criação de estádios (nome do estádio, localização: Latitude e Longitude, lotação)</w:t>
             </w:r>
           </w:p>
@@ -1550,14 +1024,8 @@
           <w:p>
             <w:pPr>
               <w:jc w:val="center"/>
-              <w:rPr>
-                <w:lang w:val="pt-PT"/>
-              </w:rPr>
-            </w:pPr>
-            <w:r>
-              <w:rPr>
-                <w:lang w:val="pt-PT"/>
-              </w:rPr>
+            </w:pPr>
+            <w:r>
               <w:t>Critico</w:t>
             </w:r>
           </w:p>
@@ -1570,28 +1038,19 @@
           <w:p>
             <w:pPr>
               <w:jc w:val="center"/>
-              <w:rPr>
-                <w:lang w:val="pt-PT"/>
-              </w:rPr>
-            </w:pPr>
-          </w:p>
-        </w:tc>
-        <w:tc>
-          <w:tcPr>
-            <w:tcW w:w="0" w:type="auto"/>
-            <w:vAlign w:val="center"/>
-          </w:tcPr>
-          <w:p>
-            <w:pPr>
-              <w:jc w:val="center"/>
-              <w:rPr>
-                <w:lang w:val="pt-PT"/>
-              </w:rPr>
-            </w:pPr>
-            <w:r>
-              <w:rPr>
-                <w:lang w:val="pt-PT"/>
-              </w:rPr>
+            </w:pPr>
+          </w:p>
+        </w:tc>
+        <w:tc>
+          <w:tcPr>
+            <w:tcW w:w="0" w:type="auto"/>
+            <w:vAlign w:val="center"/>
+          </w:tcPr>
+          <w:p>
+            <w:pPr>
+              <w:jc w:val="center"/>
+            </w:pPr>
+            <w:r>
               <w:t>X</w:t>
             </w:r>
           </w:p>
@@ -1606,21 +1065,9 @@
           <w:p>
             <w:pPr>
               <w:jc w:val="center"/>
-              <w:rPr>
-                <w:lang w:val="pt-PT"/>
-              </w:rPr>
-            </w:pPr>
-            <w:r>
-              <w:rPr>
-                <w:lang w:val="pt-PT"/>
-              </w:rPr>
-              <w:t>RF1</w:t>
-            </w:r>
-            <w:r>
-              <w:rPr>
-                <w:lang w:val="pt-PT"/>
-              </w:rPr>
-              <w:t>1</w:t>
+            </w:pPr>
+            <w:r>
+              <w:t>RF11</w:t>
             </w:r>
           </w:p>
         </w:tc>
@@ -1632,14 +1079,8 @@
           <w:p>
             <w:pPr>
               <w:jc w:val="both"/>
-              <w:rPr>
-                <w:lang w:val="pt-PT"/>
-              </w:rPr>
-            </w:pPr>
-            <w:r>
-              <w:rPr>
-                <w:lang w:val="pt-PT"/>
-              </w:rPr>
+            </w:pPr>
+            <w:r>
               <w:t>Visualização dos calendários de jogo</w:t>
             </w:r>
           </w:p>
@@ -1652,14 +1093,8 @@
           <w:p>
             <w:pPr>
               <w:jc w:val="center"/>
-              <w:rPr>
-                <w:lang w:val="pt-PT"/>
-              </w:rPr>
-            </w:pPr>
-            <w:r>
-              <w:rPr>
-                <w:lang w:val="pt-PT"/>
-              </w:rPr>
+            </w:pPr>
+            <w:r>
               <w:t>Critico</w:t>
             </w:r>
           </w:p>
@@ -1672,14 +1107,8 @@
           <w:p>
             <w:pPr>
               <w:jc w:val="center"/>
-              <w:rPr>
-                <w:lang w:val="pt-PT"/>
-              </w:rPr>
-            </w:pPr>
-            <w:r>
-              <w:rPr>
-                <w:lang w:val="pt-PT"/>
-              </w:rPr>
+            </w:pPr>
+            <w:r>
               <w:t>X</w:t>
             </w:r>
           </w:p>
@@ -1692,9 +1121,6 @@
           <w:p>
             <w:pPr>
               <w:jc w:val="center"/>
-              <w:rPr>
-                <w:lang w:val="pt-PT"/>
-              </w:rPr>
             </w:pPr>
           </w:p>
         </w:tc>
@@ -1708,21 +1134,9 @@
           <w:p>
             <w:pPr>
               <w:jc w:val="center"/>
-              <w:rPr>
-                <w:lang w:val="pt-PT"/>
-              </w:rPr>
-            </w:pPr>
-            <w:r>
-              <w:rPr>
-                <w:lang w:val="pt-PT"/>
-              </w:rPr>
-              <w:t>RF1</w:t>
-            </w:r>
-            <w:r>
-              <w:rPr>
-                <w:lang w:val="pt-PT"/>
-              </w:rPr>
-              <w:t>2</w:t>
+            </w:pPr>
+            <w:r>
+              <w:t>RF12</w:t>
             </w:r>
           </w:p>
         </w:tc>
@@ -1734,14 +1148,8 @@
           <w:p>
             <w:pPr>
               <w:jc w:val="both"/>
-              <w:rPr>
-                <w:lang w:val="pt-PT"/>
-              </w:rPr>
-            </w:pPr>
-            <w:r>
-              <w:rPr>
-                <w:lang w:val="pt-PT"/>
-              </w:rPr>
+            </w:pPr>
+            <w:r>
               <w:t>Gestão dos campos de treino de cada equipa</w:t>
             </w:r>
           </w:p>
@@ -1754,14 +1162,8 @@
           <w:p>
             <w:pPr>
               <w:jc w:val="center"/>
-              <w:rPr>
-                <w:lang w:val="pt-PT"/>
-              </w:rPr>
-            </w:pPr>
-            <w:r>
-              <w:rPr>
-                <w:lang w:val="pt-PT"/>
-              </w:rPr>
+            </w:pPr>
+            <w:r>
               <w:t>Desejável</w:t>
             </w:r>
           </w:p>
@@ -1774,28 +1176,19 @@
           <w:p>
             <w:pPr>
               <w:jc w:val="center"/>
-              <w:rPr>
-                <w:lang w:val="pt-PT"/>
-              </w:rPr>
-            </w:pPr>
-          </w:p>
-        </w:tc>
-        <w:tc>
-          <w:tcPr>
-            <w:tcW w:w="0" w:type="auto"/>
-            <w:vAlign w:val="center"/>
-          </w:tcPr>
-          <w:p>
-            <w:pPr>
-              <w:jc w:val="center"/>
-              <w:rPr>
-                <w:lang w:val="pt-PT"/>
-              </w:rPr>
-            </w:pPr>
-            <w:r>
-              <w:rPr>
-                <w:lang w:val="pt-PT"/>
-              </w:rPr>
+            </w:pPr>
+          </w:p>
+        </w:tc>
+        <w:tc>
+          <w:tcPr>
+            <w:tcW w:w="0" w:type="auto"/>
+            <w:vAlign w:val="center"/>
+          </w:tcPr>
+          <w:p>
+            <w:pPr>
+              <w:jc w:val="center"/>
+            </w:pPr>
+            <w:r>
               <w:t>X</w:t>
             </w:r>
           </w:p>
@@ -1810,14 +1203,8 @@
           <w:p>
             <w:pPr>
               <w:jc w:val="center"/>
-              <w:rPr>
-                <w:lang w:val="pt-PT"/>
-              </w:rPr>
-            </w:pPr>
-            <w:r>
-              <w:rPr>
-                <w:lang w:val="pt-PT"/>
-              </w:rPr>
+            </w:pPr>
+            <w:r>
               <w:t>RF13</w:t>
             </w:r>
           </w:p>
@@ -1830,14 +1217,8 @@
           <w:p>
             <w:pPr>
               <w:jc w:val="both"/>
-              <w:rPr>
-                <w:lang w:val="pt-PT"/>
-              </w:rPr>
-            </w:pPr>
-            <w:r>
-              <w:rPr>
-                <w:lang w:val="pt-PT"/>
-              </w:rPr>
+            </w:pPr>
+            <w:r>
               <w:t>Deslocação de cada equipa</w:t>
             </w:r>
           </w:p>
@@ -1850,14 +1231,8 @@
           <w:p>
             <w:pPr>
               <w:jc w:val="center"/>
-              <w:rPr>
-                <w:lang w:val="pt-PT"/>
-              </w:rPr>
-            </w:pPr>
-            <w:r>
-              <w:rPr>
-                <w:lang w:val="pt-PT"/>
-              </w:rPr>
+            </w:pPr>
+            <w:r>
               <w:t>Importante</w:t>
             </w:r>
           </w:p>
@@ -1870,28 +1245,19 @@
           <w:p>
             <w:pPr>
               <w:jc w:val="center"/>
-              <w:rPr>
-                <w:lang w:val="pt-PT"/>
-              </w:rPr>
-            </w:pPr>
-          </w:p>
-        </w:tc>
-        <w:tc>
-          <w:tcPr>
-            <w:tcW w:w="0" w:type="auto"/>
-            <w:vAlign w:val="center"/>
-          </w:tcPr>
-          <w:p>
-            <w:pPr>
-              <w:jc w:val="center"/>
-              <w:rPr>
-                <w:lang w:val="pt-PT"/>
-              </w:rPr>
-            </w:pPr>
-            <w:r>
-              <w:rPr>
-                <w:lang w:val="pt-PT"/>
-              </w:rPr>
+            </w:pPr>
+          </w:p>
+        </w:tc>
+        <w:tc>
+          <w:tcPr>
+            <w:tcW w:w="0" w:type="auto"/>
+            <w:vAlign w:val="center"/>
+          </w:tcPr>
+          <w:p>
+            <w:pPr>
+              <w:jc w:val="center"/>
+            </w:pPr>
+            <w:r>
               <w:t>X</w:t>
             </w:r>
           </w:p>
@@ -1906,21 +1272,9 @@
           <w:p>
             <w:pPr>
               <w:jc w:val="center"/>
-              <w:rPr>
-                <w:lang w:val="pt-PT"/>
-              </w:rPr>
-            </w:pPr>
-            <w:r>
-              <w:rPr>
-                <w:lang w:val="pt-PT"/>
-              </w:rPr>
-              <w:t>RF1</w:t>
-            </w:r>
-            <w:r>
-              <w:rPr>
-                <w:lang w:val="pt-PT"/>
-              </w:rPr>
-              <w:t>4</w:t>
+            </w:pPr>
+            <w:r>
+              <w:t>RF14</w:t>
             </w:r>
           </w:p>
         </w:tc>
@@ -1932,40 +1286,22 @@
           <w:p>
             <w:pPr>
               <w:jc w:val="both"/>
-              <w:rPr>
-                <w:lang w:val="pt-PT"/>
-              </w:rPr>
-            </w:pPr>
-            <w:r>
-              <w:rPr>
-                <w:lang w:val="pt-PT"/>
-              </w:rPr>
-              <w:t>V</w:t>
-            </w:r>
-            <w:r>
-              <w:rPr>
-                <w:lang w:val="pt-PT"/>
-              </w:rPr>
-              <w:t>isualização dos campos de treino de cada equipa (Apenas a indicação onde cada equipa vai ficar em estágio)</w:t>
-            </w:r>
-          </w:p>
-        </w:tc>
-        <w:tc>
-          <w:tcPr>
-            <w:tcW w:w="0" w:type="auto"/>
-            <w:vAlign w:val="center"/>
-          </w:tcPr>
-          <w:p>
-            <w:pPr>
-              <w:jc w:val="center"/>
-              <w:rPr>
-                <w:lang w:val="pt-PT"/>
-              </w:rPr>
-            </w:pPr>
-            <w:r>
-              <w:rPr>
-                <w:lang w:val="pt-PT"/>
-              </w:rPr>
+            </w:pPr>
+            <w:r>
+              <w:t>Visualização dos campos de treino de cada equipa (Apenas a indicação onde cada equipa vai ficar em estágio)</w:t>
+            </w:r>
+          </w:p>
+        </w:tc>
+        <w:tc>
+          <w:tcPr>
+            <w:tcW w:w="0" w:type="auto"/>
+            <w:vAlign w:val="center"/>
+          </w:tcPr>
+          <w:p>
+            <w:pPr>
+              <w:jc w:val="center"/>
+            </w:pPr>
+            <w:r>
               <w:t>Desejável</w:t>
             </w:r>
           </w:p>
@@ -1978,14 +1314,8 @@
           <w:p>
             <w:pPr>
               <w:jc w:val="center"/>
-              <w:rPr>
-                <w:lang w:val="pt-PT"/>
-              </w:rPr>
-            </w:pPr>
-            <w:r>
-              <w:rPr>
-                <w:lang w:val="pt-PT"/>
-              </w:rPr>
+            </w:pPr>
+            <w:r>
               <w:t>X</w:t>
             </w:r>
           </w:p>
@@ -1998,9 +1328,6 @@
           <w:p>
             <w:pPr>
               <w:jc w:val="center"/>
-              <w:rPr>
-                <w:lang w:val="pt-PT"/>
-              </w:rPr>
             </w:pPr>
           </w:p>
         </w:tc>
@@ -2014,14 +1341,8 @@
           <w:p>
             <w:pPr>
               <w:jc w:val="center"/>
-              <w:rPr>
-                <w:lang w:val="pt-PT"/>
-              </w:rPr>
-            </w:pPr>
-            <w:r>
-              <w:rPr>
-                <w:lang w:val="pt-PT"/>
-              </w:rPr>
+            </w:pPr>
+            <w:r>
               <w:t>RNF01</w:t>
             </w:r>
           </w:p>
@@ -2034,14 +1355,8 @@
           <w:p>
             <w:pPr>
               <w:jc w:val="both"/>
-              <w:rPr>
-                <w:lang w:val="pt-PT"/>
-              </w:rPr>
-            </w:pPr>
-            <w:r>
-              <w:rPr>
-                <w:lang w:val="pt-PT"/>
-              </w:rPr>
+            </w:pPr>
+            <w:r>
               <w:t>A página deve carregar em 2 segundo</w:t>
             </w:r>
           </w:p>
@@ -2054,14 +1369,8 @@
           <w:p>
             <w:pPr>
               <w:jc w:val="center"/>
-              <w:rPr>
-                <w:lang w:val="pt-PT"/>
-              </w:rPr>
-            </w:pPr>
-            <w:r>
-              <w:rPr>
-                <w:lang w:val="pt-PT"/>
-              </w:rPr>
+            </w:pPr>
+            <w:r>
               <w:t>Desejável</w:t>
             </w:r>
           </w:p>
@@ -2074,14 +1383,8 @@
           <w:p>
             <w:pPr>
               <w:jc w:val="center"/>
-              <w:rPr>
-                <w:lang w:val="pt-PT"/>
-              </w:rPr>
-            </w:pPr>
-            <w:r>
-              <w:rPr>
-                <w:lang w:val="pt-PT"/>
-              </w:rPr>
+            </w:pPr>
+            <w:r>
               <w:t>X</w:t>
             </w:r>
           </w:p>
@@ -2094,9 +1397,6 @@
           <w:p>
             <w:pPr>
               <w:jc w:val="center"/>
-              <w:rPr>
-                <w:lang w:val="pt-PT"/>
-              </w:rPr>
             </w:pPr>
           </w:p>
         </w:tc>
@@ -2110,14 +1410,8 @@
           <w:p>
             <w:pPr>
               <w:jc w:val="center"/>
-              <w:rPr>
-                <w:lang w:val="pt-PT"/>
-              </w:rPr>
-            </w:pPr>
-            <w:r>
-              <w:rPr>
-                <w:lang w:val="pt-PT"/>
-              </w:rPr>
+            </w:pPr>
+            <w:r>
               <w:t>RNF02</w:t>
             </w:r>
           </w:p>
@@ -2130,14 +1424,8 @@
           <w:p>
             <w:pPr>
               <w:jc w:val="both"/>
-              <w:rPr>
-                <w:lang w:val="pt-PT"/>
-              </w:rPr>
-            </w:pPr>
-            <w:r>
-              <w:rPr>
-                <w:lang w:val="pt-PT"/>
-              </w:rPr>
+            </w:pPr>
+            <w:r>
               <w:t>O login deve ser seguro (SHA1 exe)</w:t>
             </w:r>
           </w:p>
@@ -2150,14 +1438,8 @@
           <w:p>
             <w:pPr>
               <w:jc w:val="center"/>
-              <w:rPr>
-                <w:lang w:val="pt-PT"/>
-              </w:rPr>
-            </w:pPr>
-            <w:r>
-              <w:rPr>
-                <w:lang w:val="pt-PT"/>
-              </w:rPr>
+            </w:pPr>
+            <w:r>
               <w:t>Critico</w:t>
             </w:r>
           </w:p>
@@ -2170,28 +1452,19 @@
           <w:p>
             <w:pPr>
               <w:jc w:val="center"/>
-              <w:rPr>
-                <w:lang w:val="pt-PT"/>
-              </w:rPr>
-            </w:pPr>
-          </w:p>
-        </w:tc>
-        <w:tc>
-          <w:tcPr>
-            <w:tcW w:w="0" w:type="auto"/>
-            <w:vAlign w:val="center"/>
-          </w:tcPr>
-          <w:p>
-            <w:pPr>
-              <w:jc w:val="center"/>
-              <w:rPr>
-                <w:lang w:val="pt-PT"/>
-              </w:rPr>
-            </w:pPr>
-            <w:r>
-              <w:rPr>
-                <w:lang w:val="pt-PT"/>
-              </w:rPr>
+            </w:pPr>
+          </w:p>
+        </w:tc>
+        <w:tc>
+          <w:tcPr>
+            <w:tcW w:w="0" w:type="auto"/>
+            <w:vAlign w:val="center"/>
+          </w:tcPr>
+          <w:p>
+            <w:pPr>
+              <w:jc w:val="center"/>
+            </w:pPr>
+            <w:r>
               <w:t>X</w:t>
             </w:r>
           </w:p>
@@ -2202,11 +1475,1308 @@
       <w:pPr>
         <w:ind w:left="360"/>
         <w:jc w:val="both"/>
+      </w:pPr>
+    </w:p>
+    <w:p>
+      <w:pPr>
+        <w:ind w:left="360"/>
+        <w:jc w:val="both"/>
+      </w:pPr>
+    </w:p>
+    <w:p>
+      <w:pPr>
         <w:rPr>
-          <w:lang w:val="pt-PT"/>
+          <w:b/>
+          <w:bCs/>
         </w:rPr>
       </w:pPr>
-    </w:p>
+      <w:r>
+        <w:rPr>
+          <w:b/>
+          <w:bCs/>
+        </w:rPr>
+        <w:t>RF01: Definição do Calendário de Jogos</w:t>
+      </w:r>
+    </w:p>
+    <w:p>
+      <w:pPr>
+        <w:numPr>
+          <w:ilvl w:val="0"/>
+          <w:numId w:val="2"/>
+        </w:numPr>
+      </w:pPr>
+      <w:r>
+        <w:t>Pré-condições: Equipas, Grupos e Estádios previamente registados.</w:t>
+      </w:r>
+    </w:p>
+    <w:p>
+      <w:pPr>
+        <w:numPr>
+          <w:ilvl w:val="0"/>
+          <w:numId w:val="2"/>
+        </w:numPr>
+      </w:pPr>
+      <w:r>
+        <w:t>Cenário Principal:</w:t>
+      </w:r>
+    </w:p>
+    <w:p>
+      <w:pPr>
+        <w:numPr>
+          <w:ilvl w:val="1"/>
+          <w:numId w:val="2"/>
+        </w:numPr>
+      </w:pPr>
+      <w:r>
+        <w:t>O Administrador define o par de equipas, a data/hora e o estádio.</w:t>
+      </w:r>
+    </w:p>
+    <w:p>
+      <w:pPr>
+        <w:numPr>
+          <w:ilvl w:val="1"/>
+          <w:numId w:val="2"/>
+        </w:numPr>
+      </w:pPr>
+      <w:r>
+        <w:t>O sistema verifica a disponibilidade do estádio.</w:t>
+      </w:r>
+    </w:p>
+    <w:p>
+      <w:pPr>
+        <w:numPr>
+          <w:ilvl w:val="1"/>
+          <w:numId w:val="2"/>
+        </w:numPr>
+      </w:pPr>
+      <w:r>
+        <w:t>O sistema confirma o jogo no calendário oficial.</w:t>
+      </w:r>
+    </w:p>
+    <w:p>
+      <w:pPr>
+        <w:numPr>
+          <w:ilvl w:val="0"/>
+          <w:numId w:val="2"/>
+        </w:numPr>
+      </w:pPr>
+      <w:r>
+        <w:t>Cenários Alternativos:</w:t>
+      </w:r>
+    </w:p>
+    <w:p>
+      <w:pPr>
+        <w:numPr>
+          <w:ilvl w:val="1"/>
+          <w:numId w:val="3"/>
+        </w:numPr>
+      </w:pPr>
+      <w:r>
+        <w:lastRenderedPageBreak/>
+        <w:t>1.</w:t>
+      </w:r>
+      <w:r>
+        <w:t>1 (Conflito de Horário): O sistema avisa que o estádio ou uma das equipas já tem atividade marcada num intervalo de tempo proibitivo.</w:t>
+      </w:r>
+    </w:p>
+    <w:p>
+      <w:pPr>
+        <w:numPr>
+          <w:ilvl w:val="0"/>
+          <w:numId w:val="2"/>
+        </w:numPr>
+      </w:pPr>
+      <w:r>
+        <w:t>Pós-condições: O jogo é publicado no calendário.</w:t>
+      </w:r>
+    </w:p>
+    <w:p>
+      <w:pPr>
+        <w:ind w:left="360"/>
+        <w:jc w:val="both"/>
+      </w:pPr>
+    </w:p>
+    <w:p>
+      <w:pPr>
+        <w:rPr>
+          <w:b/>
+          <w:bCs/>
+        </w:rPr>
+      </w:pPr>
+      <w:r>
+        <w:rPr>
+          <w:b/>
+          <w:bCs/>
+        </w:rPr>
+        <w:t>RF02</w:t>
+      </w:r>
+      <w:r>
+        <w:rPr>
+          <w:b/>
+          <w:bCs/>
+        </w:rPr>
+        <w:t>: Atribuição de Equipas de Arbitragem</w:t>
+      </w:r>
+    </w:p>
+    <w:p>
+      <w:pPr>
+        <w:numPr>
+          <w:ilvl w:val="0"/>
+          <w:numId w:val="4"/>
+        </w:numPr>
+      </w:pPr>
+      <w:r>
+        <w:t>Pré-condições: Jogo criado; Árbitros registados no sistema.</w:t>
+      </w:r>
+    </w:p>
+    <w:p>
+      <w:pPr>
+        <w:numPr>
+          <w:ilvl w:val="0"/>
+          <w:numId w:val="4"/>
+        </w:numPr>
+      </w:pPr>
+      <w:r>
+        <w:t>Cenário Principal:</w:t>
+      </w:r>
+    </w:p>
+    <w:p>
+      <w:pPr>
+        <w:numPr>
+          <w:ilvl w:val="1"/>
+          <w:numId w:val="4"/>
+        </w:numPr>
+      </w:pPr>
+      <w:r>
+        <w:t>O Administrador seleciona um jogo do calendário.</w:t>
+      </w:r>
+    </w:p>
+    <w:p>
+      <w:pPr>
+        <w:numPr>
+          <w:ilvl w:val="1"/>
+          <w:numId w:val="4"/>
+        </w:numPr>
+      </w:pPr>
+      <w:r>
+        <w:t>O sistema apresenta a lista de árbitros disponíveis.</w:t>
+      </w:r>
+    </w:p>
+    <w:p>
+      <w:pPr>
+        <w:numPr>
+          <w:ilvl w:val="1"/>
+          <w:numId w:val="4"/>
+        </w:numPr>
+      </w:pPr>
+      <w:r>
+        <w:t>O Administrador atribui a equipa de arbitragem ao jogo.</w:t>
+      </w:r>
+    </w:p>
+    <w:p>
+      <w:pPr>
+        <w:numPr>
+          <w:ilvl w:val="0"/>
+          <w:numId w:val="4"/>
+        </w:numPr>
+      </w:pPr>
+      <w:r>
+        <w:t>Pós-condições: A ficha técnica do jogo é atualizada com os árbitros responsáveis.</w:t>
+      </w:r>
+    </w:p>
+    <w:p>
+      <w:pPr>
+        <w:ind w:left="360"/>
+        <w:jc w:val="both"/>
+      </w:pPr>
+    </w:p>
+    <w:p>
+      <w:pPr>
+        <w:rPr>
+          <w:b/>
+          <w:bCs/>
+        </w:rPr>
+      </w:pPr>
+      <w:r>
+        <w:rPr>
+          <w:b/>
+          <w:bCs/>
+        </w:rPr>
+        <w:t>RF03</w:t>
+      </w:r>
+      <w:r>
+        <w:rPr>
+          <w:b/>
+          <w:bCs/>
+        </w:rPr>
+        <w:t>: Gestão de Venda de Bilhetes</w:t>
+      </w:r>
+    </w:p>
+    <w:p>
+      <w:pPr>
+        <w:numPr>
+          <w:ilvl w:val="0"/>
+          <w:numId w:val="5"/>
+        </w:numPr>
+      </w:pPr>
+      <w:r>
+        <w:t>Pré-condições: Jogo definido e lotação do estádio configurada.</w:t>
+      </w:r>
+    </w:p>
+    <w:p>
+      <w:pPr>
+        <w:numPr>
+          <w:ilvl w:val="0"/>
+          <w:numId w:val="5"/>
+        </w:numPr>
+      </w:pPr>
+      <w:r>
+        <w:t>Cenário Principal:</w:t>
+      </w:r>
+    </w:p>
+    <w:p>
+      <w:pPr>
+        <w:numPr>
+          <w:ilvl w:val="1"/>
+          <w:numId w:val="5"/>
+        </w:numPr>
+      </w:pPr>
+      <w:r>
+        <w:t xml:space="preserve">O Administrador abre </w:t>
+      </w:r>
+      <w:proofErr w:type="gramStart"/>
+      <w:r>
+        <w:t>a</w:t>
+      </w:r>
+      <w:proofErr w:type="gramEnd"/>
+      <w:r>
+        <w:t xml:space="preserve"> venda de bilhetes para um jogo.</w:t>
+      </w:r>
+    </w:p>
+    <w:p>
+      <w:pPr>
+        <w:numPr>
+          <w:ilvl w:val="1"/>
+          <w:numId w:val="5"/>
+        </w:numPr>
+      </w:pPr>
+      <w:r>
+        <w:t>O Utilizador seleciona o lugar/quantidade e efetua o pagamento.</w:t>
+      </w:r>
+    </w:p>
+    <w:p>
+      <w:pPr>
+        <w:numPr>
+          <w:ilvl w:val="1"/>
+          <w:numId w:val="5"/>
+        </w:numPr>
+      </w:pPr>
+      <w:r>
+        <w:t>O sistema abate a quantidade à lotação disponível e gera o bilhete digital.</w:t>
+      </w:r>
+    </w:p>
+    <w:p>
+      <w:pPr>
+        <w:numPr>
+          <w:ilvl w:val="0"/>
+          <w:numId w:val="5"/>
+        </w:numPr>
+      </w:pPr>
+      <w:r>
+        <w:t>Cenários Alternativos:</w:t>
+      </w:r>
+    </w:p>
+    <w:p>
+      <w:pPr>
+        <w:ind w:left="1080"/>
+      </w:pPr>
+      <w:r>
+        <w:t>2.</w:t>
+      </w:r>
+      <w:r>
+        <w:t>1 (Lotação Esgotada): O sistema impede novas compras para esse jogo.</w:t>
+      </w:r>
+    </w:p>
+    <w:p>
+      <w:pPr>
+        <w:numPr>
+          <w:ilvl w:val="0"/>
+          <w:numId w:val="5"/>
+        </w:numPr>
+      </w:pPr>
+      <w:r>
+        <w:t>Pós-condições: Bilhete emitido e base de dados atualizada.</w:t>
+      </w:r>
+    </w:p>
+    <w:p>
+      <w:pPr>
+        <w:ind w:left="360"/>
+        <w:jc w:val="both"/>
+      </w:pPr>
+    </w:p>
+    <w:p>
+      <w:pPr>
+        <w:rPr>
+          <w:b/>
+          <w:bCs/>
+        </w:rPr>
+      </w:pPr>
+      <w:r>
+        <w:rPr>
+          <w:b/>
+          <w:bCs/>
+        </w:rPr>
+        <w:t>RF04 Criação de Login</w:t>
+      </w:r>
+      <w:r>
+        <w:rPr>
+          <w:b/>
+          <w:bCs/>
+        </w:rPr>
+        <w:t xml:space="preserve"> e Registo</w:t>
+      </w:r>
+    </w:p>
+    <w:p>
+      <w:pPr>
+        <w:pStyle w:val="PargrafodaLista"/>
+        <w:numPr>
+          <w:ilvl w:val="0"/>
+          <w:numId w:val="16"/>
+        </w:numPr>
+        <w:spacing w:line="360" w:lineRule="auto"/>
+        <w:ind w:left="851" w:hanging="425"/>
+      </w:pPr>
+      <w:r>
+        <w:t>Pré-condições: admin/jogador estar registado no sistema</w:t>
+      </w:r>
+    </w:p>
+    <w:p>
+      <w:pPr>
+        <w:pStyle w:val="PargrafodaLista"/>
+        <w:numPr>
+          <w:ilvl w:val="0"/>
+          <w:numId w:val="16"/>
+        </w:numPr>
+        <w:spacing w:line="360" w:lineRule="auto"/>
+        <w:ind w:left="851" w:hanging="425"/>
+      </w:pPr>
+      <w:r>
+        <w:t>Cenário Principal</w:t>
+      </w:r>
+      <w:r>
+        <w:t>:</w:t>
+      </w:r>
+    </w:p>
+    <w:p>
+      <w:pPr>
+        <w:pStyle w:val="PargrafodaLista"/>
+        <w:numPr>
+          <w:ilvl w:val="0"/>
+          <w:numId w:val="7"/>
+        </w:numPr>
+        <w:spacing w:line="360" w:lineRule="auto"/>
+        <w:ind w:left="1440"/>
+      </w:pPr>
+      <w:r>
+        <w:t>Selecionar o perfil correto, na “homepage”</w:t>
+      </w:r>
+    </w:p>
+    <w:p>
+      <w:pPr>
+        <w:pStyle w:val="PargrafodaLista"/>
+        <w:numPr>
+          <w:ilvl w:val="0"/>
+          <w:numId w:val="7"/>
+        </w:numPr>
+        <w:spacing w:line="360" w:lineRule="auto"/>
+        <w:ind w:left="1440"/>
+      </w:pPr>
+      <w:r>
+        <w:lastRenderedPageBreak/>
+        <w:t>Sistema muda a página para a página de login</w:t>
+      </w:r>
+    </w:p>
+    <w:p>
+      <w:pPr>
+        <w:pStyle w:val="PargrafodaLista"/>
+        <w:numPr>
+          <w:ilvl w:val="0"/>
+          <w:numId w:val="7"/>
+        </w:numPr>
+        <w:spacing w:line="360" w:lineRule="auto"/>
+        <w:ind w:left="1440"/>
+      </w:pPr>
+      <w:r>
+        <w:t>O utilizador introduz as credenciais, e carrega ‘entrar’</w:t>
+      </w:r>
+    </w:p>
+    <w:p>
+      <w:pPr>
+        <w:pStyle w:val="PargrafodaLista"/>
+        <w:numPr>
+          <w:ilvl w:val="0"/>
+          <w:numId w:val="17"/>
+        </w:numPr>
+        <w:spacing w:line="360" w:lineRule="auto"/>
+        <w:ind w:left="851" w:hanging="284"/>
+      </w:pPr>
+      <w:r>
+        <w:t>C</w:t>
+      </w:r>
+      <w:r>
+        <w:t>enários</w:t>
+      </w:r>
+      <w:r>
+        <w:t xml:space="preserve"> alternativos:</w:t>
+      </w:r>
+    </w:p>
+    <w:p>
+      <w:pPr>
+        <w:pStyle w:val="PargrafodaLista"/>
+        <w:numPr>
+          <w:ilvl w:val="1"/>
+          <w:numId w:val="8"/>
+        </w:numPr>
+        <w:spacing w:line="360" w:lineRule="auto"/>
+        <w:ind w:left="1560"/>
+      </w:pPr>
+      <w:r>
+        <w:t xml:space="preserve"> Seleciona perfil errado e volta atrás</w:t>
+      </w:r>
+    </w:p>
+    <w:p>
+      <w:pPr>
+        <w:spacing w:line="360" w:lineRule="auto"/>
+        <w:ind w:left="1560" w:hanging="426"/>
+      </w:pPr>
+      <w:r>
+        <w:t>3.1 Introduz as credenciais erradas e aparece uma janela ’credenciais incorretas, tente novamente’</w:t>
+      </w:r>
+    </w:p>
+    <w:p>
+      <w:pPr>
+        <w:pStyle w:val="PargrafodaLista"/>
+        <w:numPr>
+          <w:ilvl w:val="0"/>
+          <w:numId w:val="17"/>
+        </w:numPr>
+        <w:spacing w:line="360" w:lineRule="auto"/>
+        <w:ind w:left="993"/>
+      </w:pPr>
+      <w:r>
+        <w:t>Pós-Condições o admin fica logado</w:t>
+      </w:r>
+    </w:p>
+    <w:p>
+      <w:pPr>
+        <w:ind w:left="360"/>
+        <w:jc w:val="both"/>
+      </w:pPr>
+    </w:p>
+    <w:p>
+      <w:pPr>
+        <w:rPr>
+          <w:b/>
+          <w:bCs/>
+        </w:rPr>
+      </w:pPr>
+      <w:r>
+        <w:rPr>
+          <w:b/>
+          <w:bCs/>
+        </w:rPr>
+        <w:t>RF05</w:t>
+      </w:r>
+      <w:r>
+        <w:rPr>
+          <w:b/>
+          <w:bCs/>
+        </w:rPr>
+        <w:t xml:space="preserve">: Criação </w:t>
+      </w:r>
+      <w:r>
+        <w:rPr>
+          <w:b/>
+          <w:bCs/>
+        </w:rPr>
+        <w:t xml:space="preserve">de </w:t>
+      </w:r>
+      <w:r>
+        <w:rPr>
+          <w:b/>
+          <w:bCs/>
+        </w:rPr>
+        <w:t>Grupos</w:t>
+      </w:r>
+    </w:p>
+    <w:p>
+      <w:pPr>
+        <w:numPr>
+          <w:ilvl w:val="0"/>
+          <w:numId w:val="9"/>
+        </w:numPr>
+      </w:pPr>
+      <w:r>
+        <w:t>Pré-condições:</w:t>
+      </w:r>
+      <w:r>
+        <w:t xml:space="preserve">           </w:t>
+      </w:r>
+      <w:r>
+        <w:t xml:space="preserve"> Administrador autenticado.</w:t>
+      </w:r>
+    </w:p>
+    <w:p>
+      <w:pPr>
+        <w:numPr>
+          <w:ilvl w:val="3"/>
+          <w:numId w:val="9"/>
+        </w:numPr>
+      </w:pPr>
+      <w:r>
+        <w:t>Existir equipas</w:t>
+      </w:r>
+    </w:p>
+    <w:p>
+      <w:pPr>
+        <w:numPr>
+          <w:ilvl w:val="0"/>
+          <w:numId w:val="9"/>
+        </w:numPr>
+      </w:pPr>
+      <w:r>
+        <w:t>Cenário Principal:</w:t>
+      </w:r>
+    </w:p>
+    <w:p>
+      <w:pPr>
+        <w:numPr>
+          <w:ilvl w:val="1"/>
+          <w:numId w:val="9"/>
+        </w:numPr>
+      </w:pPr>
+      <w:r>
+        <w:t xml:space="preserve">O Administrador acede à "Gestão de Grupos" e </w:t>
+      </w:r>
+      <w:proofErr w:type="gramStart"/>
+      <w:r>
+        <w:t>cria um novo</w:t>
+      </w:r>
+      <w:proofErr w:type="gramEnd"/>
+      <w:r>
+        <w:t xml:space="preserve"> grupo (Ex: Grupo A).</w:t>
+      </w:r>
+    </w:p>
+    <w:p>
+      <w:pPr>
+        <w:numPr>
+          <w:ilvl w:val="1"/>
+          <w:numId w:val="9"/>
+        </w:numPr>
+      </w:pPr>
+      <w:r>
+        <w:t>O Administrador associa a equipa criada ao grupo correspondente.</w:t>
+      </w:r>
+    </w:p>
+    <w:p>
+      <w:pPr>
+        <w:numPr>
+          <w:ilvl w:val="1"/>
+          <w:numId w:val="9"/>
+        </w:numPr>
+      </w:pPr>
+      <w:r>
+        <w:t>O sistema guarda a estrutura da competição.</w:t>
+      </w:r>
+    </w:p>
+    <w:p>
+      <w:pPr>
+        <w:numPr>
+          <w:ilvl w:val="0"/>
+          <w:numId w:val="9"/>
+        </w:numPr>
+      </w:pPr>
+      <w:r>
+        <w:t>Pós-condições: A equipa está registada e vinculada a um grupo para o sorteio/calendário.</w:t>
+      </w:r>
+    </w:p>
+    <w:p>
+      <w:pPr>
+        <w:ind w:left="360"/>
+        <w:jc w:val="both"/>
+      </w:pPr>
+    </w:p>
+    <w:p>
+      <w:pPr>
+        <w:rPr>
+          <w:b/>
+          <w:bCs/>
+        </w:rPr>
+      </w:pPr>
+      <w:r>
+        <w:rPr>
+          <w:b/>
+          <w:bCs/>
+        </w:rPr>
+        <w:t>RF06</w:t>
+      </w:r>
+      <w:r>
+        <w:rPr>
+          <w:b/>
+          <w:bCs/>
+        </w:rPr>
+        <w:t>: Identificação Digital (App ID)</w:t>
+      </w:r>
+    </w:p>
+    <w:p>
+      <w:pPr>
+        <w:numPr>
+          <w:ilvl w:val="0"/>
+          <w:numId w:val="10"/>
+        </w:numPr>
+      </w:pPr>
+      <w:r>
+        <w:t>Pré-condições: Utilizador (Jogador/Funcionário) autenticado na App móvel.</w:t>
+      </w:r>
+    </w:p>
+    <w:p>
+      <w:pPr>
+        <w:numPr>
+          <w:ilvl w:val="0"/>
+          <w:numId w:val="10"/>
+        </w:numPr>
+      </w:pPr>
+      <w:r>
+        <w:t>Cenário Principal:</w:t>
+      </w:r>
+    </w:p>
+    <w:p>
+      <w:pPr>
+        <w:numPr>
+          <w:ilvl w:val="1"/>
+          <w:numId w:val="10"/>
+        </w:numPr>
+      </w:pPr>
+      <w:r>
+        <w:t>O utilizador acede à opção "Meu ID".</w:t>
+      </w:r>
+    </w:p>
+    <w:p>
+      <w:pPr>
+        <w:numPr>
+          <w:ilvl w:val="1"/>
+          <w:numId w:val="10"/>
+        </w:numPr>
+      </w:pPr>
+      <w:r>
+        <w:t>O sistema gera um QR Code ou Identificador Digital seguro.</w:t>
+      </w:r>
+    </w:p>
+    <w:p>
+      <w:pPr>
+        <w:numPr>
+          <w:ilvl w:val="1"/>
+          <w:numId w:val="10"/>
+        </w:numPr>
+      </w:pPr>
+      <w:r>
+        <w:t>O utilizador apresenta o código no ponto de controlo.</w:t>
+      </w:r>
+    </w:p>
+    <w:p>
+      <w:pPr>
+        <w:numPr>
+          <w:ilvl w:val="1"/>
+          <w:numId w:val="10"/>
+        </w:numPr>
+      </w:pPr>
+      <w:r>
+        <w:t>O sistema valida o acesso e autoriza a passagem.</w:t>
+      </w:r>
+    </w:p>
+    <w:p>
+      <w:pPr>
+        <w:ind w:left="360"/>
+        <w:jc w:val="both"/>
+      </w:pPr>
+      <w:r>
+        <w:lastRenderedPageBreak/>
+        <w:t>Pós-condições: Registo de entrada efetuado no sistema de acessos</w:t>
+      </w:r>
+    </w:p>
+    <w:p>
+      <w:pPr>
+        <w:ind w:left="360"/>
+        <w:jc w:val="both"/>
+      </w:pPr>
+    </w:p>
+    <w:p>
+      <w:pPr>
+        <w:rPr>
+          <w:b/>
+          <w:bCs/>
+        </w:rPr>
+      </w:pPr>
+      <w:r>
+        <w:rPr>
+          <w:b/>
+          <w:bCs/>
+        </w:rPr>
+        <w:t>RF07/</w:t>
+      </w:r>
+      <w:r>
+        <w:rPr>
+          <w:b/>
+          <w:bCs/>
+        </w:rPr>
+        <w:t xml:space="preserve"> </w:t>
+      </w:r>
+      <w:r>
+        <w:rPr>
+          <w:b/>
+          <w:bCs/>
+        </w:rPr>
+        <w:t>RF08/</w:t>
+      </w:r>
+      <w:r>
+        <w:rPr>
+          <w:b/>
+          <w:bCs/>
+        </w:rPr>
+        <w:t xml:space="preserve"> </w:t>
+      </w:r>
+      <w:r>
+        <w:rPr>
+          <w:b/>
+          <w:bCs/>
+        </w:rPr>
+        <w:t>RF11/</w:t>
+      </w:r>
+      <w:r>
+        <w:rPr>
+          <w:b/>
+          <w:bCs/>
+        </w:rPr>
+        <w:t xml:space="preserve"> </w:t>
+      </w:r>
+      <w:r>
+        <w:rPr>
+          <w:b/>
+          <w:bCs/>
+        </w:rPr>
+        <w:t>RF14</w:t>
+      </w:r>
+      <w:r>
+        <w:rPr>
+          <w:b/>
+          <w:bCs/>
+        </w:rPr>
+        <w:t>: Visualização Pública (Calendário, Árbitros e Equipas</w:t>
+      </w:r>
+      <w:r>
+        <w:rPr>
+          <w:b/>
+          <w:bCs/>
+        </w:rPr>
+        <w:t>, Campos de Treino</w:t>
+      </w:r>
+      <w:r>
+        <w:rPr>
+          <w:b/>
+          <w:bCs/>
+        </w:rPr>
+        <w:t>)</w:t>
+      </w:r>
+    </w:p>
+    <w:p>
+      <w:pPr>
+        <w:numPr>
+          <w:ilvl w:val="0"/>
+          <w:numId w:val="11"/>
+        </w:numPr>
+      </w:pPr>
+      <w:r>
+        <w:t>Pré-condições: Dados inseridos pelo Backoffice.</w:t>
+      </w:r>
+    </w:p>
+    <w:p>
+      <w:pPr>
+        <w:numPr>
+          <w:ilvl w:val="0"/>
+          <w:numId w:val="11"/>
+        </w:numPr>
+      </w:pPr>
+      <w:r>
+        <w:t>Cenário Principal:</w:t>
+      </w:r>
+    </w:p>
+    <w:p>
+      <w:pPr>
+        <w:numPr>
+          <w:ilvl w:val="1"/>
+          <w:numId w:val="11"/>
+        </w:numPr>
+      </w:pPr>
+      <w:r>
+        <w:t>O Utilizador (ou visitante) acede à área pública.</w:t>
+      </w:r>
+    </w:p>
+    <w:p>
+      <w:pPr>
+        <w:numPr>
+          <w:ilvl w:val="1"/>
+          <w:numId w:val="11"/>
+        </w:numPr>
+      </w:pPr>
+      <w:r>
+        <w:t>O sistema permite listar: Calendário de jogos, Lista de Árbitros (e os jogos onde atuaram) e Lista de Equipas.</w:t>
+      </w:r>
+    </w:p>
+    <w:p>
+      <w:pPr>
+        <w:numPr>
+          <w:ilvl w:val="0"/>
+          <w:numId w:val="11"/>
+        </w:numPr>
+      </w:pPr>
+      <w:r>
+        <w:t>Pós-condições: Informação exibida no ecrã.</w:t>
+      </w:r>
+    </w:p>
+    <w:p>
+      <w:pPr>
+        <w:ind w:left="360"/>
+        <w:jc w:val="both"/>
+      </w:pPr>
+    </w:p>
+    <w:p>
+      <w:pPr>
+        <w:rPr>
+          <w:b/>
+          <w:bCs/>
+        </w:rPr>
+      </w:pPr>
+      <w:r>
+        <w:rPr>
+          <w:b/>
+          <w:bCs/>
+        </w:rPr>
+        <w:t>RF</w:t>
+      </w:r>
+      <w:proofErr w:type="gramStart"/>
+      <w:r>
+        <w:rPr>
+          <w:b/>
+          <w:bCs/>
+        </w:rPr>
+        <w:t xml:space="preserve">09 </w:t>
+      </w:r>
+      <w:r>
+        <w:rPr>
+          <w:b/>
+          <w:bCs/>
+        </w:rPr>
+        <w:t>:</w:t>
+      </w:r>
+      <w:proofErr w:type="gramEnd"/>
+      <w:r>
+        <w:rPr>
+          <w:b/>
+          <w:bCs/>
+        </w:rPr>
+        <w:t xml:space="preserve"> Criação </w:t>
+      </w:r>
+      <w:r>
+        <w:rPr>
+          <w:b/>
+          <w:bCs/>
+        </w:rPr>
+        <w:t>de equipas</w:t>
+      </w:r>
+    </w:p>
+    <w:p>
+      <w:pPr>
+        <w:numPr>
+          <w:ilvl w:val="0"/>
+          <w:numId w:val="9"/>
+        </w:numPr>
+      </w:pPr>
+      <w:r>
+        <w:t>Pré-condições: Administrador autenticado.</w:t>
+      </w:r>
+    </w:p>
+    <w:p>
+      <w:pPr>
+        <w:numPr>
+          <w:ilvl w:val="2"/>
+          <w:numId w:val="9"/>
+        </w:numPr>
+      </w:pPr>
+      <w:r>
+        <w:t>Não pode criar uma equipa que já existente</w:t>
+      </w:r>
+    </w:p>
+    <w:p>
+      <w:pPr>
+        <w:numPr>
+          <w:ilvl w:val="2"/>
+          <w:numId w:val="9"/>
+        </w:numPr>
+      </w:pPr>
+      <w:r>
+        <w:t>Não pode criar equipa não apurada para o Mundial</w:t>
+      </w:r>
+    </w:p>
+    <w:p>
+      <w:pPr>
+        <w:numPr>
+          <w:ilvl w:val="0"/>
+          <w:numId w:val="9"/>
+        </w:numPr>
+      </w:pPr>
+      <w:r>
+        <w:t>Cenário Principal:</w:t>
+      </w:r>
+    </w:p>
+    <w:p>
+      <w:pPr>
+        <w:numPr>
+          <w:ilvl w:val="1"/>
+          <w:numId w:val="9"/>
+        </w:numPr>
+      </w:pPr>
+      <w:r>
+        <w:t xml:space="preserve">O administrador </w:t>
+      </w:r>
+      <w:r>
+        <w:t xml:space="preserve">cria </w:t>
+      </w:r>
+      <w:r>
+        <w:t>a equipa (</w:t>
+      </w:r>
+      <w:proofErr w:type="gramStart"/>
+      <w:r>
+        <w:t>ex:Portugal</w:t>
+      </w:r>
+      <w:proofErr w:type="gramEnd"/>
+      <w:r>
+        <w:t>)</w:t>
+      </w:r>
+      <w:r>
+        <w:t>.</w:t>
+      </w:r>
+    </w:p>
+    <w:p/>
+    <w:p>
+      <w:pPr>
+        <w:rPr>
+          <w:b/>
+          <w:bCs/>
+        </w:rPr>
+      </w:pPr>
+      <w:r>
+        <w:rPr>
+          <w:b/>
+          <w:bCs/>
+        </w:rPr>
+        <w:t>RF10</w:t>
+      </w:r>
+      <w:r>
+        <w:rPr>
+          <w:b/>
+          <w:bCs/>
+        </w:rPr>
+        <w:t>: Criação de Estádios</w:t>
+      </w:r>
+    </w:p>
+    <w:p>
+      <w:pPr>
+        <w:numPr>
+          <w:ilvl w:val="0"/>
+          <w:numId w:val="12"/>
+        </w:numPr>
+      </w:pPr>
+      <w:r>
+        <w:t>Pré-condições: Administrador autenticado no sistema.</w:t>
+      </w:r>
+    </w:p>
+    <w:p>
+      <w:pPr>
+        <w:numPr>
+          <w:ilvl w:val="0"/>
+          <w:numId w:val="12"/>
+        </w:numPr>
+      </w:pPr>
+      <w:r>
+        <w:t>Cenário Principal:</w:t>
+      </w:r>
+    </w:p>
+    <w:p>
+      <w:pPr>
+        <w:numPr>
+          <w:ilvl w:val="1"/>
+          <w:numId w:val="12"/>
+        </w:numPr>
+      </w:pPr>
+      <w:r>
+        <w:t>O Administrador acede ao menu "Gestão de Infraestruturas".</w:t>
+      </w:r>
+    </w:p>
+    <w:p>
+      <w:pPr>
+        <w:numPr>
+          <w:ilvl w:val="1"/>
+          <w:numId w:val="12"/>
+        </w:numPr>
+      </w:pPr>
+      <w:r>
+        <w:t>Insere o nome do estádio, coordenadas (Latitude e Longitude) e a lotação total.</w:t>
+      </w:r>
+    </w:p>
+    <w:p>
+      <w:pPr>
+        <w:numPr>
+          <w:ilvl w:val="1"/>
+          <w:numId w:val="12"/>
+        </w:numPr>
+      </w:pPr>
+      <w:r>
+        <w:t>O sistema valida se os dados geográficos estão no formato correto.</w:t>
+      </w:r>
+    </w:p>
+    <w:p>
+      <w:pPr>
+        <w:numPr>
+          <w:ilvl w:val="1"/>
+          <w:numId w:val="12"/>
+        </w:numPr>
+      </w:pPr>
+      <w:r>
+        <w:t>O sistema confirma a gravação do novo estádio.</w:t>
+      </w:r>
+    </w:p>
+    <w:p>
+      <w:pPr>
+        <w:numPr>
+          <w:ilvl w:val="0"/>
+          <w:numId w:val="12"/>
+        </w:numPr>
+      </w:pPr>
+      <w:r>
+        <w:t>Cenários Alternativos:</w:t>
+      </w:r>
+    </w:p>
+    <w:p>
+      <w:pPr>
+        <w:numPr>
+          <w:ilvl w:val="1"/>
+          <w:numId w:val="13"/>
+        </w:numPr>
+      </w:pPr>
+      <w:r>
+        <w:lastRenderedPageBreak/>
+        <w:t>2.2</w:t>
+      </w:r>
+      <w:r>
+        <w:t xml:space="preserve"> (Dados Inválidos): O sistema alerta para campos obrigatórios vazios </w:t>
+      </w:r>
+      <w:r>
+        <w:t>ou coordenadas fora do intervalo global.</w:t>
+      </w:r>
+    </w:p>
+    <w:p>
+      <w:pPr>
+        <w:numPr>
+          <w:ilvl w:val="0"/>
+          <w:numId w:val="12"/>
+        </w:numPr>
+      </w:pPr>
+      <w:r>
+        <w:t>Pós-condições: O estádio fica disponível para alocação de jogos.</w:t>
+      </w:r>
+    </w:p>
+    <w:p/>
+    <w:p>
+      <w:pPr>
+        <w:rPr>
+          <w:b/>
+          <w:bCs/>
+        </w:rPr>
+      </w:pPr>
+      <w:r>
+        <w:rPr>
+          <w:b/>
+          <w:bCs/>
+        </w:rPr>
+        <w:t>RF12</w:t>
+      </w:r>
+      <w:r>
+        <w:rPr>
+          <w:b/>
+          <w:bCs/>
+        </w:rPr>
+        <w:t>: Gestão de Campos de Treino e Estágio</w:t>
+      </w:r>
+    </w:p>
+    <w:p>
+      <w:pPr>
+        <w:numPr>
+          <w:ilvl w:val="0"/>
+          <w:numId w:val="14"/>
+        </w:numPr>
+      </w:pPr>
+      <w:r>
+        <w:t>Pré-condições: Administrador autenticado; Equipas já criadas.</w:t>
+      </w:r>
+    </w:p>
+    <w:p>
+      <w:pPr>
+        <w:numPr>
+          <w:ilvl w:val="0"/>
+          <w:numId w:val="14"/>
+        </w:numPr>
+      </w:pPr>
+      <w:r>
+        <w:t>Cenário Principal:</w:t>
+      </w:r>
+    </w:p>
+    <w:p>
+      <w:pPr>
+        <w:numPr>
+          <w:ilvl w:val="1"/>
+          <w:numId w:val="14"/>
+        </w:numPr>
+      </w:pPr>
+      <w:r>
+        <w:t>O Administrador seleciona uma equipa.</w:t>
+      </w:r>
+    </w:p>
+    <w:p>
+      <w:pPr>
+        <w:numPr>
+          <w:ilvl w:val="1"/>
+          <w:numId w:val="14"/>
+        </w:numPr>
+      </w:pPr>
+      <w:r>
+        <w:t>Define o nome e localização do centro de estágio/treino.</w:t>
+      </w:r>
+    </w:p>
+    <w:p>
+      <w:pPr>
+        <w:numPr>
+          <w:ilvl w:val="1"/>
+          <w:numId w:val="14"/>
+        </w:numPr>
+      </w:pPr>
+      <w:r>
+        <w:t>O sistema regista a localização de permanência da equipa.</w:t>
+      </w:r>
+    </w:p>
+    <w:p>
+      <w:pPr>
+        <w:rPr>
+          <w:b/>
+          <w:bCs/>
+        </w:rPr>
+      </w:pPr>
+      <w:r>
+        <w:t>Pós-condições: A localização de estágio fica disponível para consulta</w:t>
+      </w:r>
+      <w:r>
+        <w:rPr>
+          <w:b/>
+          <w:bCs/>
+        </w:rPr>
+        <w:t>.</w:t>
+      </w:r>
+    </w:p>
+    <w:p>
+      <w:pPr>
+        <w:rPr>
+          <w:b/>
+          <w:bCs/>
+        </w:rPr>
+      </w:pPr>
+    </w:p>
+    <w:p>
+      <w:pPr>
+        <w:rPr>
+          <w:b/>
+          <w:bCs/>
+        </w:rPr>
+      </w:pPr>
+      <w:r>
+        <w:rPr>
+          <w:b/>
+          <w:bCs/>
+        </w:rPr>
+        <w:t>RF13</w:t>
+      </w:r>
+      <w:r>
+        <w:rPr>
+          <w:b/>
+          <w:bCs/>
+        </w:rPr>
+        <w:t>: Registo de Deslocação das Equipas</w:t>
+      </w:r>
+    </w:p>
+    <w:p>
+      <w:pPr>
+        <w:numPr>
+          <w:ilvl w:val="0"/>
+          <w:numId w:val="15"/>
+        </w:numPr>
+      </w:pPr>
+      <w:r>
+        <w:t>Pré-condições: Administrador autenticado.</w:t>
+      </w:r>
+    </w:p>
+    <w:p>
+      <w:pPr>
+        <w:numPr>
+          <w:ilvl w:val="0"/>
+          <w:numId w:val="15"/>
+        </w:numPr>
+      </w:pPr>
+      <w:r>
+        <w:t>Cenário Principal:</w:t>
+      </w:r>
+    </w:p>
+    <w:p>
+      <w:pPr>
+        <w:numPr>
+          <w:ilvl w:val="1"/>
+          <w:numId w:val="15"/>
+        </w:numPr>
+      </w:pPr>
+      <w:r>
+        <w:t>O Administrador regista a viagem de uma equipa (Origem -&gt; Destino).</w:t>
+      </w:r>
+    </w:p>
+    <w:p>
+      <w:pPr>
+        <w:numPr>
+          <w:ilvl w:val="1"/>
+          <w:numId w:val="15"/>
+        </w:numPr>
+      </w:pPr>
+      <w:r>
+        <w:t>O sistema associa a deslocação ao calendário de jogos ou treinos.</w:t>
+      </w:r>
+    </w:p>
+    <w:p>
+      <w:pPr>
+        <w:numPr>
+          <w:ilvl w:val="0"/>
+          <w:numId w:val="15"/>
+        </w:numPr>
+      </w:pPr>
+      <w:r>
+        <w:t>Pós-condições: Histórico de logística atualizado.</w:t>
+      </w:r>
+    </w:p>
+    <w:p/>
     <w:sectPr>
       <w:pgSz w:w="12240" w:h="15840"/>
       <w:pgMar w:top="1440" w:right="1440" w:bottom="1440" w:left="1440" w:header="720" w:footer="720" w:gutter="0"/>
@@ -2218,8 +2788,266 @@
 </file>
 
 <file path=word/numbering.xml><?xml version="1.0" encoding="utf-8"?>
-<w:numbering xmlns:wpc="http://schemas.microsoft.com/office/word/2010/wordprocessingCanvas" xmlns:cx="http://schemas.microsoft.com/office/drawing/2014/chartex" xmlns:cx1="http://schemas.microsoft.com/office/drawing/2015/9/8/chartex" xmlns:cx2="http://schemas.microsoft.com/office/drawing/2015/10/21/chartex" xmlns:cx3="http://schemas.microsoft.com/office/drawing/2016/5/9/chartex" xmlns:cx4="http://schemas.microsoft.com/office/drawing/2016/5/10/chartex" xmlns:cx5="http://schemas.microsoft.com/office/drawing/2016/5/11/chartex" xmlns:cx6="http://schemas.microsoft.com/office/drawing/2016/5/12/chartex" xmlns:cx7="http://schemas.microsoft.com/office/drawing/2016/5/13/chartex" xmlns:cx8="http://schemas.microsoft.com/office/drawing/2016/5/14/chartex" xmlns:mc="http://schemas.openxmlformats.org/markup-compatibility/2006" xmlns:aink="http://schemas.microsoft.com/office/drawing/2016/ink" xmlns:am3d="http://schemas.microsoft.com/office/drawing/2017/model3d" xmlns:o="urn:schemas-microsoft-com:office:office" xmlns:oel="http://schemas.microsoft.com/office/2019/extlst" xmlns:r="http://schemas.openxmlformats.org/officeDocument/2006/relationships" xmlns:m="http://schemas.openxmlformats.org/officeDocument/2006/math" xmlns:v="urn:schemas-microsoft-com:vml" xmlns:wp14="http://schemas.microsoft.com/office/word/2010/wordprocessingDrawing" xmlns:wp="http://schemas.openxmlformats.org/drawingml/2006/wordprocessingDrawing" xmlns:w10="urn:schemas-microsoft-com:office:word" xmlns:w="http://schemas.openxmlformats.org/wordprocessingml/2006/main" xmlns:w14="http://schemas.microsoft.com/office/word/2010/wordml" xmlns:w15="http://schemas.microsoft.com/office/word/2012/wordml" xmlns:w16cex="http://schemas.microsoft.com/office/word/2018/wordml/cex" xmlns:w16cid="http://schemas.microsoft.com/office/word/2016/wordml/cid" xmlns:w16="http://schemas.microsoft.com/office/word/2018/wordml" xmlns:w16sdtdh="http://schemas.microsoft.com/office/word/2020/wordml/sdtdatahash" xmlns:w16se="http://schemas.microsoft.com/office/word/2015/wordml/symex" xmlns:wpg="http://schemas.microsoft.com/office/word/2010/wordprocessingGroup" xmlns:wpi="http://schemas.microsoft.com/office/word/2010/wordprocessingInk" xmlns:wne="http://schemas.microsoft.com/office/word/2006/wordml" xmlns:wps="http://schemas.microsoft.com/office/word/2010/wordprocessingShape" mc:Ignorable="w14 w15 w16se w16cid w16 w16cex w16sdtdh wp14">
+<w:numbering xmlns:wpc="http://schemas.microsoft.com/office/word/2010/wordprocessingCanvas" xmlns:cx="http://schemas.microsoft.com/office/drawing/2014/chartex" xmlns:cx1="http://schemas.microsoft.com/office/drawing/2015/9/8/chartex" xmlns:cx2="http://schemas.microsoft.com/office/drawing/2015/10/21/chartex" xmlns:cx3="http://schemas.microsoft.com/office/drawing/2016/5/9/chartex" xmlns:cx4="http://schemas.microsoft.com/office/drawing/2016/5/10/chartex" xmlns:cx5="http://schemas.microsoft.com/office/drawing/2016/5/11/chartex" xmlns:cx6="http://schemas.microsoft.com/office/drawing/2016/5/12/chartex" xmlns:cx7="http://schemas.microsoft.com/office/drawing/2016/5/13/chartex" xmlns:cx8="http://schemas.microsoft.com/office/drawing/2016/5/14/chartex" xmlns:mc="http://schemas.openxmlformats.org/markup-compatibility/2006" xmlns:aink="http://schemas.microsoft.com/office/drawing/2016/ink" xmlns:am3d="http://schemas.microsoft.com/office/drawing/2017/model3d" xmlns:o="urn:schemas-microsoft-com:office:office" xmlns:oel="http://schemas.microsoft.com/office/2019/extlst" xmlns:r="http://schemas.openxmlformats.org/officeDocument/2006/relationships" xmlns:m="http://schemas.openxmlformats.org/officeDocument/2006/math" xmlns:v="urn:schemas-microsoft-com:vml" xmlns:wp14="http://schemas.microsoft.com/office/word/2010/wordprocessingDrawing" xmlns:wp="http://schemas.openxmlformats.org/drawingml/2006/wordprocessingDrawing" xmlns:w10="urn:schemas-microsoft-com:office:word" xmlns:w="http://schemas.openxmlformats.org/wordprocessingml/2006/main" xmlns:w14="http://schemas.microsoft.com/office/word/2010/wordml" xmlns:w15="http://schemas.microsoft.com/office/word/2012/wordml" xmlns:w16cex="http://schemas.microsoft.com/office/word/2018/wordml/cex" xmlns:w16cid="http://schemas.microsoft.com/office/word/2016/wordml/cid" xmlns:w16="http://schemas.microsoft.com/office/word/2018/wordml" xmlns:w16du="http://schemas.microsoft.com/office/word/2023/wordml/word16du" xmlns:w16sdtdh="http://schemas.microsoft.com/office/word/2020/wordml/sdtdatahash" xmlns:w16sdtfl="http://schemas.microsoft.com/office/word/2024/wordml/sdtformatlock" xmlns:w16se="http://schemas.microsoft.com/office/word/2015/wordml/symex" xmlns:wpg="http://schemas.microsoft.com/office/word/2010/wordprocessingGroup" xmlns:wpi="http://schemas.microsoft.com/office/word/2010/wordprocessingInk" xmlns:wne="http://schemas.microsoft.com/office/word/2006/wordml" xmlns:wps="http://schemas.microsoft.com/office/word/2010/wordprocessingShape" mc:Ignorable="w14 w15 w16se w16cid w16 w16cex w16sdtdh w16sdtfl w16du wp14">
   <w:abstractNum w:abstractNumId="0" w15:restartNumberingAfterBreak="0">
+    <w:nsid w:val="0AFF0485"/>
+    <w:multiLevelType w:val="hybridMultilevel"/>
+    <w:tmpl w:val="E1341B90"/>
+    <w:lvl w:ilvl="0" w:tplc="08160001">
+      <w:start w:val="1"/>
+      <w:numFmt w:val="bullet"/>
+      <w:lvlText w:val=""/>
+      <w:lvlJc w:val="left"/>
+      <w:pPr>
+        <w:ind w:left="1440" w:hanging="360"/>
+      </w:pPr>
+      <w:rPr>
+        <w:rFonts w:ascii="Symbol" w:hAnsi="Symbol" w:hint="default"/>
+      </w:rPr>
+    </w:lvl>
+    <w:lvl w:ilvl="1" w:tplc="08160003" w:tentative="1">
+      <w:start w:val="1"/>
+      <w:numFmt w:val="bullet"/>
+      <w:lvlText w:val="o"/>
+      <w:lvlJc w:val="left"/>
+      <w:pPr>
+        <w:ind w:left="2160" w:hanging="360"/>
+      </w:pPr>
+      <w:rPr>
+        <w:rFonts w:ascii="Courier New" w:hAnsi="Courier New" w:cs="Courier New" w:hint="default"/>
+      </w:rPr>
+    </w:lvl>
+    <w:lvl w:ilvl="2" w:tplc="08160005" w:tentative="1">
+      <w:start w:val="1"/>
+      <w:numFmt w:val="bullet"/>
+      <w:lvlText w:val=""/>
+      <w:lvlJc w:val="left"/>
+      <w:pPr>
+        <w:ind w:left="2880" w:hanging="360"/>
+      </w:pPr>
+      <w:rPr>
+        <w:rFonts w:ascii="Wingdings" w:hAnsi="Wingdings" w:hint="default"/>
+      </w:rPr>
+    </w:lvl>
+    <w:lvl w:ilvl="3" w:tplc="08160001" w:tentative="1">
+      <w:start w:val="1"/>
+      <w:numFmt w:val="bullet"/>
+      <w:lvlText w:val=""/>
+      <w:lvlJc w:val="left"/>
+      <w:pPr>
+        <w:ind w:left="3600" w:hanging="360"/>
+      </w:pPr>
+      <w:rPr>
+        <w:rFonts w:ascii="Symbol" w:hAnsi="Symbol" w:hint="default"/>
+      </w:rPr>
+    </w:lvl>
+    <w:lvl w:ilvl="4" w:tplc="08160003" w:tentative="1">
+      <w:start w:val="1"/>
+      <w:numFmt w:val="bullet"/>
+      <w:lvlText w:val="o"/>
+      <w:lvlJc w:val="left"/>
+      <w:pPr>
+        <w:ind w:left="4320" w:hanging="360"/>
+      </w:pPr>
+      <w:rPr>
+        <w:rFonts w:ascii="Courier New" w:hAnsi="Courier New" w:cs="Courier New" w:hint="default"/>
+      </w:rPr>
+    </w:lvl>
+    <w:lvl w:ilvl="5" w:tplc="08160005" w:tentative="1">
+      <w:start w:val="1"/>
+      <w:numFmt w:val="bullet"/>
+      <w:lvlText w:val=""/>
+      <w:lvlJc w:val="left"/>
+      <w:pPr>
+        <w:ind w:left="5040" w:hanging="360"/>
+      </w:pPr>
+      <w:rPr>
+        <w:rFonts w:ascii="Wingdings" w:hAnsi="Wingdings" w:hint="default"/>
+      </w:rPr>
+    </w:lvl>
+    <w:lvl w:ilvl="6" w:tplc="08160001" w:tentative="1">
+      <w:start w:val="1"/>
+      <w:numFmt w:val="bullet"/>
+      <w:lvlText w:val=""/>
+      <w:lvlJc w:val="left"/>
+      <w:pPr>
+        <w:ind w:left="5760" w:hanging="360"/>
+      </w:pPr>
+      <w:rPr>
+        <w:rFonts w:ascii="Symbol" w:hAnsi="Symbol" w:hint="default"/>
+      </w:rPr>
+    </w:lvl>
+    <w:lvl w:ilvl="7" w:tplc="08160003" w:tentative="1">
+      <w:start w:val="1"/>
+      <w:numFmt w:val="bullet"/>
+      <w:lvlText w:val="o"/>
+      <w:lvlJc w:val="left"/>
+      <w:pPr>
+        <w:ind w:left="6480" w:hanging="360"/>
+      </w:pPr>
+      <w:rPr>
+        <w:rFonts w:ascii="Courier New" w:hAnsi="Courier New" w:cs="Courier New" w:hint="default"/>
+      </w:rPr>
+    </w:lvl>
+    <w:lvl w:ilvl="8" w:tplc="08160005" w:tentative="1">
+      <w:start w:val="1"/>
+      <w:numFmt w:val="bullet"/>
+      <w:lvlText w:val=""/>
+      <w:lvlJc w:val="left"/>
+      <w:pPr>
+        <w:ind w:left="7200" w:hanging="360"/>
+      </w:pPr>
+      <w:rPr>
+        <w:rFonts w:ascii="Wingdings" w:hAnsi="Wingdings" w:hint="default"/>
+      </w:rPr>
+    </w:lvl>
+  </w:abstractNum>
+  <w:abstractNum w:abstractNumId="1" w15:restartNumberingAfterBreak="0">
+    <w:nsid w:val="14536F44"/>
+    <w:multiLevelType w:val="multilevel"/>
+    <w:tmpl w:val="A3EC44C4"/>
+    <w:lvl w:ilvl="0">
+      <w:start w:val="1"/>
+      <w:numFmt w:val="bullet"/>
+      <w:lvlText w:val=""/>
+      <w:lvlJc w:val="left"/>
+      <w:pPr>
+        <w:tabs>
+          <w:tab w:val="num" w:pos="720"/>
+        </w:tabs>
+        <w:ind w:left="720" w:hanging="360"/>
+      </w:pPr>
+      <w:rPr>
+        <w:rFonts w:ascii="Symbol" w:hAnsi="Symbol" w:hint="default"/>
+        <w:sz w:val="20"/>
+      </w:rPr>
+    </w:lvl>
+    <w:lvl w:ilvl="1">
+      <w:start w:val="1"/>
+      <w:numFmt w:val="decimal"/>
+      <w:lvlText w:val="%2."/>
+      <w:lvlJc w:val="left"/>
+      <w:pPr>
+        <w:tabs>
+          <w:tab w:val="num" w:pos="1440"/>
+        </w:tabs>
+        <w:ind w:left="1440" w:hanging="360"/>
+      </w:pPr>
+    </w:lvl>
+    <w:lvl w:ilvl="2" w:tentative="1">
+      <w:start w:val="1"/>
+      <w:numFmt w:val="bullet"/>
+      <w:lvlText w:val=""/>
+      <w:lvlJc w:val="left"/>
+      <w:pPr>
+        <w:tabs>
+          <w:tab w:val="num" w:pos="2160"/>
+        </w:tabs>
+        <w:ind w:left="2160" w:hanging="360"/>
+      </w:pPr>
+      <w:rPr>
+        <w:rFonts w:ascii="Wingdings" w:hAnsi="Wingdings" w:hint="default"/>
+        <w:sz w:val="20"/>
+      </w:rPr>
+    </w:lvl>
+    <w:lvl w:ilvl="3" w:tentative="1">
+      <w:start w:val="1"/>
+      <w:numFmt w:val="bullet"/>
+      <w:lvlText w:val=""/>
+      <w:lvlJc w:val="left"/>
+      <w:pPr>
+        <w:tabs>
+          <w:tab w:val="num" w:pos="2880"/>
+        </w:tabs>
+        <w:ind w:left="2880" w:hanging="360"/>
+      </w:pPr>
+      <w:rPr>
+        <w:rFonts w:ascii="Wingdings" w:hAnsi="Wingdings" w:hint="default"/>
+        <w:sz w:val="20"/>
+      </w:rPr>
+    </w:lvl>
+    <w:lvl w:ilvl="4" w:tentative="1">
+      <w:start w:val="1"/>
+      <w:numFmt w:val="bullet"/>
+      <w:lvlText w:val=""/>
+      <w:lvlJc w:val="left"/>
+      <w:pPr>
+        <w:tabs>
+          <w:tab w:val="num" w:pos="3600"/>
+        </w:tabs>
+        <w:ind w:left="3600" w:hanging="360"/>
+      </w:pPr>
+      <w:rPr>
+        <w:rFonts w:ascii="Wingdings" w:hAnsi="Wingdings" w:hint="default"/>
+        <w:sz w:val="20"/>
+      </w:rPr>
+    </w:lvl>
+    <w:lvl w:ilvl="5" w:tentative="1">
+      <w:start w:val="1"/>
+      <w:numFmt w:val="bullet"/>
+      <w:lvlText w:val=""/>
+      <w:lvlJc w:val="left"/>
+      <w:pPr>
+        <w:tabs>
+          <w:tab w:val="num" w:pos="4320"/>
+        </w:tabs>
+        <w:ind w:left="4320" w:hanging="360"/>
+      </w:pPr>
+      <w:rPr>
+        <w:rFonts w:ascii="Wingdings" w:hAnsi="Wingdings" w:hint="default"/>
+        <w:sz w:val="20"/>
+      </w:rPr>
+    </w:lvl>
+    <w:lvl w:ilvl="6" w:tentative="1">
+      <w:start w:val="1"/>
+      <w:numFmt w:val="bullet"/>
+      <w:lvlText w:val=""/>
+      <w:lvlJc w:val="left"/>
+      <w:pPr>
+        <w:tabs>
+          <w:tab w:val="num" w:pos="5040"/>
+        </w:tabs>
+        <w:ind w:left="5040" w:hanging="360"/>
+      </w:pPr>
+      <w:rPr>
+        <w:rFonts w:ascii="Wingdings" w:hAnsi="Wingdings" w:hint="default"/>
+        <w:sz w:val="20"/>
+      </w:rPr>
+    </w:lvl>
+    <w:lvl w:ilvl="7" w:tentative="1">
+      <w:start w:val="1"/>
+      <w:numFmt w:val="bullet"/>
+      <w:lvlText w:val=""/>
+      <w:lvlJc w:val="left"/>
+      <w:pPr>
+        <w:tabs>
+          <w:tab w:val="num" w:pos="5760"/>
+        </w:tabs>
+        <w:ind w:left="5760" w:hanging="360"/>
+      </w:pPr>
+      <w:rPr>
+        <w:rFonts w:ascii="Wingdings" w:hAnsi="Wingdings" w:hint="default"/>
+        <w:sz w:val="20"/>
+      </w:rPr>
+    </w:lvl>
+    <w:lvl w:ilvl="8" w:tentative="1">
+      <w:start w:val="1"/>
+      <w:numFmt w:val="bullet"/>
+      <w:lvlText w:val=""/>
+      <w:lvlJc w:val="left"/>
+      <w:pPr>
+        <w:tabs>
+          <w:tab w:val="num" w:pos="6480"/>
+        </w:tabs>
+        <w:ind w:left="6480" w:hanging="360"/>
+      </w:pPr>
+      <w:rPr>
+        <w:rFonts w:ascii="Wingdings" w:hAnsi="Wingdings" w:hint="default"/>
+        <w:sz w:val="20"/>
+      </w:rPr>
+    </w:lvl>
+  </w:abstractNum>
+  <w:abstractNum w:abstractNumId="2" w15:restartNumberingAfterBreak="0">
     <w:nsid w:val="191E51C2"/>
     <w:multiLevelType w:val="hybridMultilevel"/>
     <w:tmpl w:val="684C875C"/>
@@ -2332,14 +3160,1558 @@
       </w:rPr>
     </w:lvl>
   </w:abstractNum>
+  <w:abstractNum w:abstractNumId="3" w15:restartNumberingAfterBreak="0">
+    <w:nsid w:val="2F700ECD"/>
+    <w:multiLevelType w:val="multilevel"/>
+    <w:tmpl w:val="0E345C1A"/>
+    <w:lvl w:ilvl="0">
+      <w:start w:val="1"/>
+      <w:numFmt w:val="bullet"/>
+      <w:lvlText w:val=""/>
+      <w:lvlJc w:val="left"/>
+      <w:pPr>
+        <w:tabs>
+          <w:tab w:val="num" w:pos="720"/>
+        </w:tabs>
+        <w:ind w:left="720" w:hanging="360"/>
+      </w:pPr>
+      <w:rPr>
+        <w:rFonts w:ascii="Symbol" w:hAnsi="Symbol" w:hint="default"/>
+        <w:sz w:val="20"/>
+      </w:rPr>
+    </w:lvl>
+    <w:lvl w:ilvl="1">
+      <w:start w:val="1"/>
+      <w:numFmt w:val="decimal"/>
+      <w:lvlText w:val="%2."/>
+      <w:lvlJc w:val="left"/>
+      <w:pPr>
+        <w:tabs>
+          <w:tab w:val="num" w:pos="1440"/>
+        </w:tabs>
+        <w:ind w:left="1440" w:hanging="360"/>
+      </w:pPr>
+    </w:lvl>
+    <w:lvl w:ilvl="2" w:tentative="1">
+      <w:start w:val="1"/>
+      <w:numFmt w:val="bullet"/>
+      <w:lvlText w:val=""/>
+      <w:lvlJc w:val="left"/>
+      <w:pPr>
+        <w:tabs>
+          <w:tab w:val="num" w:pos="2160"/>
+        </w:tabs>
+        <w:ind w:left="2160" w:hanging="360"/>
+      </w:pPr>
+      <w:rPr>
+        <w:rFonts w:ascii="Wingdings" w:hAnsi="Wingdings" w:hint="default"/>
+        <w:sz w:val="20"/>
+      </w:rPr>
+    </w:lvl>
+    <w:lvl w:ilvl="3" w:tentative="1">
+      <w:start w:val="1"/>
+      <w:numFmt w:val="bullet"/>
+      <w:lvlText w:val=""/>
+      <w:lvlJc w:val="left"/>
+      <w:pPr>
+        <w:tabs>
+          <w:tab w:val="num" w:pos="2880"/>
+        </w:tabs>
+        <w:ind w:left="2880" w:hanging="360"/>
+      </w:pPr>
+      <w:rPr>
+        <w:rFonts w:ascii="Wingdings" w:hAnsi="Wingdings" w:hint="default"/>
+        <w:sz w:val="20"/>
+      </w:rPr>
+    </w:lvl>
+    <w:lvl w:ilvl="4" w:tentative="1">
+      <w:start w:val="1"/>
+      <w:numFmt w:val="bullet"/>
+      <w:lvlText w:val=""/>
+      <w:lvlJc w:val="left"/>
+      <w:pPr>
+        <w:tabs>
+          <w:tab w:val="num" w:pos="3600"/>
+        </w:tabs>
+        <w:ind w:left="3600" w:hanging="360"/>
+      </w:pPr>
+      <w:rPr>
+        <w:rFonts w:ascii="Wingdings" w:hAnsi="Wingdings" w:hint="default"/>
+        <w:sz w:val="20"/>
+      </w:rPr>
+    </w:lvl>
+    <w:lvl w:ilvl="5" w:tentative="1">
+      <w:start w:val="1"/>
+      <w:numFmt w:val="bullet"/>
+      <w:lvlText w:val=""/>
+      <w:lvlJc w:val="left"/>
+      <w:pPr>
+        <w:tabs>
+          <w:tab w:val="num" w:pos="4320"/>
+        </w:tabs>
+        <w:ind w:left="4320" w:hanging="360"/>
+      </w:pPr>
+      <w:rPr>
+        <w:rFonts w:ascii="Wingdings" w:hAnsi="Wingdings" w:hint="default"/>
+        <w:sz w:val="20"/>
+      </w:rPr>
+    </w:lvl>
+    <w:lvl w:ilvl="6" w:tentative="1">
+      <w:start w:val="1"/>
+      <w:numFmt w:val="bullet"/>
+      <w:lvlText w:val=""/>
+      <w:lvlJc w:val="left"/>
+      <w:pPr>
+        <w:tabs>
+          <w:tab w:val="num" w:pos="5040"/>
+        </w:tabs>
+        <w:ind w:left="5040" w:hanging="360"/>
+      </w:pPr>
+      <w:rPr>
+        <w:rFonts w:ascii="Wingdings" w:hAnsi="Wingdings" w:hint="default"/>
+        <w:sz w:val="20"/>
+      </w:rPr>
+    </w:lvl>
+    <w:lvl w:ilvl="7" w:tentative="1">
+      <w:start w:val="1"/>
+      <w:numFmt w:val="bullet"/>
+      <w:lvlText w:val=""/>
+      <w:lvlJc w:val="left"/>
+      <w:pPr>
+        <w:tabs>
+          <w:tab w:val="num" w:pos="5760"/>
+        </w:tabs>
+        <w:ind w:left="5760" w:hanging="360"/>
+      </w:pPr>
+      <w:rPr>
+        <w:rFonts w:ascii="Wingdings" w:hAnsi="Wingdings" w:hint="default"/>
+        <w:sz w:val="20"/>
+      </w:rPr>
+    </w:lvl>
+    <w:lvl w:ilvl="8" w:tentative="1">
+      <w:start w:val="1"/>
+      <w:numFmt w:val="bullet"/>
+      <w:lvlText w:val=""/>
+      <w:lvlJc w:val="left"/>
+      <w:pPr>
+        <w:tabs>
+          <w:tab w:val="num" w:pos="6480"/>
+        </w:tabs>
+        <w:ind w:left="6480" w:hanging="360"/>
+      </w:pPr>
+      <w:rPr>
+        <w:rFonts w:ascii="Wingdings" w:hAnsi="Wingdings" w:hint="default"/>
+        <w:sz w:val="20"/>
+      </w:rPr>
+    </w:lvl>
+  </w:abstractNum>
+  <w:abstractNum w:abstractNumId="4" w15:restartNumberingAfterBreak="0">
+    <w:nsid w:val="341F3EA1"/>
+    <w:multiLevelType w:val="hybridMultilevel"/>
+    <w:tmpl w:val="D92CFAF8"/>
+    <w:lvl w:ilvl="0" w:tplc="0816000F">
+      <w:start w:val="1"/>
+      <w:numFmt w:val="decimal"/>
+      <w:lvlText w:val="%1."/>
+      <w:lvlJc w:val="left"/>
+      <w:pPr>
+        <w:ind w:left="720" w:hanging="360"/>
+      </w:pPr>
+    </w:lvl>
+    <w:lvl w:ilvl="1" w:tplc="08160019" w:tentative="1">
+      <w:start w:val="1"/>
+      <w:numFmt w:val="lowerLetter"/>
+      <w:lvlText w:val="%2."/>
+      <w:lvlJc w:val="left"/>
+      <w:pPr>
+        <w:ind w:left="1440" w:hanging="360"/>
+      </w:pPr>
+    </w:lvl>
+    <w:lvl w:ilvl="2" w:tplc="0816001B" w:tentative="1">
+      <w:start w:val="1"/>
+      <w:numFmt w:val="lowerRoman"/>
+      <w:lvlText w:val="%3."/>
+      <w:lvlJc w:val="right"/>
+      <w:pPr>
+        <w:ind w:left="2160" w:hanging="180"/>
+      </w:pPr>
+    </w:lvl>
+    <w:lvl w:ilvl="3" w:tplc="0816000F" w:tentative="1">
+      <w:start w:val="1"/>
+      <w:numFmt w:val="decimal"/>
+      <w:lvlText w:val="%4."/>
+      <w:lvlJc w:val="left"/>
+      <w:pPr>
+        <w:ind w:left="2880" w:hanging="360"/>
+      </w:pPr>
+    </w:lvl>
+    <w:lvl w:ilvl="4" w:tplc="08160019" w:tentative="1">
+      <w:start w:val="1"/>
+      <w:numFmt w:val="lowerLetter"/>
+      <w:lvlText w:val="%5."/>
+      <w:lvlJc w:val="left"/>
+      <w:pPr>
+        <w:ind w:left="3600" w:hanging="360"/>
+      </w:pPr>
+    </w:lvl>
+    <w:lvl w:ilvl="5" w:tplc="0816001B" w:tentative="1">
+      <w:start w:val="1"/>
+      <w:numFmt w:val="lowerRoman"/>
+      <w:lvlText w:val="%6."/>
+      <w:lvlJc w:val="right"/>
+      <w:pPr>
+        <w:ind w:left="4320" w:hanging="180"/>
+      </w:pPr>
+    </w:lvl>
+    <w:lvl w:ilvl="6" w:tplc="0816000F" w:tentative="1">
+      <w:start w:val="1"/>
+      <w:numFmt w:val="decimal"/>
+      <w:lvlText w:val="%7."/>
+      <w:lvlJc w:val="left"/>
+      <w:pPr>
+        <w:ind w:left="5040" w:hanging="360"/>
+      </w:pPr>
+    </w:lvl>
+    <w:lvl w:ilvl="7" w:tplc="08160019" w:tentative="1">
+      <w:start w:val="1"/>
+      <w:numFmt w:val="lowerLetter"/>
+      <w:lvlText w:val="%8."/>
+      <w:lvlJc w:val="left"/>
+      <w:pPr>
+        <w:ind w:left="5760" w:hanging="360"/>
+      </w:pPr>
+    </w:lvl>
+    <w:lvl w:ilvl="8" w:tplc="0816001B" w:tentative="1">
+      <w:start w:val="1"/>
+      <w:numFmt w:val="lowerRoman"/>
+      <w:lvlText w:val="%9."/>
+      <w:lvlJc w:val="right"/>
+      <w:pPr>
+        <w:ind w:left="6480" w:hanging="180"/>
+      </w:pPr>
+    </w:lvl>
+  </w:abstractNum>
+  <w:abstractNum w:abstractNumId="5" w15:restartNumberingAfterBreak="0">
+    <w:nsid w:val="39B343B1"/>
+    <w:multiLevelType w:val="multilevel"/>
+    <w:tmpl w:val="28DE5A2A"/>
+    <w:lvl w:ilvl="0">
+      <w:start w:val="1"/>
+      <w:numFmt w:val="bullet"/>
+      <w:lvlText w:val=""/>
+      <w:lvlJc w:val="left"/>
+      <w:pPr>
+        <w:tabs>
+          <w:tab w:val="num" w:pos="720"/>
+        </w:tabs>
+        <w:ind w:left="720" w:hanging="360"/>
+      </w:pPr>
+      <w:rPr>
+        <w:rFonts w:ascii="Symbol" w:hAnsi="Symbol" w:hint="default"/>
+        <w:sz w:val="20"/>
+      </w:rPr>
+    </w:lvl>
+    <w:lvl w:ilvl="1">
+      <w:start w:val="1"/>
+      <w:numFmt w:val="decimal"/>
+      <w:lvlText w:val="%2."/>
+      <w:lvlJc w:val="left"/>
+      <w:pPr>
+        <w:tabs>
+          <w:tab w:val="num" w:pos="1440"/>
+        </w:tabs>
+        <w:ind w:left="1440" w:hanging="360"/>
+      </w:pPr>
+    </w:lvl>
+    <w:lvl w:ilvl="2" w:tentative="1">
+      <w:start w:val="1"/>
+      <w:numFmt w:val="bullet"/>
+      <w:lvlText w:val=""/>
+      <w:lvlJc w:val="left"/>
+      <w:pPr>
+        <w:tabs>
+          <w:tab w:val="num" w:pos="2160"/>
+        </w:tabs>
+        <w:ind w:left="2160" w:hanging="360"/>
+      </w:pPr>
+      <w:rPr>
+        <w:rFonts w:ascii="Wingdings" w:hAnsi="Wingdings" w:hint="default"/>
+        <w:sz w:val="20"/>
+      </w:rPr>
+    </w:lvl>
+    <w:lvl w:ilvl="3" w:tentative="1">
+      <w:start w:val="1"/>
+      <w:numFmt w:val="bullet"/>
+      <w:lvlText w:val=""/>
+      <w:lvlJc w:val="left"/>
+      <w:pPr>
+        <w:tabs>
+          <w:tab w:val="num" w:pos="2880"/>
+        </w:tabs>
+        <w:ind w:left="2880" w:hanging="360"/>
+      </w:pPr>
+      <w:rPr>
+        <w:rFonts w:ascii="Wingdings" w:hAnsi="Wingdings" w:hint="default"/>
+        <w:sz w:val="20"/>
+      </w:rPr>
+    </w:lvl>
+    <w:lvl w:ilvl="4" w:tentative="1">
+      <w:start w:val="1"/>
+      <w:numFmt w:val="bullet"/>
+      <w:lvlText w:val=""/>
+      <w:lvlJc w:val="left"/>
+      <w:pPr>
+        <w:tabs>
+          <w:tab w:val="num" w:pos="3600"/>
+        </w:tabs>
+        <w:ind w:left="3600" w:hanging="360"/>
+      </w:pPr>
+      <w:rPr>
+        <w:rFonts w:ascii="Wingdings" w:hAnsi="Wingdings" w:hint="default"/>
+        <w:sz w:val="20"/>
+      </w:rPr>
+    </w:lvl>
+    <w:lvl w:ilvl="5" w:tentative="1">
+      <w:start w:val="1"/>
+      <w:numFmt w:val="bullet"/>
+      <w:lvlText w:val=""/>
+      <w:lvlJc w:val="left"/>
+      <w:pPr>
+        <w:tabs>
+          <w:tab w:val="num" w:pos="4320"/>
+        </w:tabs>
+        <w:ind w:left="4320" w:hanging="360"/>
+      </w:pPr>
+      <w:rPr>
+        <w:rFonts w:ascii="Wingdings" w:hAnsi="Wingdings" w:hint="default"/>
+        <w:sz w:val="20"/>
+      </w:rPr>
+    </w:lvl>
+    <w:lvl w:ilvl="6" w:tentative="1">
+      <w:start w:val="1"/>
+      <w:numFmt w:val="bullet"/>
+      <w:lvlText w:val=""/>
+      <w:lvlJc w:val="left"/>
+      <w:pPr>
+        <w:tabs>
+          <w:tab w:val="num" w:pos="5040"/>
+        </w:tabs>
+        <w:ind w:left="5040" w:hanging="360"/>
+      </w:pPr>
+      <w:rPr>
+        <w:rFonts w:ascii="Wingdings" w:hAnsi="Wingdings" w:hint="default"/>
+        <w:sz w:val="20"/>
+      </w:rPr>
+    </w:lvl>
+    <w:lvl w:ilvl="7" w:tentative="1">
+      <w:start w:val="1"/>
+      <w:numFmt w:val="bullet"/>
+      <w:lvlText w:val=""/>
+      <w:lvlJc w:val="left"/>
+      <w:pPr>
+        <w:tabs>
+          <w:tab w:val="num" w:pos="5760"/>
+        </w:tabs>
+        <w:ind w:left="5760" w:hanging="360"/>
+      </w:pPr>
+      <w:rPr>
+        <w:rFonts w:ascii="Wingdings" w:hAnsi="Wingdings" w:hint="default"/>
+        <w:sz w:val="20"/>
+      </w:rPr>
+    </w:lvl>
+    <w:lvl w:ilvl="8" w:tentative="1">
+      <w:start w:val="1"/>
+      <w:numFmt w:val="bullet"/>
+      <w:lvlText w:val=""/>
+      <w:lvlJc w:val="left"/>
+      <w:pPr>
+        <w:tabs>
+          <w:tab w:val="num" w:pos="6480"/>
+        </w:tabs>
+        <w:ind w:left="6480" w:hanging="360"/>
+      </w:pPr>
+      <w:rPr>
+        <w:rFonts w:ascii="Wingdings" w:hAnsi="Wingdings" w:hint="default"/>
+        <w:sz w:val="20"/>
+      </w:rPr>
+    </w:lvl>
+  </w:abstractNum>
+  <w:abstractNum w:abstractNumId="6" w15:restartNumberingAfterBreak="0">
+    <w:nsid w:val="503E30D9"/>
+    <w:multiLevelType w:val="multilevel"/>
+    <w:tmpl w:val="0816001F"/>
+    <w:lvl w:ilvl="0">
+      <w:start w:val="1"/>
+      <w:numFmt w:val="decimal"/>
+      <w:lvlText w:val="%1."/>
+      <w:lvlJc w:val="left"/>
+      <w:pPr>
+        <w:ind w:left="360" w:hanging="360"/>
+      </w:pPr>
+    </w:lvl>
+    <w:lvl w:ilvl="1">
+      <w:start w:val="1"/>
+      <w:numFmt w:val="decimal"/>
+      <w:lvlText w:val="%1.%2."/>
+      <w:lvlJc w:val="left"/>
+      <w:pPr>
+        <w:ind w:left="792" w:hanging="432"/>
+      </w:pPr>
+    </w:lvl>
+    <w:lvl w:ilvl="2">
+      <w:start w:val="1"/>
+      <w:numFmt w:val="decimal"/>
+      <w:lvlText w:val="%1.%2.%3."/>
+      <w:lvlJc w:val="left"/>
+      <w:pPr>
+        <w:ind w:left="1224" w:hanging="504"/>
+      </w:pPr>
+    </w:lvl>
+    <w:lvl w:ilvl="3">
+      <w:start w:val="1"/>
+      <w:numFmt w:val="decimal"/>
+      <w:lvlText w:val="%1.%2.%3.%4."/>
+      <w:lvlJc w:val="left"/>
+      <w:pPr>
+        <w:ind w:left="1728" w:hanging="648"/>
+      </w:pPr>
+    </w:lvl>
+    <w:lvl w:ilvl="4">
+      <w:start w:val="1"/>
+      <w:numFmt w:val="decimal"/>
+      <w:lvlText w:val="%1.%2.%3.%4.%5."/>
+      <w:lvlJc w:val="left"/>
+      <w:pPr>
+        <w:ind w:left="2232" w:hanging="792"/>
+      </w:pPr>
+    </w:lvl>
+    <w:lvl w:ilvl="5">
+      <w:start w:val="1"/>
+      <w:numFmt w:val="decimal"/>
+      <w:lvlText w:val="%1.%2.%3.%4.%5.%6."/>
+      <w:lvlJc w:val="left"/>
+      <w:pPr>
+        <w:ind w:left="2736" w:hanging="936"/>
+      </w:pPr>
+    </w:lvl>
+    <w:lvl w:ilvl="6">
+      <w:start w:val="1"/>
+      <w:numFmt w:val="decimal"/>
+      <w:lvlText w:val="%1.%2.%3.%4.%5.%6.%7."/>
+      <w:lvlJc w:val="left"/>
+      <w:pPr>
+        <w:ind w:left="3240" w:hanging="1080"/>
+      </w:pPr>
+    </w:lvl>
+    <w:lvl w:ilvl="7">
+      <w:start w:val="1"/>
+      <w:numFmt w:val="decimal"/>
+      <w:lvlText w:val="%1.%2.%3.%4.%5.%6.%7.%8."/>
+      <w:lvlJc w:val="left"/>
+      <w:pPr>
+        <w:ind w:left="3744" w:hanging="1224"/>
+      </w:pPr>
+    </w:lvl>
+    <w:lvl w:ilvl="8">
+      <w:start w:val="1"/>
+      <w:numFmt w:val="decimal"/>
+      <w:lvlText w:val="%1.%2.%3.%4.%5.%6.%7.%8.%9."/>
+      <w:lvlJc w:val="left"/>
+      <w:pPr>
+        <w:ind w:left="4320" w:hanging="1440"/>
+      </w:pPr>
+    </w:lvl>
+  </w:abstractNum>
+  <w:abstractNum w:abstractNumId="7" w15:restartNumberingAfterBreak="0">
+    <w:nsid w:val="571A3E32"/>
+    <w:multiLevelType w:val="multilevel"/>
+    <w:tmpl w:val="65FC0736"/>
+    <w:lvl w:ilvl="0">
+      <w:start w:val="1"/>
+      <w:numFmt w:val="bullet"/>
+      <w:lvlText w:val=""/>
+      <w:lvlJc w:val="left"/>
+      <w:pPr>
+        <w:tabs>
+          <w:tab w:val="num" w:pos="720"/>
+        </w:tabs>
+        <w:ind w:left="720" w:hanging="360"/>
+      </w:pPr>
+      <w:rPr>
+        <w:rFonts w:ascii="Symbol" w:hAnsi="Symbol" w:hint="default"/>
+        <w:sz w:val="20"/>
+      </w:rPr>
+    </w:lvl>
+    <w:lvl w:ilvl="1">
+      <w:start w:val="1"/>
+      <w:numFmt w:val="decimal"/>
+      <w:lvlText w:val="%2."/>
+      <w:lvlJc w:val="left"/>
+      <w:pPr>
+        <w:tabs>
+          <w:tab w:val="num" w:pos="1440"/>
+        </w:tabs>
+        <w:ind w:left="1440" w:hanging="360"/>
+      </w:pPr>
+    </w:lvl>
+    <w:lvl w:ilvl="2" w:tentative="1">
+      <w:start w:val="1"/>
+      <w:numFmt w:val="bullet"/>
+      <w:lvlText w:val=""/>
+      <w:lvlJc w:val="left"/>
+      <w:pPr>
+        <w:tabs>
+          <w:tab w:val="num" w:pos="2160"/>
+        </w:tabs>
+        <w:ind w:left="2160" w:hanging="360"/>
+      </w:pPr>
+      <w:rPr>
+        <w:rFonts w:ascii="Wingdings" w:hAnsi="Wingdings" w:hint="default"/>
+        <w:sz w:val="20"/>
+      </w:rPr>
+    </w:lvl>
+    <w:lvl w:ilvl="3" w:tentative="1">
+      <w:start w:val="1"/>
+      <w:numFmt w:val="bullet"/>
+      <w:lvlText w:val=""/>
+      <w:lvlJc w:val="left"/>
+      <w:pPr>
+        <w:tabs>
+          <w:tab w:val="num" w:pos="2880"/>
+        </w:tabs>
+        <w:ind w:left="2880" w:hanging="360"/>
+      </w:pPr>
+      <w:rPr>
+        <w:rFonts w:ascii="Wingdings" w:hAnsi="Wingdings" w:hint="default"/>
+        <w:sz w:val="20"/>
+      </w:rPr>
+    </w:lvl>
+    <w:lvl w:ilvl="4" w:tentative="1">
+      <w:start w:val="1"/>
+      <w:numFmt w:val="bullet"/>
+      <w:lvlText w:val=""/>
+      <w:lvlJc w:val="left"/>
+      <w:pPr>
+        <w:tabs>
+          <w:tab w:val="num" w:pos="3600"/>
+        </w:tabs>
+        <w:ind w:left="3600" w:hanging="360"/>
+      </w:pPr>
+      <w:rPr>
+        <w:rFonts w:ascii="Wingdings" w:hAnsi="Wingdings" w:hint="default"/>
+        <w:sz w:val="20"/>
+      </w:rPr>
+    </w:lvl>
+    <w:lvl w:ilvl="5" w:tentative="1">
+      <w:start w:val="1"/>
+      <w:numFmt w:val="bullet"/>
+      <w:lvlText w:val=""/>
+      <w:lvlJc w:val="left"/>
+      <w:pPr>
+        <w:tabs>
+          <w:tab w:val="num" w:pos="4320"/>
+        </w:tabs>
+        <w:ind w:left="4320" w:hanging="360"/>
+      </w:pPr>
+      <w:rPr>
+        <w:rFonts w:ascii="Wingdings" w:hAnsi="Wingdings" w:hint="default"/>
+        <w:sz w:val="20"/>
+      </w:rPr>
+    </w:lvl>
+    <w:lvl w:ilvl="6" w:tentative="1">
+      <w:start w:val="1"/>
+      <w:numFmt w:val="bullet"/>
+      <w:lvlText w:val=""/>
+      <w:lvlJc w:val="left"/>
+      <w:pPr>
+        <w:tabs>
+          <w:tab w:val="num" w:pos="5040"/>
+        </w:tabs>
+        <w:ind w:left="5040" w:hanging="360"/>
+      </w:pPr>
+      <w:rPr>
+        <w:rFonts w:ascii="Wingdings" w:hAnsi="Wingdings" w:hint="default"/>
+        <w:sz w:val="20"/>
+      </w:rPr>
+    </w:lvl>
+    <w:lvl w:ilvl="7" w:tentative="1">
+      <w:start w:val="1"/>
+      <w:numFmt w:val="bullet"/>
+      <w:lvlText w:val=""/>
+      <w:lvlJc w:val="left"/>
+      <w:pPr>
+        <w:tabs>
+          <w:tab w:val="num" w:pos="5760"/>
+        </w:tabs>
+        <w:ind w:left="5760" w:hanging="360"/>
+      </w:pPr>
+      <w:rPr>
+        <w:rFonts w:ascii="Wingdings" w:hAnsi="Wingdings" w:hint="default"/>
+        <w:sz w:val="20"/>
+      </w:rPr>
+    </w:lvl>
+    <w:lvl w:ilvl="8" w:tentative="1">
+      <w:start w:val="1"/>
+      <w:numFmt w:val="bullet"/>
+      <w:lvlText w:val=""/>
+      <w:lvlJc w:val="left"/>
+      <w:pPr>
+        <w:tabs>
+          <w:tab w:val="num" w:pos="6480"/>
+        </w:tabs>
+        <w:ind w:left="6480" w:hanging="360"/>
+      </w:pPr>
+      <w:rPr>
+        <w:rFonts w:ascii="Wingdings" w:hAnsi="Wingdings" w:hint="default"/>
+        <w:sz w:val="20"/>
+      </w:rPr>
+    </w:lvl>
+  </w:abstractNum>
+  <w:abstractNum w:abstractNumId="8" w15:restartNumberingAfterBreak="0">
+    <w:nsid w:val="58DD5FE8"/>
+    <w:multiLevelType w:val="multilevel"/>
+    <w:tmpl w:val="2ABCCACA"/>
+    <w:lvl w:ilvl="0">
+      <w:start w:val="1"/>
+      <w:numFmt w:val="bullet"/>
+      <w:lvlText w:val=""/>
+      <w:lvlJc w:val="left"/>
+      <w:pPr>
+        <w:tabs>
+          <w:tab w:val="num" w:pos="720"/>
+        </w:tabs>
+        <w:ind w:left="720" w:hanging="360"/>
+      </w:pPr>
+      <w:rPr>
+        <w:rFonts w:ascii="Symbol" w:hAnsi="Symbol" w:hint="default"/>
+        <w:sz w:val="20"/>
+      </w:rPr>
+    </w:lvl>
+    <w:lvl w:ilvl="1">
+      <w:start w:val="1"/>
+      <w:numFmt w:val="decimal"/>
+      <w:lvlText w:val="%2."/>
+      <w:lvlJc w:val="left"/>
+      <w:pPr>
+        <w:tabs>
+          <w:tab w:val="num" w:pos="1440"/>
+        </w:tabs>
+        <w:ind w:left="1440" w:hanging="360"/>
+      </w:pPr>
+    </w:lvl>
+    <w:lvl w:ilvl="2">
+      <w:start w:val="1"/>
+      <w:numFmt w:val="bullet"/>
+      <w:lvlText w:val=""/>
+      <w:lvlJc w:val="left"/>
+      <w:pPr>
+        <w:tabs>
+          <w:tab w:val="num" w:pos="2160"/>
+        </w:tabs>
+        <w:ind w:left="2160" w:hanging="360"/>
+      </w:pPr>
+      <w:rPr>
+        <w:rFonts w:ascii="Wingdings" w:hAnsi="Wingdings" w:hint="default"/>
+        <w:sz w:val="20"/>
+      </w:rPr>
+    </w:lvl>
+    <w:lvl w:ilvl="3">
+      <w:start w:val="1"/>
+      <w:numFmt w:val="bullet"/>
+      <w:lvlText w:val=""/>
+      <w:lvlJc w:val="left"/>
+      <w:pPr>
+        <w:tabs>
+          <w:tab w:val="num" w:pos="2880"/>
+        </w:tabs>
+        <w:ind w:left="2880" w:hanging="360"/>
+      </w:pPr>
+      <w:rPr>
+        <w:rFonts w:ascii="Wingdings" w:hAnsi="Wingdings" w:hint="default"/>
+        <w:sz w:val="20"/>
+      </w:rPr>
+    </w:lvl>
+    <w:lvl w:ilvl="4" w:tentative="1">
+      <w:start w:val="1"/>
+      <w:numFmt w:val="bullet"/>
+      <w:lvlText w:val=""/>
+      <w:lvlJc w:val="left"/>
+      <w:pPr>
+        <w:tabs>
+          <w:tab w:val="num" w:pos="3600"/>
+        </w:tabs>
+        <w:ind w:left="3600" w:hanging="360"/>
+      </w:pPr>
+      <w:rPr>
+        <w:rFonts w:ascii="Wingdings" w:hAnsi="Wingdings" w:hint="default"/>
+        <w:sz w:val="20"/>
+      </w:rPr>
+    </w:lvl>
+    <w:lvl w:ilvl="5" w:tentative="1">
+      <w:start w:val="1"/>
+      <w:numFmt w:val="bullet"/>
+      <w:lvlText w:val=""/>
+      <w:lvlJc w:val="left"/>
+      <w:pPr>
+        <w:tabs>
+          <w:tab w:val="num" w:pos="4320"/>
+        </w:tabs>
+        <w:ind w:left="4320" w:hanging="360"/>
+      </w:pPr>
+      <w:rPr>
+        <w:rFonts w:ascii="Wingdings" w:hAnsi="Wingdings" w:hint="default"/>
+        <w:sz w:val="20"/>
+      </w:rPr>
+    </w:lvl>
+    <w:lvl w:ilvl="6" w:tentative="1">
+      <w:start w:val="1"/>
+      <w:numFmt w:val="bullet"/>
+      <w:lvlText w:val=""/>
+      <w:lvlJc w:val="left"/>
+      <w:pPr>
+        <w:tabs>
+          <w:tab w:val="num" w:pos="5040"/>
+        </w:tabs>
+        <w:ind w:left="5040" w:hanging="360"/>
+      </w:pPr>
+      <w:rPr>
+        <w:rFonts w:ascii="Wingdings" w:hAnsi="Wingdings" w:hint="default"/>
+        <w:sz w:val="20"/>
+      </w:rPr>
+    </w:lvl>
+    <w:lvl w:ilvl="7" w:tentative="1">
+      <w:start w:val="1"/>
+      <w:numFmt w:val="bullet"/>
+      <w:lvlText w:val=""/>
+      <w:lvlJc w:val="left"/>
+      <w:pPr>
+        <w:tabs>
+          <w:tab w:val="num" w:pos="5760"/>
+        </w:tabs>
+        <w:ind w:left="5760" w:hanging="360"/>
+      </w:pPr>
+      <w:rPr>
+        <w:rFonts w:ascii="Wingdings" w:hAnsi="Wingdings" w:hint="default"/>
+        <w:sz w:val="20"/>
+      </w:rPr>
+    </w:lvl>
+    <w:lvl w:ilvl="8" w:tentative="1">
+      <w:start w:val="1"/>
+      <w:numFmt w:val="bullet"/>
+      <w:lvlText w:val=""/>
+      <w:lvlJc w:val="left"/>
+      <w:pPr>
+        <w:tabs>
+          <w:tab w:val="num" w:pos="6480"/>
+        </w:tabs>
+        <w:ind w:left="6480" w:hanging="360"/>
+      </w:pPr>
+      <w:rPr>
+        <w:rFonts w:ascii="Wingdings" w:hAnsi="Wingdings" w:hint="default"/>
+        <w:sz w:val="20"/>
+      </w:rPr>
+    </w:lvl>
+  </w:abstractNum>
+  <w:abstractNum w:abstractNumId="9" w15:restartNumberingAfterBreak="0">
+    <w:nsid w:val="629A7917"/>
+    <w:multiLevelType w:val="multilevel"/>
+    <w:tmpl w:val="96828FAE"/>
+    <w:lvl w:ilvl="0">
+      <w:start w:val="1"/>
+      <w:numFmt w:val="bullet"/>
+      <w:lvlText w:val=""/>
+      <w:lvlJc w:val="left"/>
+      <w:pPr>
+        <w:tabs>
+          <w:tab w:val="num" w:pos="720"/>
+        </w:tabs>
+        <w:ind w:left="720" w:hanging="360"/>
+      </w:pPr>
+      <w:rPr>
+        <w:rFonts w:ascii="Symbol" w:hAnsi="Symbol" w:hint="default"/>
+        <w:sz w:val="20"/>
+      </w:rPr>
+    </w:lvl>
+    <w:lvl w:ilvl="1">
+      <w:start w:val="1"/>
+      <w:numFmt w:val="decimal"/>
+      <w:lvlText w:val="%2."/>
+      <w:lvlJc w:val="left"/>
+      <w:pPr>
+        <w:tabs>
+          <w:tab w:val="num" w:pos="1440"/>
+        </w:tabs>
+        <w:ind w:left="1440" w:hanging="360"/>
+      </w:pPr>
+    </w:lvl>
+    <w:lvl w:ilvl="2" w:tentative="1">
+      <w:start w:val="1"/>
+      <w:numFmt w:val="bullet"/>
+      <w:lvlText w:val=""/>
+      <w:lvlJc w:val="left"/>
+      <w:pPr>
+        <w:tabs>
+          <w:tab w:val="num" w:pos="2160"/>
+        </w:tabs>
+        <w:ind w:left="2160" w:hanging="360"/>
+      </w:pPr>
+      <w:rPr>
+        <w:rFonts w:ascii="Wingdings" w:hAnsi="Wingdings" w:hint="default"/>
+        <w:sz w:val="20"/>
+      </w:rPr>
+    </w:lvl>
+    <w:lvl w:ilvl="3" w:tentative="1">
+      <w:start w:val="1"/>
+      <w:numFmt w:val="bullet"/>
+      <w:lvlText w:val=""/>
+      <w:lvlJc w:val="left"/>
+      <w:pPr>
+        <w:tabs>
+          <w:tab w:val="num" w:pos="2880"/>
+        </w:tabs>
+        <w:ind w:left="2880" w:hanging="360"/>
+      </w:pPr>
+      <w:rPr>
+        <w:rFonts w:ascii="Wingdings" w:hAnsi="Wingdings" w:hint="default"/>
+        <w:sz w:val="20"/>
+      </w:rPr>
+    </w:lvl>
+    <w:lvl w:ilvl="4" w:tentative="1">
+      <w:start w:val="1"/>
+      <w:numFmt w:val="bullet"/>
+      <w:lvlText w:val=""/>
+      <w:lvlJc w:val="left"/>
+      <w:pPr>
+        <w:tabs>
+          <w:tab w:val="num" w:pos="3600"/>
+        </w:tabs>
+        <w:ind w:left="3600" w:hanging="360"/>
+      </w:pPr>
+      <w:rPr>
+        <w:rFonts w:ascii="Wingdings" w:hAnsi="Wingdings" w:hint="default"/>
+        <w:sz w:val="20"/>
+      </w:rPr>
+    </w:lvl>
+    <w:lvl w:ilvl="5" w:tentative="1">
+      <w:start w:val="1"/>
+      <w:numFmt w:val="bullet"/>
+      <w:lvlText w:val=""/>
+      <w:lvlJc w:val="left"/>
+      <w:pPr>
+        <w:tabs>
+          <w:tab w:val="num" w:pos="4320"/>
+        </w:tabs>
+        <w:ind w:left="4320" w:hanging="360"/>
+      </w:pPr>
+      <w:rPr>
+        <w:rFonts w:ascii="Wingdings" w:hAnsi="Wingdings" w:hint="default"/>
+        <w:sz w:val="20"/>
+      </w:rPr>
+    </w:lvl>
+    <w:lvl w:ilvl="6" w:tentative="1">
+      <w:start w:val="1"/>
+      <w:numFmt w:val="bullet"/>
+      <w:lvlText w:val=""/>
+      <w:lvlJc w:val="left"/>
+      <w:pPr>
+        <w:tabs>
+          <w:tab w:val="num" w:pos="5040"/>
+        </w:tabs>
+        <w:ind w:left="5040" w:hanging="360"/>
+      </w:pPr>
+      <w:rPr>
+        <w:rFonts w:ascii="Wingdings" w:hAnsi="Wingdings" w:hint="default"/>
+        <w:sz w:val="20"/>
+      </w:rPr>
+    </w:lvl>
+    <w:lvl w:ilvl="7" w:tentative="1">
+      <w:start w:val="1"/>
+      <w:numFmt w:val="bullet"/>
+      <w:lvlText w:val=""/>
+      <w:lvlJc w:val="left"/>
+      <w:pPr>
+        <w:tabs>
+          <w:tab w:val="num" w:pos="5760"/>
+        </w:tabs>
+        <w:ind w:left="5760" w:hanging="360"/>
+      </w:pPr>
+      <w:rPr>
+        <w:rFonts w:ascii="Wingdings" w:hAnsi="Wingdings" w:hint="default"/>
+        <w:sz w:val="20"/>
+      </w:rPr>
+    </w:lvl>
+    <w:lvl w:ilvl="8" w:tentative="1">
+      <w:start w:val="1"/>
+      <w:numFmt w:val="bullet"/>
+      <w:lvlText w:val=""/>
+      <w:lvlJc w:val="left"/>
+      <w:pPr>
+        <w:tabs>
+          <w:tab w:val="num" w:pos="6480"/>
+        </w:tabs>
+        <w:ind w:left="6480" w:hanging="360"/>
+      </w:pPr>
+      <w:rPr>
+        <w:rFonts w:ascii="Wingdings" w:hAnsi="Wingdings" w:hint="default"/>
+        <w:sz w:val="20"/>
+      </w:rPr>
+    </w:lvl>
+  </w:abstractNum>
+  <w:abstractNum w:abstractNumId="10" w15:restartNumberingAfterBreak="0">
+    <w:nsid w:val="6F6E0DA4"/>
+    <w:multiLevelType w:val="multilevel"/>
+    <w:tmpl w:val="1F44D0EC"/>
+    <w:lvl w:ilvl="0">
+      <w:start w:val="1"/>
+      <w:numFmt w:val="bullet"/>
+      <w:lvlText w:val=""/>
+      <w:lvlJc w:val="left"/>
+      <w:pPr>
+        <w:tabs>
+          <w:tab w:val="num" w:pos="720"/>
+        </w:tabs>
+        <w:ind w:left="720" w:hanging="360"/>
+      </w:pPr>
+      <w:rPr>
+        <w:rFonts w:ascii="Symbol" w:hAnsi="Symbol" w:hint="default"/>
+        <w:sz w:val="20"/>
+      </w:rPr>
+    </w:lvl>
+    <w:lvl w:ilvl="1">
+      <w:start w:val="1"/>
+      <w:numFmt w:val="decimal"/>
+      <w:lvlText w:val="%2."/>
+      <w:lvlJc w:val="left"/>
+      <w:pPr>
+        <w:tabs>
+          <w:tab w:val="num" w:pos="1440"/>
+        </w:tabs>
+        <w:ind w:left="1440" w:hanging="360"/>
+      </w:pPr>
+    </w:lvl>
+    <w:lvl w:ilvl="2" w:tentative="1">
+      <w:start w:val="1"/>
+      <w:numFmt w:val="bullet"/>
+      <w:lvlText w:val=""/>
+      <w:lvlJc w:val="left"/>
+      <w:pPr>
+        <w:tabs>
+          <w:tab w:val="num" w:pos="2160"/>
+        </w:tabs>
+        <w:ind w:left="2160" w:hanging="360"/>
+      </w:pPr>
+      <w:rPr>
+        <w:rFonts w:ascii="Wingdings" w:hAnsi="Wingdings" w:hint="default"/>
+        <w:sz w:val="20"/>
+      </w:rPr>
+    </w:lvl>
+    <w:lvl w:ilvl="3" w:tentative="1">
+      <w:start w:val="1"/>
+      <w:numFmt w:val="bullet"/>
+      <w:lvlText w:val=""/>
+      <w:lvlJc w:val="left"/>
+      <w:pPr>
+        <w:tabs>
+          <w:tab w:val="num" w:pos="2880"/>
+        </w:tabs>
+        <w:ind w:left="2880" w:hanging="360"/>
+      </w:pPr>
+      <w:rPr>
+        <w:rFonts w:ascii="Wingdings" w:hAnsi="Wingdings" w:hint="default"/>
+        <w:sz w:val="20"/>
+      </w:rPr>
+    </w:lvl>
+    <w:lvl w:ilvl="4" w:tentative="1">
+      <w:start w:val="1"/>
+      <w:numFmt w:val="bullet"/>
+      <w:lvlText w:val=""/>
+      <w:lvlJc w:val="left"/>
+      <w:pPr>
+        <w:tabs>
+          <w:tab w:val="num" w:pos="3600"/>
+        </w:tabs>
+        <w:ind w:left="3600" w:hanging="360"/>
+      </w:pPr>
+      <w:rPr>
+        <w:rFonts w:ascii="Wingdings" w:hAnsi="Wingdings" w:hint="default"/>
+        <w:sz w:val="20"/>
+      </w:rPr>
+    </w:lvl>
+    <w:lvl w:ilvl="5" w:tentative="1">
+      <w:start w:val="1"/>
+      <w:numFmt w:val="bullet"/>
+      <w:lvlText w:val=""/>
+      <w:lvlJc w:val="left"/>
+      <w:pPr>
+        <w:tabs>
+          <w:tab w:val="num" w:pos="4320"/>
+        </w:tabs>
+        <w:ind w:left="4320" w:hanging="360"/>
+      </w:pPr>
+      <w:rPr>
+        <w:rFonts w:ascii="Wingdings" w:hAnsi="Wingdings" w:hint="default"/>
+        <w:sz w:val="20"/>
+      </w:rPr>
+    </w:lvl>
+    <w:lvl w:ilvl="6" w:tentative="1">
+      <w:start w:val="1"/>
+      <w:numFmt w:val="bullet"/>
+      <w:lvlText w:val=""/>
+      <w:lvlJc w:val="left"/>
+      <w:pPr>
+        <w:tabs>
+          <w:tab w:val="num" w:pos="5040"/>
+        </w:tabs>
+        <w:ind w:left="5040" w:hanging="360"/>
+      </w:pPr>
+      <w:rPr>
+        <w:rFonts w:ascii="Wingdings" w:hAnsi="Wingdings" w:hint="default"/>
+        <w:sz w:val="20"/>
+      </w:rPr>
+    </w:lvl>
+    <w:lvl w:ilvl="7" w:tentative="1">
+      <w:start w:val="1"/>
+      <w:numFmt w:val="bullet"/>
+      <w:lvlText w:val=""/>
+      <w:lvlJc w:val="left"/>
+      <w:pPr>
+        <w:tabs>
+          <w:tab w:val="num" w:pos="5760"/>
+        </w:tabs>
+        <w:ind w:left="5760" w:hanging="360"/>
+      </w:pPr>
+      <w:rPr>
+        <w:rFonts w:ascii="Wingdings" w:hAnsi="Wingdings" w:hint="default"/>
+        <w:sz w:val="20"/>
+      </w:rPr>
+    </w:lvl>
+    <w:lvl w:ilvl="8" w:tentative="1">
+      <w:start w:val="1"/>
+      <w:numFmt w:val="bullet"/>
+      <w:lvlText w:val=""/>
+      <w:lvlJc w:val="left"/>
+      <w:pPr>
+        <w:tabs>
+          <w:tab w:val="num" w:pos="6480"/>
+        </w:tabs>
+        <w:ind w:left="6480" w:hanging="360"/>
+      </w:pPr>
+      <w:rPr>
+        <w:rFonts w:ascii="Wingdings" w:hAnsi="Wingdings" w:hint="default"/>
+        <w:sz w:val="20"/>
+      </w:rPr>
+    </w:lvl>
+  </w:abstractNum>
+  <w:abstractNum w:abstractNumId="11" w15:restartNumberingAfterBreak="0">
+    <w:nsid w:val="71075C73"/>
+    <w:multiLevelType w:val="multilevel"/>
+    <w:tmpl w:val="D36C6ECC"/>
+    <w:lvl w:ilvl="0">
+      <w:start w:val="1"/>
+      <w:numFmt w:val="bullet"/>
+      <w:lvlText w:val=""/>
+      <w:lvlJc w:val="left"/>
+      <w:pPr>
+        <w:tabs>
+          <w:tab w:val="num" w:pos="720"/>
+        </w:tabs>
+        <w:ind w:left="720" w:hanging="360"/>
+      </w:pPr>
+      <w:rPr>
+        <w:rFonts w:ascii="Symbol" w:hAnsi="Symbol" w:hint="default"/>
+        <w:sz w:val="20"/>
+      </w:rPr>
+    </w:lvl>
+    <w:lvl w:ilvl="1">
+      <w:start w:val="1"/>
+      <w:numFmt w:val="decimal"/>
+      <w:lvlText w:val="%2."/>
+      <w:lvlJc w:val="left"/>
+      <w:pPr>
+        <w:tabs>
+          <w:tab w:val="num" w:pos="1440"/>
+        </w:tabs>
+        <w:ind w:left="1440" w:hanging="360"/>
+      </w:pPr>
+    </w:lvl>
+    <w:lvl w:ilvl="2" w:tentative="1">
+      <w:start w:val="1"/>
+      <w:numFmt w:val="bullet"/>
+      <w:lvlText w:val=""/>
+      <w:lvlJc w:val="left"/>
+      <w:pPr>
+        <w:tabs>
+          <w:tab w:val="num" w:pos="2160"/>
+        </w:tabs>
+        <w:ind w:left="2160" w:hanging="360"/>
+      </w:pPr>
+      <w:rPr>
+        <w:rFonts w:ascii="Wingdings" w:hAnsi="Wingdings" w:hint="default"/>
+        <w:sz w:val="20"/>
+      </w:rPr>
+    </w:lvl>
+    <w:lvl w:ilvl="3" w:tentative="1">
+      <w:start w:val="1"/>
+      <w:numFmt w:val="bullet"/>
+      <w:lvlText w:val=""/>
+      <w:lvlJc w:val="left"/>
+      <w:pPr>
+        <w:tabs>
+          <w:tab w:val="num" w:pos="2880"/>
+        </w:tabs>
+        <w:ind w:left="2880" w:hanging="360"/>
+      </w:pPr>
+      <w:rPr>
+        <w:rFonts w:ascii="Wingdings" w:hAnsi="Wingdings" w:hint="default"/>
+        <w:sz w:val="20"/>
+      </w:rPr>
+    </w:lvl>
+    <w:lvl w:ilvl="4" w:tentative="1">
+      <w:start w:val="1"/>
+      <w:numFmt w:val="bullet"/>
+      <w:lvlText w:val=""/>
+      <w:lvlJc w:val="left"/>
+      <w:pPr>
+        <w:tabs>
+          <w:tab w:val="num" w:pos="3600"/>
+        </w:tabs>
+        <w:ind w:left="3600" w:hanging="360"/>
+      </w:pPr>
+      <w:rPr>
+        <w:rFonts w:ascii="Wingdings" w:hAnsi="Wingdings" w:hint="default"/>
+        <w:sz w:val="20"/>
+      </w:rPr>
+    </w:lvl>
+    <w:lvl w:ilvl="5" w:tentative="1">
+      <w:start w:val="1"/>
+      <w:numFmt w:val="bullet"/>
+      <w:lvlText w:val=""/>
+      <w:lvlJc w:val="left"/>
+      <w:pPr>
+        <w:tabs>
+          <w:tab w:val="num" w:pos="4320"/>
+        </w:tabs>
+        <w:ind w:left="4320" w:hanging="360"/>
+      </w:pPr>
+      <w:rPr>
+        <w:rFonts w:ascii="Wingdings" w:hAnsi="Wingdings" w:hint="default"/>
+        <w:sz w:val="20"/>
+      </w:rPr>
+    </w:lvl>
+    <w:lvl w:ilvl="6" w:tentative="1">
+      <w:start w:val="1"/>
+      <w:numFmt w:val="bullet"/>
+      <w:lvlText w:val=""/>
+      <w:lvlJc w:val="left"/>
+      <w:pPr>
+        <w:tabs>
+          <w:tab w:val="num" w:pos="5040"/>
+        </w:tabs>
+        <w:ind w:left="5040" w:hanging="360"/>
+      </w:pPr>
+      <w:rPr>
+        <w:rFonts w:ascii="Wingdings" w:hAnsi="Wingdings" w:hint="default"/>
+        <w:sz w:val="20"/>
+      </w:rPr>
+    </w:lvl>
+    <w:lvl w:ilvl="7" w:tentative="1">
+      <w:start w:val="1"/>
+      <w:numFmt w:val="bullet"/>
+      <w:lvlText w:val=""/>
+      <w:lvlJc w:val="left"/>
+      <w:pPr>
+        <w:tabs>
+          <w:tab w:val="num" w:pos="5760"/>
+        </w:tabs>
+        <w:ind w:left="5760" w:hanging="360"/>
+      </w:pPr>
+      <w:rPr>
+        <w:rFonts w:ascii="Wingdings" w:hAnsi="Wingdings" w:hint="default"/>
+        <w:sz w:val="20"/>
+      </w:rPr>
+    </w:lvl>
+    <w:lvl w:ilvl="8" w:tentative="1">
+      <w:start w:val="1"/>
+      <w:numFmt w:val="bullet"/>
+      <w:lvlText w:val=""/>
+      <w:lvlJc w:val="left"/>
+      <w:pPr>
+        <w:tabs>
+          <w:tab w:val="num" w:pos="6480"/>
+        </w:tabs>
+        <w:ind w:left="6480" w:hanging="360"/>
+      </w:pPr>
+      <w:rPr>
+        <w:rFonts w:ascii="Wingdings" w:hAnsi="Wingdings" w:hint="default"/>
+        <w:sz w:val="20"/>
+      </w:rPr>
+    </w:lvl>
+  </w:abstractNum>
+  <w:abstractNum w:abstractNumId="12" w15:restartNumberingAfterBreak="0">
+    <w:nsid w:val="724762AB"/>
+    <w:multiLevelType w:val="multilevel"/>
+    <w:tmpl w:val="30B646E0"/>
+    <w:lvl w:ilvl="0">
+      <w:start w:val="1"/>
+      <w:numFmt w:val="bullet"/>
+      <w:lvlText w:val=""/>
+      <w:lvlJc w:val="left"/>
+      <w:pPr>
+        <w:tabs>
+          <w:tab w:val="num" w:pos="720"/>
+        </w:tabs>
+        <w:ind w:left="720" w:hanging="360"/>
+      </w:pPr>
+      <w:rPr>
+        <w:rFonts w:ascii="Symbol" w:hAnsi="Symbol" w:hint="default"/>
+        <w:sz w:val="20"/>
+      </w:rPr>
+    </w:lvl>
+    <w:lvl w:ilvl="1">
+      <w:start w:val="1"/>
+      <w:numFmt w:val="decimal"/>
+      <w:lvlText w:val="%2."/>
+      <w:lvlJc w:val="left"/>
+      <w:pPr>
+        <w:tabs>
+          <w:tab w:val="num" w:pos="1440"/>
+        </w:tabs>
+        <w:ind w:left="1440" w:hanging="360"/>
+      </w:pPr>
+    </w:lvl>
+    <w:lvl w:ilvl="2" w:tentative="1">
+      <w:start w:val="1"/>
+      <w:numFmt w:val="bullet"/>
+      <w:lvlText w:val=""/>
+      <w:lvlJc w:val="left"/>
+      <w:pPr>
+        <w:tabs>
+          <w:tab w:val="num" w:pos="2160"/>
+        </w:tabs>
+        <w:ind w:left="2160" w:hanging="360"/>
+      </w:pPr>
+      <w:rPr>
+        <w:rFonts w:ascii="Wingdings" w:hAnsi="Wingdings" w:hint="default"/>
+        <w:sz w:val="20"/>
+      </w:rPr>
+    </w:lvl>
+    <w:lvl w:ilvl="3" w:tentative="1">
+      <w:start w:val="1"/>
+      <w:numFmt w:val="bullet"/>
+      <w:lvlText w:val=""/>
+      <w:lvlJc w:val="left"/>
+      <w:pPr>
+        <w:tabs>
+          <w:tab w:val="num" w:pos="2880"/>
+        </w:tabs>
+        <w:ind w:left="2880" w:hanging="360"/>
+      </w:pPr>
+      <w:rPr>
+        <w:rFonts w:ascii="Wingdings" w:hAnsi="Wingdings" w:hint="default"/>
+        <w:sz w:val="20"/>
+      </w:rPr>
+    </w:lvl>
+    <w:lvl w:ilvl="4" w:tentative="1">
+      <w:start w:val="1"/>
+      <w:numFmt w:val="bullet"/>
+      <w:lvlText w:val=""/>
+      <w:lvlJc w:val="left"/>
+      <w:pPr>
+        <w:tabs>
+          <w:tab w:val="num" w:pos="3600"/>
+        </w:tabs>
+        <w:ind w:left="3600" w:hanging="360"/>
+      </w:pPr>
+      <w:rPr>
+        <w:rFonts w:ascii="Wingdings" w:hAnsi="Wingdings" w:hint="default"/>
+        <w:sz w:val="20"/>
+      </w:rPr>
+    </w:lvl>
+    <w:lvl w:ilvl="5" w:tentative="1">
+      <w:start w:val="1"/>
+      <w:numFmt w:val="bullet"/>
+      <w:lvlText w:val=""/>
+      <w:lvlJc w:val="left"/>
+      <w:pPr>
+        <w:tabs>
+          <w:tab w:val="num" w:pos="4320"/>
+        </w:tabs>
+        <w:ind w:left="4320" w:hanging="360"/>
+      </w:pPr>
+      <w:rPr>
+        <w:rFonts w:ascii="Wingdings" w:hAnsi="Wingdings" w:hint="default"/>
+        <w:sz w:val="20"/>
+      </w:rPr>
+    </w:lvl>
+    <w:lvl w:ilvl="6" w:tentative="1">
+      <w:start w:val="1"/>
+      <w:numFmt w:val="bullet"/>
+      <w:lvlText w:val=""/>
+      <w:lvlJc w:val="left"/>
+      <w:pPr>
+        <w:tabs>
+          <w:tab w:val="num" w:pos="5040"/>
+        </w:tabs>
+        <w:ind w:left="5040" w:hanging="360"/>
+      </w:pPr>
+      <w:rPr>
+        <w:rFonts w:ascii="Wingdings" w:hAnsi="Wingdings" w:hint="default"/>
+        <w:sz w:val="20"/>
+      </w:rPr>
+    </w:lvl>
+    <w:lvl w:ilvl="7" w:tentative="1">
+      <w:start w:val="1"/>
+      <w:numFmt w:val="bullet"/>
+      <w:lvlText w:val=""/>
+      <w:lvlJc w:val="left"/>
+      <w:pPr>
+        <w:tabs>
+          <w:tab w:val="num" w:pos="5760"/>
+        </w:tabs>
+        <w:ind w:left="5760" w:hanging="360"/>
+      </w:pPr>
+      <w:rPr>
+        <w:rFonts w:ascii="Wingdings" w:hAnsi="Wingdings" w:hint="default"/>
+        <w:sz w:val="20"/>
+      </w:rPr>
+    </w:lvl>
+    <w:lvl w:ilvl="8" w:tentative="1">
+      <w:start w:val="1"/>
+      <w:numFmt w:val="bullet"/>
+      <w:lvlText w:val=""/>
+      <w:lvlJc w:val="left"/>
+      <w:pPr>
+        <w:tabs>
+          <w:tab w:val="num" w:pos="6480"/>
+        </w:tabs>
+        <w:ind w:left="6480" w:hanging="360"/>
+      </w:pPr>
+      <w:rPr>
+        <w:rFonts w:ascii="Wingdings" w:hAnsi="Wingdings" w:hint="default"/>
+        <w:sz w:val="20"/>
+      </w:rPr>
+    </w:lvl>
+  </w:abstractNum>
+  <w:abstractNum w:abstractNumId="13" w15:restartNumberingAfterBreak="0">
+    <w:nsid w:val="78DA180D"/>
+    <w:multiLevelType w:val="hybridMultilevel"/>
+    <w:tmpl w:val="B0321F94"/>
+    <w:lvl w:ilvl="0" w:tplc="08160001">
+      <w:start w:val="1"/>
+      <w:numFmt w:val="bullet"/>
+      <w:lvlText w:val=""/>
+      <w:lvlJc w:val="left"/>
+      <w:pPr>
+        <w:ind w:left="1440" w:hanging="360"/>
+      </w:pPr>
+      <w:rPr>
+        <w:rFonts w:ascii="Symbol" w:hAnsi="Symbol" w:hint="default"/>
+      </w:rPr>
+    </w:lvl>
+    <w:lvl w:ilvl="1" w:tplc="08160003" w:tentative="1">
+      <w:start w:val="1"/>
+      <w:numFmt w:val="bullet"/>
+      <w:lvlText w:val="o"/>
+      <w:lvlJc w:val="left"/>
+      <w:pPr>
+        <w:ind w:left="2160" w:hanging="360"/>
+      </w:pPr>
+      <w:rPr>
+        <w:rFonts w:ascii="Courier New" w:hAnsi="Courier New" w:cs="Courier New" w:hint="default"/>
+      </w:rPr>
+    </w:lvl>
+    <w:lvl w:ilvl="2" w:tplc="08160005" w:tentative="1">
+      <w:start w:val="1"/>
+      <w:numFmt w:val="bullet"/>
+      <w:lvlText w:val=""/>
+      <w:lvlJc w:val="left"/>
+      <w:pPr>
+        <w:ind w:left="2880" w:hanging="360"/>
+      </w:pPr>
+      <w:rPr>
+        <w:rFonts w:ascii="Wingdings" w:hAnsi="Wingdings" w:hint="default"/>
+      </w:rPr>
+    </w:lvl>
+    <w:lvl w:ilvl="3" w:tplc="08160001" w:tentative="1">
+      <w:start w:val="1"/>
+      <w:numFmt w:val="bullet"/>
+      <w:lvlText w:val=""/>
+      <w:lvlJc w:val="left"/>
+      <w:pPr>
+        <w:ind w:left="3600" w:hanging="360"/>
+      </w:pPr>
+      <w:rPr>
+        <w:rFonts w:ascii="Symbol" w:hAnsi="Symbol" w:hint="default"/>
+      </w:rPr>
+    </w:lvl>
+    <w:lvl w:ilvl="4" w:tplc="08160003" w:tentative="1">
+      <w:start w:val="1"/>
+      <w:numFmt w:val="bullet"/>
+      <w:lvlText w:val="o"/>
+      <w:lvlJc w:val="left"/>
+      <w:pPr>
+        <w:ind w:left="4320" w:hanging="360"/>
+      </w:pPr>
+      <w:rPr>
+        <w:rFonts w:ascii="Courier New" w:hAnsi="Courier New" w:cs="Courier New" w:hint="default"/>
+      </w:rPr>
+    </w:lvl>
+    <w:lvl w:ilvl="5" w:tplc="08160005" w:tentative="1">
+      <w:start w:val="1"/>
+      <w:numFmt w:val="bullet"/>
+      <w:lvlText w:val=""/>
+      <w:lvlJc w:val="left"/>
+      <w:pPr>
+        <w:ind w:left="5040" w:hanging="360"/>
+      </w:pPr>
+      <w:rPr>
+        <w:rFonts w:ascii="Wingdings" w:hAnsi="Wingdings" w:hint="default"/>
+      </w:rPr>
+    </w:lvl>
+    <w:lvl w:ilvl="6" w:tplc="08160001" w:tentative="1">
+      <w:start w:val="1"/>
+      <w:numFmt w:val="bullet"/>
+      <w:lvlText w:val=""/>
+      <w:lvlJc w:val="left"/>
+      <w:pPr>
+        <w:ind w:left="5760" w:hanging="360"/>
+      </w:pPr>
+      <w:rPr>
+        <w:rFonts w:ascii="Symbol" w:hAnsi="Symbol" w:hint="default"/>
+      </w:rPr>
+    </w:lvl>
+    <w:lvl w:ilvl="7" w:tplc="08160003" w:tentative="1">
+      <w:start w:val="1"/>
+      <w:numFmt w:val="bullet"/>
+      <w:lvlText w:val="o"/>
+      <w:lvlJc w:val="left"/>
+      <w:pPr>
+        <w:ind w:left="6480" w:hanging="360"/>
+      </w:pPr>
+      <w:rPr>
+        <w:rFonts w:ascii="Courier New" w:hAnsi="Courier New" w:cs="Courier New" w:hint="default"/>
+      </w:rPr>
+    </w:lvl>
+    <w:lvl w:ilvl="8" w:tplc="08160005" w:tentative="1">
+      <w:start w:val="1"/>
+      <w:numFmt w:val="bullet"/>
+      <w:lvlText w:val=""/>
+      <w:lvlJc w:val="left"/>
+      <w:pPr>
+        <w:ind w:left="7200" w:hanging="360"/>
+      </w:pPr>
+      <w:rPr>
+        <w:rFonts w:ascii="Wingdings" w:hAnsi="Wingdings" w:hint="default"/>
+      </w:rPr>
+    </w:lvl>
+  </w:abstractNum>
   <w:num w:numId="1" w16cid:durableId="1934896007">
+    <w:abstractNumId w:val="2"/>
+  </w:num>
+  <w:num w:numId="2" w16cid:durableId="891621715">
+    <w:abstractNumId w:val="5"/>
+  </w:num>
+  <w:num w:numId="3" w16cid:durableId="2069647055">
+    <w:abstractNumId w:val="5"/>
+    <w:lvlOverride w:ilvl="1">
+      <w:lvl w:ilvl="1">
+        <w:numFmt w:val="bullet"/>
+        <w:lvlText w:val="o"/>
+        <w:lvlJc w:val="left"/>
+        <w:pPr>
+          <w:tabs>
+            <w:tab w:val="num" w:pos="1440"/>
+          </w:tabs>
+          <w:ind w:left="1440" w:hanging="360"/>
+        </w:pPr>
+        <w:rPr>
+          <w:rFonts w:ascii="Courier New" w:hAnsi="Courier New" w:hint="default"/>
+          <w:sz w:val="20"/>
+        </w:rPr>
+      </w:lvl>
+    </w:lvlOverride>
+  </w:num>
+  <w:num w:numId="4" w16cid:durableId="1058675292">
+    <w:abstractNumId w:val="9"/>
+  </w:num>
+  <w:num w:numId="5" w16cid:durableId="1207984099">
+    <w:abstractNumId w:val="12"/>
+  </w:num>
+  <w:num w:numId="6" w16cid:durableId="440225161">
+    <w:abstractNumId w:val="12"/>
+    <w:lvlOverride w:ilvl="1">
+      <w:lvl w:ilvl="1">
+        <w:numFmt w:val="bullet"/>
+        <w:lvlText w:val="o"/>
+        <w:lvlJc w:val="left"/>
+        <w:pPr>
+          <w:tabs>
+            <w:tab w:val="num" w:pos="1440"/>
+          </w:tabs>
+          <w:ind w:left="1440" w:hanging="360"/>
+        </w:pPr>
+        <w:rPr>
+          <w:rFonts w:ascii="Courier New" w:hAnsi="Courier New" w:hint="default"/>
+          <w:sz w:val="20"/>
+        </w:rPr>
+      </w:lvl>
+    </w:lvlOverride>
+  </w:num>
+  <w:num w:numId="7" w16cid:durableId="1039479328">
+    <w:abstractNumId w:val="4"/>
+  </w:num>
+  <w:num w:numId="8" w16cid:durableId="1183712124">
+    <w:abstractNumId w:val="6"/>
+  </w:num>
+  <w:num w:numId="9" w16cid:durableId="833649211">
+    <w:abstractNumId w:val="8"/>
+  </w:num>
+  <w:num w:numId="10" w16cid:durableId="276257038">
+    <w:abstractNumId w:val="7"/>
+  </w:num>
+  <w:num w:numId="11" w16cid:durableId="1047605366">
+    <w:abstractNumId w:val="1"/>
+  </w:num>
+  <w:num w:numId="12" w16cid:durableId="149911013">
+    <w:abstractNumId w:val="11"/>
+  </w:num>
+  <w:num w:numId="13" w16cid:durableId="1391809812">
+    <w:abstractNumId w:val="11"/>
+    <w:lvlOverride w:ilvl="1">
+      <w:lvl w:ilvl="1">
+        <w:numFmt w:val="bullet"/>
+        <w:lvlText w:val="o"/>
+        <w:lvlJc w:val="left"/>
+        <w:pPr>
+          <w:tabs>
+            <w:tab w:val="num" w:pos="1440"/>
+          </w:tabs>
+          <w:ind w:left="1440" w:hanging="360"/>
+        </w:pPr>
+        <w:rPr>
+          <w:rFonts w:ascii="Courier New" w:hAnsi="Courier New" w:hint="default"/>
+          <w:sz w:val="20"/>
+        </w:rPr>
+      </w:lvl>
+    </w:lvlOverride>
+  </w:num>
+  <w:num w:numId="14" w16cid:durableId="1468471622">
+    <w:abstractNumId w:val="10"/>
+  </w:num>
+  <w:num w:numId="15" w16cid:durableId="1907101900">
+    <w:abstractNumId w:val="3"/>
+  </w:num>
+  <w:num w:numId="16" w16cid:durableId="1943220440">
+    <w:abstractNumId w:val="13"/>
+  </w:num>
+  <w:num w:numId="17" w16cid:durableId="4670384">
     <w:abstractNumId w:val="0"/>
   </w:num>
 </w:numbering>
 </file>
 
 <file path=word/styles.xml><?xml version="1.0" encoding="utf-8"?>
-<w:styles xmlns:mc="http://schemas.openxmlformats.org/markup-compatibility/2006" xmlns:r="http://schemas.openxmlformats.org/officeDocument/2006/relationships" xmlns:w="http://schemas.openxmlformats.org/wordprocessingml/2006/main" xmlns:w14="http://schemas.microsoft.com/office/word/2010/wordml" xmlns:w15="http://schemas.microsoft.com/office/word/2012/wordml" xmlns:w16cex="http://schemas.microsoft.com/office/word/2018/wordml/cex" xmlns:w16cid="http://schemas.microsoft.com/office/word/2016/wordml/cid" xmlns:w16="http://schemas.microsoft.com/office/word/2018/wordml" xmlns:w16sdtdh="http://schemas.microsoft.com/office/word/2020/wordml/sdtdatahash" xmlns:w16se="http://schemas.microsoft.com/office/word/2015/wordml/symex" mc:Ignorable="w14 w15 w16se w16cid w16 w16cex w16sdtdh">
+<w:styles xmlns:mc="http://schemas.openxmlformats.org/markup-compatibility/2006" xmlns:r="http://schemas.openxmlformats.org/officeDocument/2006/relationships" xmlns:w="http://schemas.openxmlformats.org/wordprocessingml/2006/main" xmlns:w14="http://schemas.microsoft.com/office/word/2010/wordml" xmlns:w15="http://schemas.microsoft.com/office/word/2012/wordml" xmlns:w16cex="http://schemas.microsoft.com/office/word/2018/wordml/cex" xmlns:w16cid="http://schemas.microsoft.com/office/word/2016/wordml/cid" xmlns:w16="http://schemas.microsoft.com/office/word/2018/wordml" xmlns:w16du="http://schemas.microsoft.com/office/word/2023/wordml/word16du" xmlns:w16sdtdh="http://schemas.microsoft.com/office/word/2020/wordml/sdtdatahash" xmlns:w16sdtfl="http://schemas.microsoft.com/office/word/2024/wordml/sdtformatlock" xmlns:w16se="http://schemas.microsoft.com/office/word/2015/wordml/symex" mc:Ignorable="w14 w15 w16se w16cid w16 w16cex w16sdtdh w16sdtfl w16du">
   <w:docDefaults>
     <w:rPrDefault>
       <w:rPr>
@@ -2738,12 +5110,15 @@
   <w:style w:type="paragraph" w:default="1" w:styleId="Normal">
     <w:name w:val="Normal"/>
     <w:qFormat/>
+    <w:rPr>
+      <w:lang w:val="pt-PT"/>
+    </w:rPr>
   </w:style>
-  <w:style w:type="paragraph" w:styleId="Heading1">
+  <w:style w:type="paragraph" w:styleId="Ttulo1">
     <w:name w:val="heading 1"/>
     <w:basedOn w:val="Normal"/>
     <w:next w:val="Normal"/>
-    <w:link w:val="Heading1Char"/>
+    <w:link w:val="Ttulo1Carter"/>
     <w:uiPriority w:val="9"/>
     <w:qFormat/>
     <w:rsid w:val="004064F8"/>
@@ -2760,11 +5135,11 @@
       <w:szCs w:val="40"/>
     </w:rPr>
   </w:style>
-  <w:style w:type="paragraph" w:styleId="Heading2">
+  <w:style w:type="paragraph" w:styleId="Ttulo2">
     <w:name w:val="heading 2"/>
     <w:basedOn w:val="Normal"/>
     <w:next w:val="Normal"/>
-    <w:link w:val="Heading2Char"/>
+    <w:link w:val="Ttulo2Carter"/>
     <w:uiPriority w:val="9"/>
     <w:semiHidden/>
     <w:unhideWhenUsed/>
@@ -2783,11 +5158,11 @@
       <w:szCs w:val="32"/>
     </w:rPr>
   </w:style>
-  <w:style w:type="paragraph" w:styleId="Heading3">
+  <w:style w:type="paragraph" w:styleId="Ttulo3">
     <w:name w:val="heading 3"/>
     <w:basedOn w:val="Normal"/>
     <w:next w:val="Normal"/>
-    <w:link w:val="Heading3Char"/>
+    <w:link w:val="Ttulo3Carter"/>
     <w:uiPriority w:val="9"/>
     <w:semiHidden/>
     <w:unhideWhenUsed/>
@@ -2806,11 +5181,11 @@
       <w:szCs w:val="28"/>
     </w:rPr>
   </w:style>
-  <w:style w:type="paragraph" w:styleId="Heading4">
+  <w:style w:type="paragraph" w:styleId="Ttulo4">
     <w:name w:val="heading 4"/>
     <w:basedOn w:val="Normal"/>
     <w:next w:val="Normal"/>
-    <w:link w:val="Heading4Char"/>
+    <w:link w:val="Ttulo4Carter"/>
     <w:uiPriority w:val="9"/>
     <w:semiHidden/>
     <w:unhideWhenUsed/>
@@ -2829,11 +5204,11 @@
       <w:color w:val="0F4761" w:themeColor="accent1" w:themeShade="BF"/>
     </w:rPr>
   </w:style>
-  <w:style w:type="paragraph" w:styleId="Heading5">
+  <w:style w:type="paragraph" w:styleId="Ttulo5">
     <w:name w:val="heading 5"/>
     <w:basedOn w:val="Normal"/>
     <w:next w:val="Normal"/>
-    <w:link w:val="Heading5Char"/>
+    <w:link w:val="Ttulo5Carter"/>
     <w:uiPriority w:val="9"/>
     <w:semiHidden/>
     <w:unhideWhenUsed/>
@@ -2850,11 +5225,11 @@
       <w:color w:val="0F4761" w:themeColor="accent1" w:themeShade="BF"/>
     </w:rPr>
   </w:style>
-  <w:style w:type="paragraph" w:styleId="Heading6">
+  <w:style w:type="paragraph" w:styleId="Ttulo6">
     <w:name w:val="heading 6"/>
     <w:basedOn w:val="Normal"/>
     <w:next w:val="Normal"/>
-    <w:link w:val="Heading6Char"/>
+    <w:link w:val="Ttulo6Carter"/>
     <w:uiPriority w:val="9"/>
     <w:semiHidden/>
     <w:unhideWhenUsed/>
@@ -2873,11 +5248,11 @@
       <w:color w:val="595959" w:themeColor="text1" w:themeTint="A6"/>
     </w:rPr>
   </w:style>
-  <w:style w:type="paragraph" w:styleId="Heading7">
+  <w:style w:type="paragraph" w:styleId="Ttulo7">
     <w:name w:val="heading 7"/>
     <w:basedOn w:val="Normal"/>
     <w:next w:val="Normal"/>
-    <w:link w:val="Heading7Char"/>
+    <w:link w:val="Ttulo7Carter"/>
     <w:uiPriority w:val="9"/>
     <w:semiHidden/>
     <w:unhideWhenUsed/>
@@ -2894,11 +5269,11 @@
       <w:color w:val="595959" w:themeColor="text1" w:themeTint="A6"/>
     </w:rPr>
   </w:style>
-  <w:style w:type="paragraph" w:styleId="Heading8">
+  <w:style w:type="paragraph" w:styleId="Ttulo8">
     <w:name w:val="heading 8"/>
     <w:basedOn w:val="Normal"/>
     <w:next w:val="Normal"/>
-    <w:link w:val="Heading8Char"/>
+    <w:link w:val="Ttulo8Carter"/>
     <w:uiPriority w:val="9"/>
     <w:semiHidden/>
     <w:unhideWhenUsed/>
@@ -2917,11 +5292,11 @@
       <w:color w:val="272727" w:themeColor="text1" w:themeTint="D8"/>
     </w:rPr>
   </w:style>
-  <w:style w:type="paragraph" w:styleId="Heading9">
+  <w:style w:type="paragraph" w:styleId="Ttulo9">
     <w:name w:val="heading 9"/>
     <w:basedOn w:val="Normal"/>
     <w:next w:val="Normal"/>
-    <w:link w:val="Heading9Char"/>
+    <w:link w:val="Ttulo9Carter"/>
     <w:uiPriority w:val="9"/>
     <w:semiHidden/>
     <w:unhideWhenUsed/>
@@ -2938,13 +5313,13 @@
       <w:color w:val="272727" w:themeColor="text1" w:themeTint="D8"/>
     </w:rPr>
   </w:style>
-  <w:style w:type="character" w:default="1" w:styleId="DefaultParagraphFont">
+  <w:style w:type="character" w:default="1" w:styleId="Tipodeletrapredefinidodopargrafo">
     <w:name w:val="Default Paragraph Font"/>
     <w:uiPriority w:val="1"/>
     <w:semiHidden/>
     <w:unhideWhenUsed/>
   </w:style>
-  <w:style w:type="table" w:default="1" w:styleId="TableNormal">
+  <w:style w:type="table" w:default="1" w:styleId="Tabelanormal">
     <w:name w:val="Normal Table"/>
     <w:uiPriority w:val="99"/>
     <w:semiHidden/>
@@ -2959,16 +5334,16 @@
       </w:tblCellMar>
     </w:tblPr>
   </w:style>
-  <w:style w:type="numbering" w:default="1" w:styleId="NoList">
+  <w:style w:type="numbering" w:default="1" w:styleId="Semlista">
     <w:name w:val="No List"/>
     <w:uiPriority w:val="99"/>
     <w:semiHidden/>
     <w:unhideWhenUsed/>
   </w:style>
-  <w:style w:type="character" w:customStyle="1" w:styleId="Heading1Char">
-    <w:name w:val="Heading 1 Char"/>
-    <w:basedOn w:val="DefaultParagraphFont"/>
-    <w:link w:val="Heading1"/>
+  <w:style w:type="character" w:customStyle="1" w:styleId="Ttulo1Carter">
+    <w:name w:val="Título 1 Caráter"/>
+    <w:basedOn w:val="Tipodeletrapredefinidodopargrafo"/>
+    <w:link w:val="Ttulo1"/>
     <w:uiPriority w:val="9"/>
     <w:rsid w:val="004064F8"/>
     <w:rPr>
@@ -2978,10 +5353,10 @@
       <w:szCs w:val="40"/>
     </w:rPr>
   </w:style>
-  <w:style w:type="character" w:customStyle="1" w:styleId="Heading2Char">
-    <w:name w:val="Heading 2 Char"/>
-    <w:basedOn w:val="DefaultParagraphFont"/>
-    <w:link w:val="Heading2"/>
+  <w:style w:type="character" w:customStyle="1" w:styleId="Ttulo2Carter">
+    <w:name w:val="Título 2 Caráter"/>
+    <w:basedOn w:val="Tipodeletrapredefinidodopargrafo"/>
+    <w:link w:val="Ttulo2"/>
     <w:uiPriority w:val="9"/>
     <w:semiHidden/>
     <w:rsid w:val="004064F8"/>
@@ -2992,10 +5367,10 @@
       <w:szCs w:val="32"/>
     </w:rPr>
   </w:style>
-  <w:style w:type="character" w:customStyle="1" w:styleId="Heading3Char">
-    <w:name w:val="Heading 3 Char"/>
-    <w:basedOn w:val="DefaultParagraphFont"/>
-    <w:link w:val="Heading3"/>
+  <w:style w:type="character" w:customStyle="1" w:styleId="Ttulo3Carter">
+    <w:name w:val="Título 3 Caráter"/>
+    <w:basedOn w:val="Tipodeletrapredefinidodopargrafo"/>
+    <w:link w:val="Ttulo3"/>
     <w:uiPriority w:val="9"/>
     <w:semiHidden/>
     <w:rsid w:val="004064F8"/>
@@ -3006,10 +5381,10 @@
       <w:szCs w:val="28"/>
     </w:rPr>
   </w:style>
-  <w:style w:type="character" w:customStyle="1" w:styleId="Heading4Char">
-    <w:name w:val="Heading 4 Char"/>
-    <w:basedOn w:val="DefaultParagraphFont"/>
-    <w:link w:val="Heading4"/>
+  <w:style w:type="character" w:customStyle="1" w:styleId="Ttulo4Carter">
+    <w:name w:val="Título 4 Caráter"/>
+    <w:basedOn w:val="Tipodeletrapredefinidodopargrafo"/>
+    <w:link w:val="Ttulo4"/>
     <w:uiPriority w:val="9"/>
     <w:semiHidden/>
     <w:rsid w:val="004064F8"/>
@@ -3020,10 +5395,10 @@
       <w:color w:val="0F4761" w:themeColor="accent1" w:themeShade="BF"/>
     </w:rPr>
   </w:style>
-  <w:style w:type="character" w:customStyle="1" w:styleId="Heading5Char">
-    <w:name w:val="Heading 5 Char"/>
-    <w:basedOn w:val="DefaultParagraphFont"/>
-    <w:link w:val="Heading5"/>
+  <w:style w:type="character" w:customStyle="1" w:styleId="Ttulo5Carter">
+    <w:name w:val="Título 5 Caráter"/>
+    <w:basedOn w:val="Tipodeletrapredefinidodopargrafo"/>
+    <w:link w:val="Ttulo5"/>
     <w:uiPriority w:val="9"/>
     <w:semiHidden/>
     <w:rsid w:val="004064F8"/>
@@ -3032,10 +5407,10 @@
       <w:color w:val="0F4761" w:themeColor="accent1" w:themeShade="BF"/>
     </w:rPr>
   </w:style>
-  <w:style w:type="character" w:customStyle="1" w:styleId="Heading6Char">
-    <w:name w:val="Heading 6 Char"/>
-    <w:basedOn w:val="DefaultParagraphFont"/>
-    <w:link w:val="Heading6"/>
+  <w:style w:type="character" w:customStyle="1" w:styleId="Ttulo6Carter">
+    <w:name w:val="Título 6 Caráter"/>
+    <w:basedOn w:val="Tipodeletrapredefinidodopargrafo"/>
+    <w:link w:val="Ttulo6"/>
     <w:uiPriority w:val="9"/>
     <w:semiHidden/>
     <w:rsid w:val="004064F8"/>
@@ -3046,10 +5421,10 @@
       <w:color w:val="595959" w:themeColor="text1" w:themeTint="A6"/>
     </w:rPr>
   </w:style>
-  <w:style w:type="character" w:customStyle="1" w:styleId="Heading7Char">
-    <w:name w:val="Heading 7 Char"/>
-    <w:basedOn w:val="DefaultParagraphFont"/>
-    <w:link w:val="Heading7"/>
+  <w:style w:type="character" w:customStyle="1" w:styleId="Ttulo7Carter">
+    <w:name w:val="Título 7 Caráter"/>
+    <w:basedOn w:val="Tipodeletrapredefinidodopargrafo"/>
+    <w:link w:val="Ttulo7"/>
     <w:uiPriority w:val="9"/>
     <w:semiHidden/>
     <w:rsid w:val="004064F8"/>
@@ -3058,10 +5433,10 @@
       <w:color w:val="595959" w:themeColor="text1" w:themeTint="A6"/>
     </w:rPr>
   </w:style>
-  <w:style w:type="character" w:customStyle="1" w:styleId="Heading8Char">
-    <w:name w:val="Heading 8 Char"/>
-    <w:basedOn w:val="DefaultParagraphFont"/>
-    <w:link w:val="Heading8"/>
+  <w:style w:type="character" w:customStyle="1" w:styleId="Ttulo8Carter">
+    <w:name w:val="Título 8 Caráter"/>
+    <w:basedOn w:val="Tipodeletrapredefinidodopargrafo"/>
+    <w:link w:val="Ttulo8"/>
     <w:uiPriority w:val="9"/>
     <w:semiHidden/>
     <w:rsid w:val="004064F8"/>
@@ -3072,10 +5447,10 @@
       <w:color w:val="272727" w:themeColor="text1" w:themeTint="D8"/>
     </w:rPr>
   </w:style>
-  <w:style w:type="character" w:customStyle="1" w:styleId="Heading9Char">
-    <w:name w:val="Heading 9 Char"/>
-    <w:basedOn w:val="DefaultParagraphFont"/>
-    <w:link w:val="Heading9"/>
+  <w:style w:type="character" w:customStyle="1" w:styleId="Ttulo9Carter">
+    <w:name w:val="Título 9 Caráter"/>
+    <w:basedOn w:val="Tipodeletrapredefinidodopargrafo"/>
+    <w:link w:val="Ttulo9"/>
     <w:uiPriority w:val="9"/>
     <w:semiHidden/>
     <w:rsid w:val="004064F8"/>
@@ -3084,11 +5459,11 @@
       <w:color w:val="272727" w:themeColor="text1" w:themeTint="D8"/>
     </w:rPr>
   </w:style>
-  <w:style w:type="paragraph" w:styleId="Title">
+  <w:style w:type="paragraph" w:styleId="Ttulo">
     <w:name w:val="Title"/>
     <w:basedOn w:val="Normal"/>
     <w:next w:val="Normal"/>
-    <w:link w:val="TitleChar"/>
+    <w:link w:val="TtuloCarter"/>
     <w:uiPriority w:val="10"/>
     <w:qFormat/>
     <w:rsid w:val="004064F8"/>
@@ -3104,10 +5479,10 @@
       <w:szCs w:val="56"/>
     </w:rPr>
   </w:style>
-  <w:style w:type="character" w:customStyle="1" w:styleId="TitleChar">
-    <w:name w:val="Title Char"/>
-    <w:basedOn w:val="DefaultParagraphFont"/>
-    <w:link w:val="Title"/>
+  <w:style w:type="character" w:customStyle="1" w:styleId="TtuloCarter">
+    <w:name w:val="Título Caráter"/>
+    <w:basedOn w:val="Tipodeletrapredefinidodopargrafo"/>
+    <w:link w:val="Ttulo"/>
     <w:uiPriority w:val="10"/>
     <w:rsid w:val="004064F8"/>
     <w:rPr>
@@ -3118,11 +5493,11 @@
       <w:szCs w:val="56"/>
     </w:rPr>
   </w:style>
-  <w:style w:type="paragraph" w:styleId="Subtitle">
+  <w:style w:type="paragraph" w:styleId="Subttulo">
     <w:name w:val="Subtitle"/>
     <w:basedOn w:val="Normal"/>
     <w:next w:val="Normal"/>
-    <w:link w:val="SubtitleChar"/>
+    <w:link w:val="SubttuloCarter"/>
     <w:uiPriority w:val="11"/>
     <w:qFormat/>
     <w:rsid w:val="004064F8"/>
@@ -3139,10 +5514,10 @@
       <w:szCs w:val="28"/>
     </w:rPr>
   </w:style>
-  <w:style w:type="character" w:customStyle="1" w:styleId="SubtitleChar">
-    <w:name w:val="Subtitle Char"/>
-    <w:basedOn w:val="DefaultParagraphFont"/>
-    <w:link w:val="Subtitle"/>
+  <w:style w:type="character" w:customStyle="1" w:styleId="SubttuloCarter">
+    <w:name w:val="Subtítulo Caráter"/>
+    <w:basedOn w:val="Tipodeletrapredefinidodopargrafo"/>
+    <w:link w:val="Subttulo"/>
     <w:uiPriority w:val="11"/>
     <w:rsid w:val="004064F8"/>
     <w:rPr>
@@ -3153,11 +5528,11 @@
       <w:szCs w:val="28"/>
     </w:rPr>
   </w:style>
-  <w:style w:type="paragraph" w:styleId="Quote">
+  <w:style w:type="paragraph" w:styleId="Citao">
     <w:name w:val="Quote"/>
     <w:basedOn w:val="Normal"/>
     <w:next w:val="Normal"/>
-    <w:link w:val="QuoteChar"/>
+    <w:link w:val="CitaoCarter"/>
     <w:uiPriority w:val="29"/>
     <w:qFormat/>
     <w:rsid w:val="004064F8"/>
@@ -3171,10 +5546,10 @@
       <w:color w:val="404040" w:themeColor="text1" w:themeTint="BF"/>
     </w:rPr>
   </w:style>
-  <w:style w:type="character" w:customStyle="1" w:styleId="QuoteChar">
-    <w:name w:val="Quote Char"/>
-    <w:basedOn w:val="DefaultParagraphFont"/>
-    <w:link w:val="Quote"/>
+  <w:style w:type="character" w:customStyle="1" w:styleId="CitaoCarter">
+    <w:name w:val="Citação Caráter"/>
+    <w:basedOn w:val="Tipodeletrapredefinidodopargrafo"/>
+    <w:link w:val="Citao"/>
     <w:uiPriority w:val="29"/>
     <w:rsid w:val="004064F8"/>
     <w:rPr>
@@ -3183,7 +5558,7 @@
       <w:color w:val="404040" w:themeColor="text1" w:themeTint="BF"/>
     </w:rPr>
   </w:style>
-  <w:style w:type="paragraph" w:styleId="ListParagraph">
+  <w:style w:type="paragraph" w:styleId="PargrafodaLista">
     <w:name w:val="List Paragraph"/>
     <w:basedOn w:val="Normal"/>
     <w:uiPriority w:val="34"/>
@@ -3194,9 +5569,9 @@
       <w:contextualSpacing/>
     </w:pPr>
   </w:style>
-  <w:style w:type="character" w:styleId="IntenseEmphasis">
+  <w:style w:type="character" w:styleId="nfaseIntensa">
     <w:name w:val="Intense Emphasis"/>
-    <w:basedOn w:val="DefaultParagraphFont"/>
+    <w:basedOn w:val="Tipodeletrapredefinidodopargrafo"/>
     <w:uiPriority w:val="21"/>
     <w:qFormat/>
     <w:rsid w:val="004064F8"/>
@@ -3206,11 +5581,11 @@
       <w:color w:val="0F4761" w:themeColor="accent1" w:themeShade="BF"/>
     </w:rPr>
   </w:style>
-  <w:style w:type="paragraph" w:styleId="IntenseQuote">
+  <w:style w:type="paragraph" w:styleId="CitaoIntensa">
     <w:name w:val="Intense Quote"/>
     <w:basedOn w:val="Normal"/>
     <w:next w:val="Normal"/>
-    <w:link w:val="IntenseQuoteChar"/>
+    <w:link w:val="CitaoIntensaCarter"/>
     <w:uiPriority w:val="30"/>
     <w:qFormat/>
     <w:rsid w:val="004064F8"/>
@@ -3229,10 +5604,10 @@
       <w:color w:val="0F4761" w:themeColor="accent1" w:themeShade="BF"/>
     </w:rPr>
   </w:style>
-  <w:style w:type="character" w:customStyle="1" w:styleId="IntenseQuoteChar">
-    <w:name w:val="Intense Quote Char"/>
-    <w:basedOn w:val="DefaultParagraphFont"/>
-    <w:link w:val="IntenseQuote"/>
+  <w:style w:type="character" w:customStyle="1" w:styleId="CitaoIntensaCarter">
+    <w:name w:val="Citação Intensa Caráter"/>
+    <w:basedOn w:val="Tipodeletrapredefinidodopargrafo"/>
+    <w:link w:val="CitaoIntensa"/>
     <w:uiPriority w:val="30"/>
     <w:rsid w:val="004064F8"/>
     <w:rPr>
@@ -3241,9 +5616,9 @@
       <w:color w:val="0F4761" w:themeColor="accent1" w:themeShade="BF"/>
     </w:rPr>
   </w:style>
-  <w:style w:type="character" w:styleId="IntenseReference">
+  <w:style w:type="character" w:styleId="RefernciaIntensa">
     <w:name w:val="Intense Reference"/>
-    <w:basedOn w:val="DefaultParagraphFont"/>
+    <w:basedOn w:val="Tipodeletrapredefinidodopargrafo"/>
     <w:uiPriority w:val="32"/>
     <w:qFormat/>
     <w:rsid w:val="004064F8"/>
@@ -3255,9 +5630,9 @@
       <w:spacing w:val="5"/>
     </w:rPr>
   </w:style>
-  <w:style w:type="table" w:styleId="TableGrid">
+  <w:style w:type="table" w:styleId="TabelacomGrelha">
     <w:name w:val="Table Grid"/>
-    <w:basedOn w:val="TableNormal"/>
+    <w:basedOn w:val="Tabelanormal"/>
     <w:uiPriority w:val="39"/>
     <w:rsid w:val="00DE6EB1"/>
     <w:pPr>

--- a/Requisitos.docx
+++ b/Requisitos.docx
@@ -17,7 +17,36 @@
           <w:sz w:val="36"/>
           <w:szCs w:val="36"/>
         </w:rPr>
-        <w:t>Projeto ES</w:t>
+        <w:t>Projeto E</w:t>
+      </w:r>
+      <w:r>
+        <w:rPr>
+          <w:rFonts w:asciiTheme="majorHAnsi" w:hAnsiTheme="majorHAnsi"/>
+          <w:sz w:val="36"/>
+          <w:szCs w:val="36"/>
+        </w:rPr>
+        <w:t xml:space="preserve">ngenharia de </w:t>
+      </w:r>
+      <w:r>
+        <w:rPr>
+          <w:rFonts w:asciiTheme="majorHAnsi" w:hAnsiTheme="majorHAnsi"/>
+          <w:sz w:val="36"/>
+          <w:szCs w:val="36"/>
+        </w:rPr>
+        <w:t>S</w:t>
+      </w:r>
+      <w:r>
+        <w:rPr>
+          <w:rFonts w:asciiTheme="majorHAnsi" w:hAnsiTheme="majorHAnsi"/>
+          <w:sz w:val="36"/>
+          <w:szCs w:val="36"/>
+        </w:rPr>
+        <w:t>oftware</w:t>
+      </w:r>
+    </w:p>
+    <w:p>
+      <w:r>
+        <w:t>O trabalho está a ser realizado em conjunto pelos elementos da equipa, durante as aulas teórico-práticas – Ana Monteiro, Cristiano Nazário, Nuno Lopes</w:t>
       </w:r>
     </w:p>
     <w:p>
@@ -228,6 +257,53 @@
       <w:pPr>
         <w:jc w:val="both"/>
       </w:pPr>
+      <w:r>
+        <w:rPr>
+          <w:noProof/>
+        </w:rPr>
+        <w:lastRenderedPageBreak/>
+        <w:drawing>
+          <wp:inline distT="0" distB="0" distL="0" distR="0" wp14:anchorId="07B84825" wp14:editId="736BDDD3">
+            <wp:extent cx="5260793" cy="3346450"/>
+            <wp:effectExtent l="0" t="0" r="0" b="6350"/>
+            <wp:docPr id="298745805" name="Imagem 1"/>
+            <wp:cNvGraphicFramePr>
+              <a:graphicFrameLocks xmlns:a="http://schemas.openxmlformats.org/drawingml/2006/main" noChangeAspect="1"/>
+            </wp:cNvGraphicFramePr>
+            <a:graphic xmlns:a="http://schemas.openxmlformats.org/drawingml/2006/main">
+              <a:graphicData uri="http://schemas.openxmlformats.org/drawingml/2006/picture">
+                <pic:pic xmlns:pic="http://schemas.openxmlformats.org/drawingml/2006/picture">
+                  <pic:nvPicPr>
+                    <pic:cNvPr id="298745805" name="Imagem 298745805"/>
+                    <pic:cNvPicPr/>
+                  </pic:nvPicPr>
+                  <pic:blipFill>
+                    <a:blip r:embed="rId5">
+                      <a:extLst>
+                        <a:ext uri="{28A0092B-C50C-407E-A947-70E740481C1C}">
+                          <a14:useLocalDpi xmlns:a14="http://schemas.microsoft.com/office/drawing/2010/main" val="0"/>
+                        </a:ext>
+                      </a:extLst>
+                    </a:blip>
+                    <a:stretch>
+                      <a:fillRect/>
+                    </a:stretch>
+                  </pic:blipFill>
+                  <pic:spPr>
+                    <a:xfrm>
+                      <a:off x="0" y="0"/>
+                      <a:ext cx="5272627" cy="3353978"/>
+                    </a:xfrm>
+                    <a:prstGeom prst="rect">
+                      <a:avLst/>
+                    </a:prstGeom>
+                  </pic:spPr>
+                </pic:pic>
+              </a:graphicData>
+            </a:graphic>
+          </wp:inline>
+        </w:drawing>
+      </w:r>
     </w:p>
     <w:p>
       <w:pPr>
@@ -238,36 +314,52 @@
       <w:pPr>
         <w:jc w:val="both"/>
       </w:pPr>
-    </w:p>
-    <w:p>
-      <w:pPr>
-        <w:jc w:val="both"/>
-      </w:pPr>
-    </w:p>
-    <w:p>
-      <w:pPr>
-        <w:jc w:val="both"/>
-      </w:pPr>
-    </w:p>
-    <w:p>
-      <w:pPr>
-        <w:jc w:val="both"/>
-      </w:pPr>
-    </w:p>
-    <w:p>
-      <w:pPr>
-        <w:jc w:val="both"/>
-      </w:pPr>
-    </w:p>
-    <w:p>
-      <w:pPr>
-        <w:jc w:val="both"/>
-      </w:pPr>
-    </w:p>
-    <w:p>
-      <w:pPr>
-        <w:jc w:val="both"/>
-      </w:pPr>
+      <w:r>
+        <w:rPr>
+          <w:noProof/>
+        </w:rPr>
+        <w:drawing>
+          <wp:inline distT="0" distB="0" distL="0" distR="0" wp14:anchorId="7B553659" wp14:editId="73EDBA78">
+            <wp:extent cx="5518150" cy="3510157"/>
+            <wp:effectExtent l="0" t="0" r="6350" b="0"/>
+            <wp:docPr id="69030718" name="Imagem 2"/>
+            <wp:cNvGraphicFramePr>
+              <a:graphicFrameLocks xmlns:a="http://schemas.openxmlformats.org/drawingml/2006/main" noChangeAspect="1"/>
+            </wp:cNvGraphicFramePr>
+            <a:graphic xmlns:a="http://schemas.openxmlformats.org/drawingml/2006/main">
+              <a:graphicData uri="http://schemas.openxmlformats.org/drawingml/2006/picture">
+                <pic:pic xmlns:pic="http://schemas.openxmlformats.org/drawingml/2006/picture">
+                  <pic:nvPicPr>
+                    <pic:cNvPr id="69030718" name="Imagem 69030718"/>
+                    <pic:cNvPicPr/>
+                  </pic:nvPicPr>
+                  <pic:blipFill>
+                    <a:blip r:embed="rId5">
+                      <a:extLst>
+                        <a:ext uri="{28A0092B-C50C-407E-A947-70E740481C1C}">
+                          <a14:useLocalDpi xmlns:a14="http://schemas.microsoft.com/office/drawing/2010/main" val="0"/>
+                        </a:ext>
+                      </a:extLst>
+                    </a:blip>
+                    <a:stretch>
+                      <a:fillRect/>
+                    </a:stretch>
+                  </pic:blipFill>
+                  <pic:spPr>
+                    <a:xfrm>
+                      <a:off x="0" y="0"/>
+                      <a:ext cx="5522041" cy="3512632"/>
+                    </a:xfrm>
+                    <a:prstGeom prst="rect">
+                      <a:avLst/>
+                    </a:prstGeom>
+                  </pic:spPr>
+                </pic:pic>
+              </a:graphicData>
+            </a:graphic>
+          </wp:inline>
+        </w:drawing>
+      </w:r>
     </w:p>
     <w:p>
       <w:pPr>
@@ -2222,7 +2314,7 @@
           <w:b/>
           <w:bCs/>
         </w:rPr>
-        <w:t>RF07/</w:t>
+        <w:t>RF07/ RF08/</w:t>
       </w:r>
       <w:r>
         <w:rPr>
@@ -2236,35 +2328,7 @@
           <w:b/>
           <w:bCs/>
         </w:rPr>
-        <w:t>RF08/</w:t>
-      </w:r>
-      <w:r>
-        <w:rPr>
-          <w:b/>
-          <w:bCs/>
-        </w:rPr>
-        <w:t xml:space="preserve"> </w:t>
-      </w:r>
-      <w:r>
-        <w:rPr>
-          <w:b/>
-          <w:bCs/>
-        </w:rPr>
-        <w:t>RF11/</w:t>
-      </w:r>
-      <w:r>
-        <w:rPr>
-          <w:b/>
-          <w:bCs/>
-        </w:rPr>
-        <w:t xml:space="preserve"> </w:t>
-      </w:r>
-      <w:r>
-        <w:rPr>
-          <w:b/>
-          <w:bCs/>
-        </w:rPr>
-        <w:t>RF14</w:t>
+        <w:t>RF11/ RF14</w:t>
       </w:r>
       <w:r>
         <w:rPr>

--- a/Requisitos.docx
+++ b/Requisitos.docx
@@ -106,7 +106,15 @@
         <w:jc w:val="both"/>
       </w:pPr>
       <w:r>
-        <w:t>A parte de backoffice, destina-se a quem gere a plataforma: colocar as equipas, os resultados, os jogos que se vão disputar, etc. Esta parte sim, terá de ter autenticação (login).</w:t>
+        <w:t xml:space="preserve">A parte de </w:t>
+      </w:r>
+      <w:proofErr w:type="spellStart"/>
+      <w:r>
+        <w:t>backoffice</w:t>
+      </w:r>
+      <w:proofErr w:type="spellEnd"/>
+      <w:r>
+        <w:t>, destina-se a quem gere a plataforma: colocar as equipas, os resultados, os jogos que se vão disputar, etc. Esta parte sim, terá de ter autenticação (login).</w:t>
       </w:r>
     </w:p>
     <w:p>
@@ -132,7 +140,15 @@
         <w:jc w:val="both"/>
       </w:pPr>
       <w:r>
-        <w:t xml:space="preserve">criação de cada grupo (Example </w:t>
+        <w:t>criação de cada grupo (</w:t>
+      </w:r>
+      <w:proofErr w:type="spellStart"/>
+      <w:r>
+        <w:t>Example</w:t>
+      </w:r>
+      <w:proofErr w:type="spellEnd"/>
+      <w:r>
+        <w:t xml:space="preserve"> </w:t>
       </w:r>
       <w:proofErr w:type="gramStart"/>
       <w:r>
@@ -161,7 +177,15 @@
         <w:jc w:val="both"/>
       </w:pPr>
       <w:r>
-        <w:t>conseguir usar a app como id para passagem de jogadores, funcionários, etc?</w:t>
+        <w:t xml:space="preserve">conseguir usar a app como id para passagem de jogadores, funcionários, </w:t>
+      </w:r>
+      <w:proofErr w:type="spellStart"/>
+      <w:r>
+        <w:t>etc</w:t>
+      </w:r>
+      <w:proofErr w:type="spellEnd"/>
+      <w:r>
+        <w:t>?</w:t>
       </w:r>
       <w:r>
         <w:t xml:space="preserve"> (Opcional)</w:t>
@@ -263,9 +287,9 @@
         </w:rPr>
         <w:lastRenderedPageBreak/>
         <w:drawing>
-          <wp:inline distT="0" distB="0" distL="0" distR="0" wp14:anchorId="07B84825" wp14:editId="736BDDD3">
-            <wp:extent cx="5260793" cy="3346450"/>
-            <wp:effectExtent l="0" t="0" r="0" b="6350"/>
+          <wp:inline distT="0" distB="0" distL="0" distR="0" wp14:anchorId="07B84825" wp14:editId="6885AB96">
+            <wp:extent cx="5784850" cy="3679809"/>
+            <wp:effectExtent l="0" t="0" r="6350" b="0"/>
             <wp:docPr id="298745805" name="Imagem 1"/>
             <wp:cNvGraphicFramePr>
               <a:graphicFrameLocks xmlns:a="http://schemas.openxmlformats.org/drawingml/2006/main" noChangeAspect="1"/>
@@ -292,7 +316,7 @@
                   <pic:spPr>
                     <a:xfrm>
                       <a:off x="0" y="0"/>
-                      <a:ext cx="5272627" cy="3353978"/>
+                      <a:ext cx="5801776" cy="3690576"/>
                     </a:xfrm>
                     <a:prstGeom prst="rect">
                       <a:avLst/>
@@ -319,10 +343,10 @@
           <w:noProof/>
         </w:rPr>
         <w:drawing>
-          <wp:inline distT="0" distB="0" distL="0" distR="0" wp14:anchorId="7B553659" wp14:editId="73EDBA78">
-            <wp:extent cx="5518150" cy="3510157"/>
-            <wp:effectExtent l="0" t="0" r="6350" b="0"/>
-            <wp:docPr id="69030718" name="Imagem 2"/>
+          <wp:inline distT="0" distB="0" distL="0" distR="0" wp14:anchorId="5073E20A" wp14:editId="4B275E86">
+            <wp:extent cx="6389965" cy="3917950"/>
+            <wp:effectExtent l="0" t="0" r="0" b="6350"/>
+            <wp:docPr id="1751571065" name="Imagem 1"/>
             <wp:cNvGraphicFramePr>
               <a:graphicFrameLocks xmlns:a="http://schemas.openxmlformats.org/drawingml/2006/main" noChangeAspect="1"/>
             </wp:cNvGraphicFramePr>
@@ -330,11 +354,11 @@
               <a:graphicData uri="http://schemas.openxmlformats.org/drawingml/2006/picture">
                 <pic:pic xmlns:pic="http://schemas.openxmlformats.org/drawingml/2006/picture">
                   <pic:nvPicPr>
-                    <pic:cNvPr id="69030718" name="Imagem 69030718"/>
+                    <pic:cNvPr id="1751571065" name="Imagem 1751571065"/>
                     <pic:cNvPicPr/>
                   </pic:nvPicPr>
                   <pic:blipFill>
-                    <a:blip r:embed="rId5">
+                    <a:blip r:embed="rId6">
                       <a:extLst>
                         <a:ext uri="{28A0092B-C50C-407E-A947-70E740481C1C}">
                           <a14:useLocalDpi xmlns:a14="http://schemas.microsoft.com/office/drawing/2010/main" val="0"/>
@@ -348,7 +372,7 @@
                   <pic:spPr>
                     <a:xfrm>
                       <a:off x="0" y="0"/>
-                      <a:ext cx="5522041" cy="3512632"/>
+                      <a:ext cx="6394958" cy="3921012"/>
                     </a:xfrm>
                     <a:prstGeom prst="rect">
                       <a:avLst/>
@@ -396,7 +420,6 @@
               <w:jc w:val="center"/>
             </w:pPr>
             <w:r>
-              <w:lastRenderedPageBreak/>
               <w:t>#</w:t>
             </w:r>
           </w:p>
@@ -438,23 +461,27 @@
             <w:pPr>
               <w:jc w:val="center"/>
             </w:pPr>
+            <w:proofErr w:type="spellStart"/>
             <w:r>
               <w:t>Frontoffice</w:t>
             </w:r>
-          </w:p>
-        </w:tc>
-        <w:tc>
-          <w:tcPr>
-            <w:tcW w:w="0" w:type="auto"/>
-            <w:vAlign w:val="center"/>
-          </w:tcPr>
-          <w:p>
-            <w:pPr>
-              <w:jc w:val="center"/>
-            </w:pPr>
+            <w:proofErr w:type="spellEnd"/>
+          </w:p>
+        </w:tc>
+        <w:tc>
+          <w:tcPr>
+            <w:tcW w:w="0" w:type="auto"/>
+            <w:vAlign w:val="center"/>
+          </w:tcPr>
+          <w:p>
+            <w:pPr>
+              <w:jc w:val="center"/>
+            </w:pPr>
+            <w:proofErr w:type="spellStart"/>
             <w:r>
               <w:t>Backoffice</w:t>
             </w:r>
+            <w:proofErr w:type="spellEnd"/>
           </w:p>
         </w:tc>
       </w:tr>
@@ -1653,6 +1680,7 @@
         </w:numPr>
       </w:pPr>
       <w:r>
+        <w:lastRenderedPageBreak/>
         <w:t>Cenários Alternativos:</w:t>
       </w:r>
     </w:p>
@@ -1664,7 +1692,6 @@
         </w:numPr>
       </w:pPr>
       <w:r>
-        <w:lastRenderedPageBreak/>
         <w:t>1.</w:t>
       </w:r>
       <w:r>
@@ -1939,7 +1966,15 @@
         <w:ind w:left="851" w:hanging="425"/>
       </w:pPr>
       <w:r>
-        <w:t>Pré-condições: admin/jogador estar registado no sistema</w:t>
+        <w:t xml:space="preserve">Pré-condições: </w:t>
+      </w:r>
+      <w:proofErr w:type="spellStart"/>
+      <w:r>
+        <w:t>admin</w:t>
+      </w:r>
+      <w:proofErr w:type="spellEnd"/>
+      <w:r>
+        <w:t>/jogador estar registado no sistema</w:t>
       </w:r>
     </w:p>
     <w:p>
@@ -1970,6 +2005,7 @@
         <w:ind w:left="1440"/>
       </w:pPr>
       <w:r>
+        <w:lastRenderedPageBreak/>
         <w:t>Selecionar o perfil correto, na “homepage”</w:t>
       </w:r>
     </w:p>
@@ -1984,7 +2020,6 @@
         <w:ind w:left="1440"/>
       </w:pPr>
       <w:r>
-        <w:lastRenderedPageBreak/>
         <w:t>Sistema muda a página para a página de login</w:t>
       </w:r>
     </w:p>
@@ -2056,8 +2091,21 @@
         <w:ind w:left="993"/>
       </w:pPr>
       <w:r>
-        <w:t>Pós-Condições o admin fica logado</w:t>
-      </w:r>
+        <w:t xml:space="preserve">Pós-Condições o </w:t>
+      </w:r>
+      <w:proofErr w:type="spellStart"/>
+      <w:r>
+        <w:t>admin</w:t>
+      </w:r>
+      <w:proofErr w:type="spellEnd"/>
+      <w:r>
+        <w:t xml:space="preserve"> fica </w:t>
+      </w:r>
+      <w:proofErr w:type="spellStart"/>
+      <w:r>
+        <w:t>logado</w:t>
+      </w:r>
+      <w:proofErr w:type="spellEnd"/>
     </w:p>
     <w:p>
       <w:pPr>
@@ -2261,7 +2309,15 @@
         </w:numPr>
       </w:pPr>
       <w:r>
-        <w:t>O sistema gera um QR Code ou Identificador Digital seguro.</w:t>
+        <w:t xml:space="preserve">O sistema gera um QR </w:t>
+      </w:r>
+      <w:proofErr w:type="spellStart"/>
+      <w:r>
+        <w:t>Code</w:t>
+      </w:r>
+      <w:proofErr w:type="spellEnd"/>
+      <w:r>
+        <w:t xml:space="preserve"> ou Identificador Digital seguro.</w:t>
       </w:r>
     </w:p>
     <w:p>
@@ -2283,6 +2339,7 @@
         </w:numPr>
       </w:pPr>
       <w:r>
+        <w:lastRenderedPageBreak/>
         <w:t>O sistema valida o acesso e autoriza a passagem.</w:t>
       </w:r>
     </w:p>
@@ -2292,7 +2349,6 @@
         <w:jc w:val="both"/>
       </w:pPr>
       <w:r>
-        <w:lastRenderedPageBreak/>
         <w:t>Pós-condições: Registo de entrada efetuado no sistema de acessos</w:t>
       </w:r>
     </w:p>
@@ -2360,7 +2416,15 @@
         </w:numPr>
       </w:pPr>
       <w:r>
-        <w:t>Pré-condições: Dados inseridos pelo Backoffice.</w:t>
+        <w:t xml:space="preserve">Pré-condições: Dados inseridos pelo </w:t>
+      </w:r>
+      <w:proofErr w:type="spellStart"/>
+      <w:r>
+        <w:t>Backoffice</w:t>
+      </w:r>
+      <w:proofErr w:type="spellEnd"/>
+      <w:r>
+        <w:t>.</w:t>
       </w:r>
     </w:p>
     <w:p>
@@ -2518,10 +2582,12 @@
       <w:r>
         <w:t>a equipa (</w:t>
       </w:r>
+      <w:proofErr w:type="spellStart"/>
       <w:proofErr w:type="gramStart"/>
       <w:r>
         <w:t>ex:Portugal</w:t>
       </w:r>
+      <w:proofErr w:type="spellEnd"/>
       <w:proofErr w:type="gramEnd"/>
       <w:r>
         <w:t>)</w:t>
@@ -2627,6 +2693,7 @@
         </w:numPr>
       </w:pPr>
       <w:r>
+        <w:lastRenderedPageBreak/>
         <w:t>Cenários Alternativos:</w:t>
       </w:r>
     </w:p>
@@ -2638,7 +2705,6 @@
         </w:numPr>
       </w:pPr>
       <w:r>
-        <w:lastRenderedPageBreak/>
         <w:t>2.2</w:t>
       </w:r>
       <w:r>

--- a/Requisitos.docx
+++ b/Requisitos.docx
@@ -45,10 +45,24 @@
       </w:r>
     </w:p>
     <w:p>
+      <w:pPr>
+        <w:jc w:val="center"/>
+        <w:rPr>
+          <w:rFonts w:asciiTheme="majorHAnsi" w:hAnsiTheme="majorHAnsi"/>
+          <w:sz w:val="36"/>
+          <w:szCs w:val="36"/>
+        </w:rPr>
+      </w:pPr>
+    </w:p>
+    <w:p>
       <w:r>
         <w:t>O trabalho está a ser realizado em conjunto pelos elementos da equipa, durante as aulas teórico-práticas – Ana Monteiro, Cristiano Nazário, Nuno Lopes</w:t>
       </w:r>
-    </w:p>
+      <w:r>
+        <w:t>.</w:t>
+      </w:r>
+    </w:p>
+    <w:p/>
     <w:p>
       <w:pPr>
         <w:jc w:val="both"/>
@@ -148,21 +162,8 @@
       </w:r>
       <w:proofErr w:type="spellEnd"/>
       <w:r>
-        <w:t xml:space="preserve"> </w:t>
-      </w:r>
-      <w:proofErr w:type="gramStart"/>
-      <w:r>
-        <w:t>A,B</w:t>
-      </w:r>
-      <w:proofErr w:type="gramEnd"/>
-      <w:r>
-        <w:t>,C</w:t>
-      </w:r>
-      <w:proofErr w:type="gramStart"/>
-      <w:r>
-        <w:t>) ?</w:t>
-      </w:r>
-      <w:proofErr w:type="gramEnd"/>
+        <w:t xml:space="preserve"> A,B,C) ?</w:t>
+      </w:r>
       <w:r>
         <w:t xml:space="preserve"> (Tem apenas de permitir associar uma equipa ao respetivo grupo)</w:t>
       </w:r>
@@ -1861,15 +1862,7 @@
         </w:numPr>
       </w:pPr>
       <w:r>
-        <w:t xml:space="preserve">O Administrador abre </w:t>
-      </w:r>
-      <w:proofErr w:type="gramStart"/>
-      <w:r>
-        <w:t>a</w:t>
-      </w:r>
-      <w:proofErr w:type="gramEnd"/>
-      <w:r>
-        <w:t xml:space="preserve"> venda de bilhetes para um jogo.</w:t>
+        <w:t>O Administrador abre a venda de bilhetes para um jogo.</w:t>
       </w:r>
     </w:p>
     <w:p>
@@ -2196,15 +2189,7 @@
         </w:numPr>
       </w:pPr>
       <w:r>
-        <w:t xml:space="preserve">O Administrador acede à "Gestão de Grupos" e </w:t>
-      </w:r>
-      <w:proofErr w:type="gramStart"/>
-      <w:r>
-        <w:t>cria um novo</w:t>
-      </w:r>
-      <w:proofErr w:type="gramEnd"/>
-      <w:r>
-        <w:t xml:space="preserve"> grupo (Ex: Grupo A).</w:t>
+        <w:t>O Administrador acede à "Gestão de Grupos" e cria um novo grupo (Ex: Grupo A).</w:t>
       </w:r>
     </w:p>
     <w:p>
@@ -2489,30 +2474,14 @@
           <w:b/>
           <w:bCs/>
         </w:rPr>
-        <w:t>RF</w:t>
-      </w:r>
-      <w:proofErr w:type="gramStart"/>
+        <w:t xml:space="preserve">RF09 </w:t>
+      </w:r>
       <w:r>
         <w:rPr>
           <w:b/>
           <w:bCs/>
         </w:rPr>
-        <w:t xml:space="preserve">09 </w:t>
-      </w:r>
-      <w:r>
-        <w:rPr>
-          <w:b/>
-          <w:bCs/>
-        </w:rPr>
-        <w:t>:</w:t>
-      </w:r>
-      <w:proofErr w:type="gramEnd"/>
-      <w:r>
-        <w:rPr>
-          <w:b/>
-          <w:bCs/>
-        </w:rPr>
-        <w:t xml:space="preserve"> Criação </w:t>
+        <w:t xml:space="preserve">: Criação </w:t>
       </w:r>
       <w:r>
         <w:rPr>
@@ -2583,12 +2552,10 @@
         <w:t>a equipa (</w:t>
       </w:r>
       <w:proofErr w:type="spellStart"/>
-      <w:proofErr w:type="gramStart"/>
       <w:r>
         <w:t>ex:Portugal</w:t>
       </w:r>
       <w:proofErr w:type="spellEnd"/>
-      <w:proofErr w:type="gramEnd"/>
       <w:r>
         <w:t>)</w:t>
       </w:r>
